--- a/module-11/Module 11.2 Assignment/Baldree_Module11.2_Assignment_CSD402.docx
+++ b/module-11/Module 11.2 Assignment/Baldree_Module11.2_Assignment_CSD402.docx
@@ -3,26 +3,47 @@
 <w:document xmlns:wpc="http://schemas.microsoft.com/office/word/2010/wordprocessingCanvas" xmlns:cx="http://schemas.microsoft.com/office/drawing/2014/chartex" xmlns:cx1="http://schemas.microsoft.com/office/drawing/2015/9/8/chartex" xmlns:cx2="http://schemas.microsoft.com/office/drawing/2015/10/21/chartex" xmlns:cx3="http://schemas.microsoft.com/office/drawing/2016/5/9/chartex" xmlns:cx4="http://schemas.microsoft.com/office/drawing/2016/5/10/chartex" xmlns:cx5="http://schemas.microsoft.com/office/drawing/2016/5/11/chartex" xmlns:cx6="http://schemas.microsoft.com/office/drawing/2016/5/12/chartex" xmlns:cx7="http://schemas.microsoft.com/office/drawing/2016/5/13/chartex" xmlns:cx8="http://schemas.microsoft.com/office/drawing/2016/5/14/chartex" xmlns:mc="http://schemas.openxmlformats.org/markup-compatibility/2006" xmlns:aink="http://schemas.microsoft.com/office/drawing/2016/ink" xmlns:am3d="http://schemas.microsoft.com/office/drawing/2017/model3d" xmlns:o="urn:schemas-microsoft-com:office:office" xmlns:oel="http://schemas.microsoft.com/office/2019/extlst" xmlns:r="http://schemas.openxmlformats.org/officeDocument/2006/relationships" xmlns:m="http://schemas.openxmlformats.org/officeDocument/2006/math" xmlns:v="urn:schemas-microsoft-com:vml" xmlns:wp14="http://schemas.microsoft.com/office/word/2010/wordprocessingDrawing" xmlns:wp="http://schemas.openxmlformats.org/drawingml/2006/wordprocessingDrawing" xmlns:w10="urn:schemas-microsoft-com:office:word" xmlns:w="http://schemas.openxmlformats.org/wordprocessingml/2006/main" xmlns:w14="http://schemas.microsoft.com/office/word/2010/wordml" xmlns:w15="http://schemas.microsoft.com/office/word/2012/wordml" xmlns:w16cex="http://schemas.microsoft.com/office/word/2018/wordml/cex" xmlns:w16cid="http://schemas.microsoft.com/office/word/2016/wordml/cid" xmlns:w16="http://schemas.microsoft.com/office/word/2018/wordml" xmlns:w16du="http://schemas.microsoft.com/office/word/2023/wordml/word16du" xmlns:w16sdtdh="http://schemas.microsoft.com/office/word/2020/wordml/sdtdatahash" xmlns:w16sdtfl="http://schemas.microsoft.com/office/word/2024/wordml/sdtformatlock" xmlns:w16se="http://schemas.microsoft.com/office/word/2015/wordml/symex" xmlns:wpg="http://schemas.microsoft.com/office/word/2010/wordprocessingGroup" xmlns:wpi="http://schemas.microsoft.com/office/word/2010/wordprocessingInk" xmlns:wne="http://schemas.microsoft.com/office/word/2006/wordml" xmlns:wps="http://schemas.microsoft.com/office/word/2010/wordprocessingShape" mc:Ignorable="w14 w15 w16se w16cid w16 w16cex w16sdtdh w16sdtfl w16du wp14">
   <w:body>
     <w:p>
-      <w:pPr>
-        <w:spacing w:after="0" w:line="240" w:lineRule="auto"/>
-        <w:rPr>
-          <w:rFonts w:ascii="Times New Roman" w:eastAsia="Times New Roman" w:hAnsi="Times New Roman" w:cs="Times New Roman"/>
-          <w:kern w:val="0"/>
-          <w14:ligatures w14:val="none"/>
-        </w:rPr>
-      </w:pPr>
+      <w:r>
+        <w:t>Alexander Baldree</w:t>
+      </w:r>
+    </w:p>
+    <w:p>
+      <w:r>
+        <w:t>March 13</w:t>
+      </w:r>
+      <w:r>
+        <w:rPr>
+          <w:vertAlign w:val="superscript"/>
+        </w:rPr>
+        <w:t>th</w:t>
+      </w:r>
+      <w:proofErr w:type="gramStart"/>
+      <w:r>
+        <w:t xml:space="preserve"> 2026</w:t>
+      </w:r>
+      <w:proofErr w:type="gramEnd"/>
+    </w:p>
+    <w:p>
+      <w:r>
+        <w:t>Module 11.2 Assignment</w:t>
+      </w:r>
+    </w:p>
+    <w:p>
+      <w:r>
+        <w:t>CSD402</w:t>
+      </w:r>
     </w:p>
     <w:p>
       <w:pPr>
         <w:spacing w:before="100" w:beforeAutospacing="1" w:after="100" w:afterAutospacing="1" w:line="240" w:lineRule="auto"/>
-        <w:outlineLvl w:val="0"/>
+        <w:outlineLvl w:val="1"/>
         <w:rPr>
           <w:rFonts w:ascii="Times New Roman" w:eastAsia="Times New Roman" w:hAnsi="Times New Roman" w:cs="Times New Roman"/>
           <w:b/>
           <w:bCs/>
-          <w:kern w:val="36"/>
-          <w:sz w:val="48"/>
-          <w:szCs w:val="48"/>
+          <w:kern w:val="0"/>
+          <w:sz w:val="40"/>
+          <w:szCs w:val="40"/>
           <w14:ligatures w14:val="none"/>
         </w:rPr>
       </w:pPr>
@@ -31,87 +52,136 @@
           <w:rFonts w:ascii="Times New Roman" w:eastAsia="Times New Roman" w:hAnsi="Times New Roman" w:cs="Times New Roman"/>
           <w:b/>
           <w:bCs/>
-          <w:kern w:val="36"/>
-          <w:sz w:val="48"/>
-          <w:szCs w:val="48"/>
-          <w14:ligatures w14:val="none"/>
-        </w:rPr>
-        <w:t>J</w:t>
+          <w:kern w:val="0"/>
+          <w:sz w:val="40"/>
+          <w:szCs w:val="40"/>
+          <w14:ligatures w14:val="none"/>
+        </w:rPr>
+        <w:t>JavaFX VBox</w:t>
+      </w:r>
+    </w:p>
+    <w:p>
+      <w:pPr>
+        <w:spacing w:before="100" w:beforeAutospacing="1" w:after="100" w:afterAutospacing="1" w:line="240" w:lineRule="auto"/>
+        <w:outlineLvl w:val="1"/>
+        <w:rPr>
+          <w:rFonts w:ascii="Times New Roman" w:eastAsia="Times New Roman" w:hAnsi="Times New Roman" w:cs="Times New Roman"/>
+          <w:kern w:val="0"/>
+          <w14:ligatures w14:val="none"/>
+        </w:rPr>
+      </w:pPr>
+      <w:r>
+        <w:rPr>
+          <w:rFonts w:ascii="Times New Roman" w:eastAsia="Times New Roman" w:hAnsi="Times New Roman" w:cs="Times New Roman"/>
+          <w:kern w:val="0"/>
+          <w14:ligatures w14:val="none"/>
+        </w:rPr>
+        <w:t xml:space="preserve">As I researched JavaFX , I have found unique patterns and other fascinating theories in the use of </w:t>
+      </w:r>
+      <w:r>
+        <w:rPr>
+          <w:rFonts w:ascii="Times New Roman" w:eastAsia="Times New Roman" w:hAnsi="Times New Roman" w:cs="Times New Roman"/>
+          <w:kern w:val="0"/>
+          <w14:ligatures w14:val="none"/>
+        </w:rPr>
+        <w:t xml:space="preserve">VBox. </w:t>
+      </w:r>
+      <w:r>
+        <w:rPr>
+          <w:rFonts w:ascii="Times New Roman" w:eastAsia="Times New Roman" w:hAnsi="Times New Roman" w:cs="Times New Roman"/>
+          <w:kern w:val="0"/>
+          <w14:ligatures w14:val="none"/>
+        </w:rPr>
+        <w:t xml:space="preserve">What is </w:t>
+      </w:r>
+      <w:r>
+        <w:rPr>
+          <w:rFonts w:ascii="Times New Roman" w:eastAsia="Times New Roman" w:hAnsi="Times New Roman" w:cs="Times New Roman"/>
+          <w:kern w:val="0"/>
+          <w14:ligatures w14:val="none"/>
+        </w:rPr>
+        <w:t>VBox</w:t>
+      </w:r>
+      <w:r>
+        <w:rPr>
+          <w:rFonts w:ascii="Times New Roman" w:eastAsia="Times New Roman" w:hAnsi="Times New Roman" w:cs="Times New Roman"/>
+          <w:kern w:val="0"/>
+          <w14:ligatures w14:val="none"/>
+        </w:rPr>
+        <w:t xml:space="preserve">? Well, VBox </w:t>
+      </w:r>
+      <w:r>
+        <w:rPr>
+          <w:rFonts w:ascii="Times New Roman" w:eastAsia="Times New Roman" w:hAnsi="Times New Roman" w:cs="Times New Roman"/>
+          <w:kern w:val="0"/>
+          <w14:ligatures w14:val="none"/>
+        </w:rPr>
+        <w:t>is a layout container that arranges the child nodes in a single vertical column. Being part of the Pane class as an extension</w:t>
+      </w:r>
+      <w:r>
+        <w:rPr>
+          <w:rFonts w:ascii="Times New Roman" w:eastAsia="Times New Roman" w:hAnsi="Times New Roman" w:cs="Times New Roman"/>
+          <w:kern w:val="0"/>
+          <w14:ligatures w14:val="none"/>
+        </w:rPr>
+        <w:t>; while applying padding or borders automatically, allowing those to be displayed inset the areas.</w:t>
+      </w:r>
+    </w:p>
+    <w:p>
+      <w:pPr>
+        <w:spacing w:before="100" w:beforeAutospacing="1" w:after="100" w:afterAutospacing="1" w:line="240" w:lineRule="auto"/>
+        <w:outlineLvl w:val="1"/>
+        <w:rPr>
+          <w:rFonts w:ascii="Times New Roman" w:eastAsia="Times New Roman" w:hAnsi="Times New Roman" w:cs="Times New Roman"/>
+          <w:kern w:val="0"/>
+          <w14:ligatures w14:val="none"/>
+        </w:rPr>
+      </w:pPr>
+      <w:r>
+        <w:rPr>
+          <w:rFonts w:ascii="Times New Roman" w:eastAsia="Times New Roman" w:hAnsi="Times New Roman" w:cs="Times New Roman"/>
+          <w:kern w:val="0"/>
+          <w14:ligatures w14:val="none"/>
+        </w:rPr>
+        <w:t xml:space="preserve">There are many ways that VBox can be created; I can make it with no spacing, with custom spacing between child elements, and even with nodes at the time of creation of the VBox. The most common methods are </w:t>
       </w:r>
       <w:r>
         <w:rPr>
           <w:rFonts w:ascii="Times New Roman" w:eastAsia="Times New Roman" w:hAnsi="Times New Roman" w:cs="Times New Roman"/>
           <w:b/>
           <w:bCs/>
-          <w:kern w:val="36"/>
-          <w:sz w:val="48"/>
-          <w:szCs w:val="48"/>
-          <w14:ligatures w14:val="none"/>
-        </w:rPr>
-        <w:t>avaFX Layout Containers: VBox and GridPane</w:t>
-      </w:r>
-    </w:p>
-    <w:p>
-      <w:pPr>
-        <w:spacing w:before="100" w:beforeAutospacing="1" w:after="100" w:afterAutospacing="1" w:line="240" w:lineRule="auto"/>
-        <w:outlineLvl w:val="1"/>
+          <w:kern w:val="0"/>
+          <w14:ligatures w14:val="none"/>
+        </w:rPr>
+        <w:t>getAlignment()</w:t>
+      </w:r>
+      <w:r>
         <w:rPr>
           <w:rFonts w:ascii="Times New Roman" w:eastAsia="Times New Roman" w:hAnsi="Times New Roman" w:cs="Times New Roman"/>
           <w:b/>
           <w:bCs/>
           <w:kern w:val="0"/>
-          <w:sz w:val="36"/>
-          <w:szCs w:val="36"/>
-          <w14:ligatures w14:val="none"/>
-        </w:rPr>
-      </w:pPr>
+          <w14:ligatures w14:val="none"/>
+        </w:rPr>
+        <w:t xml:space="preserve">, getSpacing(), setAlignment(), </w:t>
+      </w:r>
+      <w:r>
+        <w:rPr>
+          <w:rFonts w:ascii="Times New Roman" w:eastAsia="Times New Roman" w:hAnsi="Times New Roman" w:cs="Times New Roman"/>
+          <w:kern w:val="0"/>
+          <w14:ligatures w14:val="none"/>
+        </w:rPr>
+        <w:t xml:space="preserve">and </w:t>
+      </w:r>
       <w:r>
         <w:rPr>
           <w:rFonts w:ascii="Times New Roman" w:eastAsia="Times New Roman" w:hAnsi="Times New Roman" w:cs="Times New Roman"/>
           <w:b/>
           <w:bCs/>
           <w:kern w:val="0"/>
-          <w:sz w:val="36"/>
-          <w:szCs w:val="36"/>
-          <w14:ligatures w14:val="none"/>
-        </w:rPr>
-        <w:t>Introduction</w:t>
-      </w:r>
-    </w:p>
-    <w:p>
-      <w:pPr>
-        <w:spacing w:before="100" w:beforeAutospacing="1" w:after="100" w:afterAutospacing="1" w:line="240" w:lineRule="auto"/>
-        <w:rPr>
-          <w:rFonts w:ascii="Times New Roman" w:eastAsia="Times New Roman" w:hAnsi="Times New Roman" w:cs="Times New Roman"/>
-          <w:kern w:val="0"/>
-          <w14:ligatures w14:val="none"/>
-        </w:rPr>
-      </w:pPr>
-      <w:r>
-        <w:rPr>
-          <w:rFonts w:ascii="Times New Roman" w:eastAsia="Times New Roman" w:hAnsi="Times New Roman" w:cs="Times New Roman"/>
-          <w:kern w:val="0"/>
-          <w14:ligatures w14:val="none"/>
-        </w:rPr>
-        <w:t>As I started learning more about creating graphical user interfaces (GUIs) in Java, one thing that quickly became clear to me was how important layout containers are. Instead of manually positioning buttons, labels, and text fields at exact coordinates on the screen, JavaFX provides layout containers that automatically organize these components. This approach makes designing interfaces easier and helps keep layouts consistent when the window size changes (Oracle, 2023).</w:t>
-      </w:r>
-    </w:p>
-    <w:p>
-      <w:pPr>
-        <w:spacing w:before="100" w:beforeAutospacing="1" w:after="100" w:afterAutospacing="1" w:line="240" w:lineRule="auto"/>
-        <w:rPr>
-          <w:rFonts w:ascii="Times New Roman" w:eastAsia="Times New Roman" w:hAnsi="Times New Roman" w:cs="Times New Roman"/>
-          <w:kern w:val="0"/>
-          <w14:ligatures w14:val="none"/>
-        </w:rPr>
-      </w:pPr>
-      <w:r>
-        <w:rPr>
-          <w:rFonts w:ascii="Times New Roman" w:eastAsia="Times New Roman" w:hAnsi="Times New Roman" w:cs="Times New Roman"/>
-          <w:kern w:val="0"/>
-          <w14:ligatures w14:val="none"/>
-        </w:rPr>
-        <w:t xml:space="preserve">JavaFX includes several layout containers such as </w:t>
+          <w14:ligatures w14:val="none"/>
+        </w:rPr>
+        <w:t>getChild</w:t>
       </w:r>
       <w:r>
         <w:rPr>
@@ -121,15 +191,7 @@
           <w:kern w:val="0"/>
           <w14:ligatures w14:val="none"/>
         </w:rPr>
-        <w:t>HBox, VBox, FlowPane, BorderPane, and GridPane</w:t>
-      </w:r>
-      <w:r>
-        <w:rPr>
-          <w:rFonts w:ascii="Times New Roman" w:eastAsia="Times New Roman" w:hAnsi="Times New Roman" w:cs="Times New Roman"/>
-          <w:kern w:val="0"/>
-          <w14:ligatures w14:val="none"/>
-        </w:rPr>
-        <w:t xml:space="preserve">. Each layout arranges components differently depending on how the developer wants the interface structured. While researching these options, two layouts that stood out to me were </w:t>
+        <w:t>ren</w:t>
       </w:r>
       <w:r>
         <w:rPr>
@@ -139,7 +201,7 @@
           <w:kern w:val="0"/>
           <w14:ligatures w14:val="none"/>
         </w:rPr>
-        <w:t>VBox</w:t>
+        <w:t>()</w:t>
       </w:r>
       <w:r>
         <w:rPr>
@@ -147,7 +209,34 @@
           <w:kern w:val="0"/>
           <w14:ligatures w14:val="none"/>
         </w:rPr>
-        <w:t xml:space="preserve"> and </w:t>
+        <w:t>. These allow me as a developer to control the layouts alignment, spacing, and the nodes it contains.</w:t>
+      </w:r>
+    </w:p>
+    <w:p>
+      <w:pPr>
+        <w:spacing w:before="100" w:beforeAutospacing="1" w:after="100" w:afterAutospacing="1" w:line="240" w:lineRule="auto"/>
+        <w:outlineLvl w:val="1"/>
+        <w:rPr>
+          <w:rFonts w:ascii="Times New Roman" w:eastAsia="Times New Roman" w:hAnsi="Times New Roman" w:cs="Times New Roman"/>
+          <w:kern w:val="0"/>
+          <w14:ligatures w14:val="none"/>
+        </w:rPr>
+      </w:pPr>
+      <w:r>
+        <w:rPr>
+          <w:rFonts w:ascii="Times New Roman" w:eastAsia="Times New Roman" w:hAnsi="Times New Roman" w:cs="Times New Roman"/>
+          <w:kern w:val="0"/>
+          <w14:ligatures w14:val="none"/>
+        </w:rPr>
+        <w:t xml:space="preserve">My example creates a VBox layout by placing a label with </w:t>
+      </w:r>
+      <w:r>
+        <w:rPr>
+          <w:rFonts w:ascii="Times New Roman" w:eastAsia="Times New Roman" w:hAnsi="Times New Roman" w:cs="Times New Roman"/>
+          <w:kern w:val="0"/>
+          <w14:ligatures w14:val="none"/>
+        </w:rPr>
+        <w:t xml:space="preserve">three buttons inside. Since the VBox arranges the items vertically, each of the controls will appear below the other. The </w:t>
       </w:r>
       <w:r>
         <w:rPr>
@@ -157,7 +246,7 @@
           <w:kern w:val="0"/>
           <w14:ligatures w14:val="none"/>
         </w:rPr>
-        <w:t>GridPane</w:t>
+        <w:t xml:space="preserve">10 </w:t>
       </w:r>
       <w:r>
         <w:rPr>
@@ -165,77 +254,49 @@
           <w:kern w:val="0"/>
           <w14:ligatures w14:val="none"/>
         </w:rPr>
-        <w:t>. Both layouts help organize interface components, but they do it in different ways and are used in different design situations.</w:t>
-      </w:r>
-    </w:p>
-    <w:p>
-      <w:pPr>
-        <w:spacing w:before="100" w:beforeAutospacing="1" w:after="100" w:afterAutospacing="1" w:line="240" w:lineRule="auto"/>
-        <w:rPr>
-          <w:rFonts w:ascii="Times New Roman" w:eastAsia="Times New Roman" w:hAnsi="Times New Roman" w:cs="Times New Roman"/>
-          <w:kern w:val="0"/>
-          <w14:ligatures w14:val="none"/>
-        </w:rPr>
-      </w:pPr>
-      <w:r>
-        <w:rPr>
-          <w:rFonts w:ascii="Times New Roman" w:eastAsia="Times New Roman" w:hAnsi="Times New Roman" w:cs="Times New Roman"/>
-          <w:kern w:val="0"/>
-          <w14:ligatures w14:val="none"/>
-        </w:rPr>
-        <w:t>In this paper, I will explain what VBox and GridPane are, how they work in JavaFX, and why they are useful when building graphical user interfaces.</w:t>
-      </w:r>
-    </w:p>
-    <w:p>
-      <w:pPr>
-        <w:spacing w:after="0" w:line="240" w:lineRule="auto"/>
-        <w:rPr>
-          <w:rFonts w:ascii="Times New Roman" w:eastAsia="Times New Roman" w:hAnsi="Times New Roman" w:cs="Times New Roman"/>
-          <w:kern w:val="0"/>
-          <w14:ligatures w14:val="none"/>
-        </w:rPr>
-      </w:pPr>
-      <w:r>
-        <w:rPr>
-          <w:rFonts w:ascii="Times New Roman" w:eastAsia="Times New Roman" w:hAnsi="Times New Roman" w:cs="Times New Roman"/>
-          <w:noProof/>
-          <w:kern w:val="0"/>
-        </w:rPr>
-        <w:pict w14:anchorId="3069868E">
-          <v:rect id="_x0000_i1028" alt="" style="width:468pt;height:.05pt;mso-width-percent:0;mso-height-percent:0;mso-width-percent:0;mso-height-percent:0" o:hralign="center" o:hrstd="t" o:hr="t" fillcolor="#a0a0a0" stroked="f"/>
-        </w:pict>
-      </w:r>
-    </w:p>
-    <w:p>
-      <w:pPr>
-        <w:spacing w:before="100" w:beforeAutospacing="1" w:after="100" w:afterAutospacing="1" w:line="240" w:lineRule="auto"/>
-        <w:outlineLvl w:val="1"/>
+        <w:t xml:space="preserve">in </w:t>
+      </w:r>
+      <w:r>
         <w:rPr>
           <w:rFonts w:ascii="Times New Roman" w:eastAsia="Times New Roman" w:hAnsi="Times New Roman" w:cs="Times New Roman"/>
           <w:b/>
           <w:bCs/>
           <w:kern w:val="0"/>
-          <w:sz w:val="36"/>
-          <w:szCs w:val="36"/>
-          <w14:ligatures w14:val="none"/>
-        </w:rPr>
-      </w:pPr>
+          <w14:ligatures w14:val="none"/>
+        </w:rPr>
+        <w:t>VBox(10)</w:t>
+      </w:r>
+      <w:r>
+        <w:rPr>
+          <w:rFonts w:ascii="Times New Roman" w:eastAsia="Times New Roman" w:hAnsi="Times New Roman" w:cs="Times New Roman"/>
+          <w:kern w:val="0"/>
+          <w14:ligatures w14:val="none"/>
+        </w:rPr>
+        <w:t xml:space="preserve"> will add spacing between each item, and </w:t>
+      </w:r>
       <w:r>
         <w:rPr>
           <w:rFonts w:ascii="Times New Roman" w:eastAsia="Times New Roman" w:hAnsi="Times New Roman" w:cs="Times New Roman"/>
           <w:b/>
           <w:bCs/>
           <w:kern w:val="0"/>
-          <w:sz w:val="36"/>
-          <w:szCs w:val="36"/>
-          <w14:ligatures w14:val="none"/>
-        </w:rPr>
-        <w:t>JavaFX VBox</w:t>
+          <w14:ligatures w14:val="none"/>
+        </w:rPr>
+        <w:t>setAlignment(Pos.CENTER)</w:t>
+      </w:r>
+      <w:r>
+        <w:rPr>
+          <w:rFonts w:ascii="Times New Roman" w:eastAsia="Times New Roman" w:hAnsi="Times New Roman" w:cs="Times New Roman"/>
+          <w:kern w:val="0"/>
+          <w14:ligatures w14:val="none"/>
+        </w:rPr>
+        <w:t xml:space="preserve"> will center everything in the window.</w:t>
       </w:r>
     </w:p>
     <w:p>
       <w:pPr>
         <w:spacing w:before="100" w:beforeAutospacing="1" w:after="100" w:afterAutospacing="1" w:line="240" w:lineRule="auto"/>
+        <w:outlineLvl w:val="1"/>
         <w:rPr>
           <w:rFonts w:ascii="Times New Roman" w:eastAsia="Times New Roman" w:hAnsi="Times New Roman" w:cs="Times New Roman"/>
           <w:kern w:val="0"/>
@@ -248,711 +309,5547 @@
           <w:kern w:val="0"/>
           <w14:ligatures w14:val="none"/>
         </w:rPr>
-        <w:t xml:space="preserve">One layout container I researched was </w:t>
-      </w:r>
-      <w:r>
+        <w:t>My Example:</w:t>
+      </w:r>
+    </w:p>
+    <w:p>
+      <w:pPr>
+        <w:shd w:val="clear" w:color="auto" w:fill="1E1E1E"/>
+        <w:spacing w:after="0" w:line="270" w:lineRule="atLeast"/>
+        <w:rPr>
+          <w:rFonts w:ascii="Menlo" w:eastAsia="Times New Roman" w:hAnsi="Menlo" w:cs="Menlo"/>
+          <w:color w:val="D4D4D4"/>
+          <w:kern w:val="0"/>
+          <w:sz w:val="18"/>
+          <w:szCs w:val="18"/>
+          <w14:ligatures w14:val="none"/>
+        </w:rPr>
+      </w:pPr>
+      <w:r>
+        <w:rPr>
+          <w:rFonts w:ascii="Menlo" w:eastAsia="Times New Roman" w:hAnsi="Menlo" w:cs="Menlo"/>
+          <w:color w:val="569CD6"/>
+          <w:kern w:val="0"/>
+          <w:sz w:val="18"/>
+          <w:szCs w:val="18"/>
+          <w14:ligatures w14:val="none"/>
+        </w:rPr>
+        <w:t>import</w:t>
+      </w:r>
+      <w:r>
+        <w:rPr>
+          <w:rFonts w:ascii="Menlo" w:eastAsia="Times New Roman" w:hAnsi="Menlo" w:cs="Menlo"/>
+          <w:color w:val="D4D4D4"/>
+          <w:kern w:val="0"/>
+          <w:sz w:val="18"/>
+          <w:szCs w:val="18"/>
+          <w14:ligatures w14:val="none"/>
+        </w:rPr>
+        <w:t xml:space="preserve"> javafx.application.Application;</w:t>
+      </w:r>
+    </w:p>
+    <w:p>
+      <w:pPr>
+        <w:shd w:val="clear" w:color="auto" w:fill="1E1E1E"/>
+        <w:spacing w:after="0" w:line="270" w:lineRule="atLeast"/>
+        <w:rPr>
+          <w:rFonts w:ascii="Menlo" w:eastAsia="Times New Roman" w:hAnsi="Menlo" w:cs="Menlo"/>
+          <w:color w:val="D4D4D4"/>
+          <w:kern w:val="0"/>
+          <w:sz w:val="18"/>
+          <w:szCs w:val="18"/>
+          <w14:ligatures w14:val="none"/>
+        </w:rPr>
+      </w:pPr>
+      <w:r>
+        <w:rPr>
+          <w:rFonts w:ascii="Menlo" w:eastAsia="Times New Roman" w:hAnsi="Menlo" w:cs="Menlo"/>
+          <w:color w:val="569CD6"/>
+          <w:kern w:val="0"/>
+          <w:sz w:val="18"/>
+          <w:szCs w:val="18"/>
+          <w14:ligatures w14:val="none"/>
+        </w:rPr>
+        <w:t>import</w:t>
+      </w:r>
+      <w:r>
+        <w:rPr>
+          <w:rFonts w:ascii="Menlo" w:eastAsia="Times New Roman" w:hAnsi="Menlo" w:cs="Menlo"/>
+          <w:color w:val="D4D4D4"/>
+          <w:kern w:val="0"/>
+          <w:sz w:val="18"/>
+          <w:szCs w:val="18"/>
+          <w14:ligatures w14:val="none"/>
+        </w:rPr>
+        <w:t xml:space="preserve"> javafx.geometry.Pos;</w:t>
+      </w:r>
+    </w:p>
+    <w:p>
+      <w:pPr>
+        <w:shd w:val="clear" w:color="auto" w:fill="1E1E1E"/>
+        <w:spacing w:after="0" w:line="270" w:lineRule="atLeast"/>
+        <w:rPr>
+          <w:rFonts w:ascii="Menlo" w:eastAsia="Times New Roman" w:hAnsi="Menlo" w:cs="Menlo"/>
+          <w:color w:val="D4D4D4"/>
+          <w:kern w:val="0"/>
+          <w:sz w:val="18"/>
+          <w:szCs w:val="18"/>
+          <w14:ligatures w14:val="none"/>
+        </w:rPr>
+      </w:pPr>
+      <w:r>
+        <w:rPr>
+          <w:rFonts w:ascii="Menlo" w:eastAsia="Times New Roman" w:hAnsi="Menlo" w:cs="Menlo"/>
+          <w:color w:val="569CD6"/>
+          <w:kern w:val="0"/>
+          <w:sz w:val="18"/>
+          <w:szCs w:val="18"/>
+          <w14:ligatures w14:val="none"/>
+        </w:rPr>
+        <w:t>import</w:t>
+      </w:r>
+      <w:r>
+        <w:rPr>
+          <w:rFonts w:ascii="Menlo" w:eastAsia="Times New Roman" w:hAnsi="Menlo" w:cs="Menlo"/>
+          <w:color w:val="D4D4D4"/>
+          <w:kern w:val="0"/>
+          <w:sz w:val="18"/>
+          <w:szCs w:val="18"/>
+          <w14:ligatures w14:val="none"/>
+        </w:rPr>
+        <w:t xml:space="preserve"> javafx.scene.Scene;</w:t>
+      </w:r>
+    </w:p>
+    <w:p>
+      <w:pPr>
+        <w:shd w:val="clear" w:color="auto" w:fill="1E1E1E"/>
+        <w:spacing w:after="0" w:line="270" w:lineRule="atLeast"/>
+        <w:rPr>
+          <w:rFonts w:ascii="Menlo" w:eastAsia="Times New Roman" w:hAnsi="Menlo" w:cs="Menlo"/>
+          <w:color w:val="D4D4D4"/>
+          <w:kern w:val="0"/>
+          <w:sz w:val="18"/>
+          <w:szCs w:val="18"/>
+          <w14:ligatures w14:val="none"/>
+        </w:rPr>
+      </w:pPr>
+      <w:r>
+        <w:rPr>
+          <w:rFonts w:ascii="Menlo" w:eastAsia="Times New Roman" w:hAnsi="Menlo" w:cs="Menlo"/>
+          <w:color w:val="569CD6"/>
+          <w:kern w:val="0"/>
+          <w:sz w:val="18"/>
+          <w:szCs w:val="18"/>
+          <w14:ligatures w14:val="none"/>
+        </w:rPr>
+        <w:t>import</w:t>
+      </w:r>
+      <w:r>
+        <w:rPr>
+          <w:rFonts w:ascii="Menlo" w:eastAsia="Times New Roman" w:hAnsi="Menlo" w:cs="Menlo"/>
+          <w:color w:val="D4D4D4"/>
+          <w:kern w:val="0"/>
+          <w:sz w:val="18"/>
+          <w:szCs w:val="18"/>
+          <w14:ligatures w14:val="none"/>
+        </w:rPr>
+        <w:t xml:space="preserve"> javafx.scene.control.Button;</w:t>
+      </w:r>
+    </w:p>
+    <w:p>
+      <w:pPr>
+        <w:shd w:val="clear" w:color="auto" w:fill="1E1E1E"/>
+        <w:spacing w:after="0" w:line="270" w:lineRule="atLeast"/>
+        <w:rPr>
+          <w:rFonts w:ascii="Menlo" w:eastAsia="Times New Roman" w:hAnsi="Menlo" w:cs="Menlo"/>
+          <w:color w:val="D4D4D4"/>
+          <w:kern w:val="0"/>
+          <w:sz w:val="18"/>
+          <w:szCs w:val="18"/>
+          <w14:ligatures w14:val="none"/>
+        </w:rPr>
+      </w:pPr>
+      <w:r>
+        <w:rPr>
+          <w:rFonts w:ascii="Menlo" w:eastAsia="Times New Roman" w:hAnsi="Menlo" w:cs="Menlo"/>
+          <w:color w:val="569CD6"/>
+          <w:kern w:val="0"/>
+          <w:sz w:val="18"/>
+          <w:szCs w:val="18"/>
+          <w14:ligatures w14:val="none"/>
+        </w:rPr>
+        <w:t>import</w:t>
+      </w:r>
+      <w:r>
+        <w:rPr>
+          <w:rFonts w:ascii="Menlo" w:eastAsia="Times New Roman" w:hAnsi="Menlo" w:cs="Menlo"/>
+          <w:color w:val="D4D4D4"/>
+          <w:kern w:val="0"/>
+          <w:sz w:val="18"/>
+          <w:szCs w:val="18"/>
+          <w14:ligatures w14:val="none"/>
+        </w:rPr>
+        <w:t xml:space="preserve"> javafx.scene.control.Label;</w:t>
+      </w:r>
+    </w:p>
+    <w:p>
+      <w:pPr>
+        <w:shd w:val="clear" w:color="auto" w:fill="1E1E1E"/>
+        <w:spacing w:after="0" w:line="270" w:lineRule="atLeast"/>
+        <w:rPr>
+          <w:rFonts w:ascii="Menlo" w:eastAsia="Times New Roman" w:hAnsi="Menlo" w:cs="Menlo"/>
+          <w:color w:val="D4D4D4"/>
+          <w:kern w:val="0"/>
+          <w:sz w:val="18"/>
+          <w:szCs w:val="18"/>
+          <w14:ligatures w14:val="none"/>
+        </w:rPr>
+      </w:pPr>
+      <w:r>
+        <w:rPr>
+          <w:rFonts w:ascii="Menlo" w:eastAsia="Times New Roman" w:hAnsi="Menlo" w:cs="Menlo"/>
+          <w:color w:val="569CD6"/>
+          <w:kern w:val="0"/>
+          <w:sz w:val="18"/>
+          <w:szCs w:val="18"/>
+          <w14:ligatures w14:val="none"/>
+        </w:rPr>
+        <w:t>import</w:t>
+      </w:r>
+      <w:r>
+        <w:rPr>
+          <w:rFonts w:ascii="Menlo" w:eastAsia="Times New Roman" w:hAnsi="Menlo" w:cs="Menlo"/>
+          <w:color w:val="D4D4D4"/>
+          <w:kern w:val="0"/>
+          <w:sz w:val="18"/>
+          <w:szCs w:val="18"/>
+          <w14:ligatures w14:val="none"/>
+        </w:rPr>
+        <w:t xml:space="preserve"> javafx.scene.layout.VBox;</w:t>
+      </w:r>
+    </w:p>
+    <w:p>
+      <w:pPr>
+        <w:shd w:val="clear" w:color="auto" w:fill="1E1E1E"/>
+        <w:spacing w:after="0" w:line="270" w:lineRule="atLeast"/>
+        <w:rPr>
+          <w:rFonts w:ascii="Menlo" w:eastAsia="Times New Roman" w:hAnsi="Menlo" w:cs="Menlo"/>
+          <w:color w:val="D4D4D4"/>
+          <w:kern w:val="0"/>
+          <w:sz w:val="18"/>
+          <w:szCs w:val="18"/>
+          <w14:ligatures w14:val="none"/>
+        </w:rPr>
+      </w:pPr>
+      <w:r>
+        <w:rPr>
+          <w:rFonts w:ascii="Menlo" w:eastAsia="Times New Roman" w:hAnsi="Menlo" w:cs="Menlo"/>
+          <w:color w:val="569CD6"/>
+          <w:kern w:val="0"/>
+          <w:sz w:val="18"/>
+          <w:szCs w:val="18"/>
+          <w14:ligatures w14:val="none"/>
+        </w:rPr>
+        <w:t>import</w:t>
+      </w:r>
+      <w:r>
+        <w:rPr>
+          <w:rFonts w:ascii="Menlo" w:eastAsia="Times New Roman" w:hAnsi="Menlo" w:cs="Menlo"/>
+          <w:color w:val="D4D4D4"/>
+          <w:kern w:val="0"/>
+          <w:sz w:val="18"/>
+          <w:szCs w:val="18"/>
+          <w14:ligatures w14:val="none"/>
+        </w:rPr>
+        <w:t xml:space="preserve"> javafx.stage.Stage;</w:t>
+      </w:r>
+    </w:p>
+    <w:p>
+      <w:pPr>
+        <w:shd w:val="clear" w:color="auto" w:fill="1E1E1E"/>
+        <w:spacing w:after="0" w:line="270" w:lineRule="atLeast"/>
+        <w:rPr>
+          <w:rFonts w:ascii="Menlo" w:eastAsia="Times New Roman" w:hAnsi="Menlo" w:cs="Menlo"/>
+          <w:color w:val="D4D4D4"/>
+          <w:kern w:val="0"/>
+          <w:sz w:val="18"/>
+          <w:szCs w:val="18"/>
+          <w14:ligatures w14:val="none"/>
+        </w:rPr>
+      </w:pPr>
+    </w:p>
+    <w:p>
+      <w:pPr>
+        <w:shd w:val="clear" w:color="auto" w:fill="1E1E1E"/>
+        <w:spacing w:after="0" w:line="270" w:lineRule="atLeast"/>
+        <w:rPr>
+          <w:rFonts w:ascii="Menlo" w:eastAsia="Times New Roman" w:hAnsi="Menlo" w:cs="Menlo"/>
+          <w:color w:val="D4D4D4"/>
+          <w:kern w:val="0"/>
+          <w:sz w:val="18"/>
+          <w:szCs w:val="18"/>
+          <w14:ligatures w14:val="none"/>
+        </w:rPr>
+      </w:pPr>
+      <w:r>
+        <w:rPr>
+          <w:rFonts w:ascii="Menlo" w:eastAsia="Times New Roman" w:hAnsi="Menlo" w:cs="Menlo"/>
+          <w:color w:val="569CD6"/>
+          <w:kern w:val="0"/>
+          <w:sz w:val="18"/>
+          <w:szCs w:val="18"/>
+          <w14:ligatures w14:val="none"/>
+        </w:rPr>
+        <w:t>public</w:t>
+      </w:r>
+      <w:r>
+        <w:rPr>
+          <w:rFonts w:ascii="Menlo" w:eastAsia="Times New Roman" w:hAnsi="Menlo" w:cs="Menlo"/>
+          <w:color w:val="D4D4D4"/>
+          <w:kern w:val="0"/>
+          <w:sz w:val="18"/>
+          <w:szCs w:val="18"/>
+          <w14:ligatures w14:val="none"/>
+        </w:rPr>
+        <w:t xml:space="preserve"> </w:t>
+      </w:r>
+      <w:r>
+        <w:rPr>
+          <w:rFonts w:ascii="Menlo" w:eastAsia="Times New Roman" w:hAnsi="Menlo" w:cs="Menlo"/>
+          <w:color w:val="569CD6"/>
+          <w:kern w:val="0"/>
+          <w:sz w:val="18"/>
+          <w:szCs w:val="18"/>
+          <w14:ligatures w14:val="none"/>
+        </w:rPr>
+        <w:t>class</w:t>
+      </w:r>
+      <w:r>
+        <w:rPr>
+          <w:rFonts w:ascii="Menlo" w:eastAsia="Times New Roman" w:hAnsi="Menlo" w:cs="Menlo"/>
+          <w:color w:val="D4D4D4"/>
+          <w:kern w:val="0"/>
+          <w:sz w:val="18"/>
+          <w:szCs w:val="18"/>
+          <w14:ligatures w14:val="none"/>
+        </w:rPr>
+        <w:t xml:space="preserve"> </w:t>
+      </w:r>
+      <w:r>
+        <w:rPr>
+          <w:rFonts w:ascii="Menlo" w:eastAsia="Times New Roman" w:hAnsi="Menlo" w:cs="Menlo"/>
+          <w:color w:val="4EC9B0"/>
+          <w:kern w:val="0"/>
+          <w:sz w:val="18"/>
+          <w:szCs w:val="18"/>
+          <w14:ligatures w14:val="none"/>
+        </w:rPr>
+        <w:t>VBoxExample</w:t>
+      </w:r>
+      <w:r>
+        <w:rPr>
+          <w:rFonts w:ascii="Menlo" w:eastAsia="Times New Roman" w:hAnsi="Menlo" w:cs="Menlo"/>
+          <w:color w:val="D4D4D4"/>
+          <w:kern w:val="0"/>
+          <w:sz w:val="18"/>
+          <w:szCs w:val="18"/>
+          <w14:ligatures w14:val="none"/>
+        </w:rPr>
+        <w:t xml:space="preserve"> </w:t>
+      </w:r>
+      <w:r>
+        <w:rPr>
+          <w:rFonts w:ascii="Menlo" w:eastAsia="Times New Roman" w:hAnsi="Menlo" w:cs="Menlo"/>
+          <w:color w:val="569CD6"/>
+          <w:kern w:val="0"/>
+          <w:sz w:val="18"/>
+          <w:szCs w:val="18"/>
+          <w14:ligatures w14:val="none"/>
+        </w:rPr>
+        <w:t>extends</w:t>
+      </w:r>
+      <w:r>
+        <w:rPr>
+          <w:rFonts w:ascii="Menlo" w:eastAsia="Times New Roman" w:hAnsi="Menlo" w:cs="Menlo"/>
+          <w:color w:val="D4D4D4"/>
+          <w:kern w:val="0"/>
+          <w:sz w:val="18"/>
+          <w:szCs w:val="18"/>
+          <w14:ligatures w14:val="none"/>
+        </w:rPr>
+        <w:t xml:space="preserve"> </w:t>
+      </w:r>
+      <w:r>
+        <w:rPr>
+          <w:rFonts w:ascii="Menlo" w:eastAsia="Times New Roman" w:hAnsi="Menlo" w:cs="Menlo"/>
+          <w:color w:val="4EC9B0"/>
+          <w:kern w:val="0"/>
+          <w:sz w:val="18"/>
+          <w:szCs w:val="18"/>
+          <w14:ligatures w14:val="none"/>
+        </w:rPr>
+        <w:t>Application</w:t>
+      </w:r>
+      <w:r>
+        <w:rPr>
+          <w:rFonts w:ascii="Menlo" w:eastAsia="Times New Roman" w:hAnsi="Menlo" w:cs="Menlo"/>
+          <w:color w:val="D4D4D4"/>
+          <w:kern w:val="0"/>
+          <w:sz w:val="18"/>
+          <w:szCs w:val="18"/>
+          <w14:ligatures w14:val="none"/>
+        </w:rPr>
+        <w:t xml:space="preserve"> {</w:t>
+      </w:r>
+    </w:p>
+    <w:p>
+      <w:pPr>
+        <w:shd w:val="clear" w:color="auto" w:fill="1E1E1E"/>
+        <w:spacing w:after="0" w:line="270" w:lineRule="atLeast"/>
+        <w:rPr>
+          <w:rFonts w:ascii="Menlo" w:eastAsia="Times New Roman" w:hAnsi="Menlo" w:cs="Menlo"/>
+          <w:color w:val="D4D4D4"/>
+          <w:kern w:val="0"/>
+          <w:sz w:val="18"/>
+          <w:szCs w:val="18"/>
+          <w14:ligatures w14:val="none"/>
+        </w:rPr>
+      </w:pPr>
+    </w:p>
+    <w:p>
+      <w:pPr>
+        <w:shd w:val="clear" w:color="auto" w:fill="1E1E1E"/>
+        <w:spacing w:after="0" w:line="270" w:lineRule="atLeast"/>
+        <w:rPr>
+          <w:rFonts w:ascii="Menlo" w:eastAsia="Times New Roman" w:hAnsi="Menlo" w:cs="Menlo"/>
+          <w:color w:val="D4D4D4"/>
+          <w:kern w:val="0"/>
+          <w:sz w:val="18"/>
+          <w:szCs w:val="18"/>
+          <w14:ligatures w14:val="none"/>
+        </w:rPr>
+      </w:pPr>
+      <w:r>
+        <w:rPr>
+          <w:rFonts w:ascii="Menlo" w:eastAsia="Times New Roman" w:hAnsi="Menlo" w:cs="Menlo"/>
+          <w:color w:val="D4D4D4"/>
+          <w:kern w:val="0"/>
+          <w:sz w:val="18"/>
+          <w:szCs w:val="18"/>
+          <w14:ligatures w14:val="none"/>
+        </w:rPr>
+        <w:t xml:space="preserve">    @</w:t>
+      </w:r>
+      <w:r>
+        <w:rPr>
+          <w:rFonts w:ascii="Menlo" w:eastAsia="Times New Roman" w:hAnsi="Menlo" w:cs="Menlo"/>
+          <w:color w:val="4EC9B0"/>
+          <w:kern w:val="0"/>
+          <w:sz w:val="18"/>
+          <w:szCs w:val="18"/>
+          <w14:ligatures w14:val="none"/>
+        </w:rPr>
+        <w:t>Override</w:t>
+      </w:r>
+    </w:p>
+    <w:p>
+      <w:pPr>
+        <w:shd w:val="clear" w:color="auto" w:fill="1E1E1E"/>
+        <w:spacing w:after="0" w:line="270" w:lineRule="atLeast"/>
+        <w:rPr>
+          <w:rFonts w:ascii="Menlo" w:eastAsia="Times New Roman" w:hAnsi="Menlo" w:cs="Menlo"/>
+          <w:color w:val="D4D4D4"/>
+          <w:kern w:val="0"/>
+          <w:sz w:val="18"/>
+          <w:szCs w:val="18"/>
+          <w14:ligatures w14:val="none"/>
+        </w:rPr>
+      </w:pPr>
+      <w:r>
+        <w:rPr>
+          <w:rFonts w:ascii="Menlo" w:eastAsia="Times New Roman" w:hAnsi="Menlo" w:cs="Menlo"/>
+          <w:color w:val="D4D4D4"/>
+          <w:kern w:val="0"/>
+          <w:sz w:val="18"/>
+          <w:szCs w:val="18"/>
+          <w14:ligatures w14:val="none"/>
+        </w:rPr>
+        <w:t xml:space="preserve">    </w:t>
+      </w:r>
+      <w:r>
+        <w:rPr>
+          <w:rFonts w:ascii="Menlo" w:eastAsia="Times New Roman" w:hAnsi="Menlo" w:cs="Menlo"/>
+          <w:color w:val="569CD6"/>
+          <w:kern w:val="0"/>
+          <w:sz w:val="18"/>
+          <w:szCs w:val="18"/>
+          <w14:ligatures w14:val="none"/>
+        </w:rPr>
+        <w:t>public</w:t>
+      </w:r>
+      <w:r>
+        <w:rPr>
+          <w:rFonts w:ascii="Menlo" w:eastAsia="Times New Roman" w:hAnsi="Menlo" w:cs="Menlo"/>
+          <w:color w:val="D4D4D4"/>
+          <w:kern w:val="0"/>
+          <w:sz w:val="18"/>
+          <w:szCs w:val="18"/>
+          <w14:ligatures w14:val="none"/>
+        </w:rPr>
+        <w:t xml:space="preserve"> </w:t>
+      </w:r>
+      <w:r>
+        <w:rPr>
+          <w:rFonts w:ascii="Menlo" w:eastAsia="Times New Roman" w:hAnsi="Menlo" w:cs="Menlo"/>
+          <w:color w:val="4EC9B0"/>
+          <w:kern w:val="0"/>
+          <w:sz w:val="18"/>
+          <w:szCs w:val="18"/>
+          <w14:ligatures w14:val="none"/>
+        </w:rPr>
+        <w:t>void</w:t>
+      </w:r>
+      <w:r>
+        <w:rPr>
+          <w:rFonts w:ascii="Menlo" w:eastAsia="Times New Roman" w:hAnsi="Menlo" w:cs="Menlo"/>
+          <w:color w:val="D4D4D4"/>
+          <w:kern w:val="0"/>
+          <w:sz w:val="18"/>
+          <w:szCs w:val="18"/>
+          <w14:ligatures w14:val="none"/>
+        </w:rPr>
+        <w:t xml:space="preserve"> </w:t>
+      </w:r>
+      <w:r>
+        <w:rPr>
+          <w:rFonts w:ascii="Menlo" w:eastAsia="Times New Roman" w:hAnsi="Menlo" w:cs="Menlo"/>
+          <w:color w:val="DCDCAA"/>
+          <w:kern w:val="0"/>
+          <w:sz w:val="18"/>
+          <w:szCs w:val="18"/>
+          <w14:ligatures w14:val="none"/>
+        </w:rPr>
+        <w:t>start</w:t>
+      </w:r>
+      <w:r>
+        <w:rPr>
+          <w:rFonts w:ascii="Menlo" w:eastAsia="Times New Roman" w:hAnsi="Menlo" w:cs="Menlo"/>
+          <w:color w:val="D4D4D4"/>
+          <w:kern w:val="0"/>
+          <w:sz w:val="18"/>
+          <w:szCs w:val="18"/>
+          <w14:ligatures w14:val="none"/>
+        </w:rPr>
+        <w:t>(</w:t>
+      </w:r>
+      <w:r>
+        <w:rPr>
+          <w:rFonts w:ascii="Menlo" w:eastAsia="Times New Roman" w:hAnsi="Menlo" w:cs="Menlo"/>
+          <w:color w:val="4EC9B0"/>
+          <w:kern w:val="0"/>
+          <w:sz w:val="18"/>
+          <w:szCs w:val="18"/>
+          <w14:ligatures w14:val="none"/>
+        </w:rPr>
+        <w:t>Stage</w:t>
+      </w:r>
+      <w:r>
+        <w:rPr>
+          <w:rFonts w:ascii="Menlo" w:eastAsia="Times New Roman" w:hAnsi="Menlo" w:cs="Menlo"/>
+          <w:color w:val="D4D4D4"/>
+          <w:kern w:val="0"/>
+          <w:sz w:val="18"/>
+          <w:szCs w:val="18"/>
+          <w14:ligatures w14:val="none"/>
+        </w:rPr>
+        <w:t xml:space="preserve"> </w:t>
+      </w:r>
+      <w:r>
+        <w:rPr>
+          <w:rFonts w:ascii="Menlo" w:eastAsia="Times New Roman" w:hAnsi="Menlo" w:cs="Menlo"/>
+          <w:color w:val="9CDCFE"/>
+          <w:kern w:val="0"/>
+          <w:sz w:val="18"/>
+          <w:szCs w:val="18"/>
+          <w14:ligatures w14:val="none"/>
+        </w:rPr>
+        <w:t>stage</w:t>
+      </w:r>
+      <w:r>
+        <w:rPr>
+          <w:rFonts w:ascii="Menlo" w:eastAsia="Times New Roman" w:hAnsi="Menlo" w:cs="Menlo"/>
+          <w:color w:val="D4D4D4"/>
+          <w:kern w:val="0"/>
+          <w:sz w:val="18"/>
+          <w:szCs w:val="18"/>
+          <w14:ligatures w14:val="none"/>
+        </w:rPr>
+        <w:t>) {</w:t>
+      </w:r>
+    </w:p>
+    <w:p>
+      <w:pPr>
+        <w:shd w:val="clear" w:color="auto" w:fill="1E1E1E"/>
+        <w:spacing w:after="0" w:line="270" w:lineRule="atLeast"/>
+        <w:rPr>
+          <w:rFonts w:ascii="Menlo" w:eastAsia="Times New Roman" w:hAnsi="Menlo" w:cs="Menlo"/>
+          <w:color w:val="D4D4D4"/>
+          <w:kern w:val="0"/>
+          <w:sz w:val="18"/>
+          <w:szCs w:val="18"/>
+          <w14:ligatures w14:val="none"/>
+        </w:rPr>
+      </w:pPr>
+      <w:r>
+        <w:rPr>
+          <w:rFonts w:ascii="Menlo" w:eastAsia="Times New Roman" w:hAnsi="Menlo" w:cs="Menlo"/>
+          <w:color w:val="D4D4D4"/>
+          <w:kern w:val="0"/>
+          <w:sz w:val="18"/>
+          <w:szCs w:val="18"/>
+          <w14:ligatures w14:val="none"/>
+        </w:rPr>
+        <w:t xml:space="preserve">        </w:t>
+      </w:r>
+      <w:r>
+        <w:rPr>
+          <w:rFonts w:ascii="Menlo" w:eastAsia="Times New Roman" w:hAnsi="Menlo" w:cs="Menlo"/>
+          <w:color w:val="6A9955"/>
+          <w:kern w:val="0"/>
+          <w:sz w:val="18"/>
+          <w:szCs w:val="18"/>
+          <w14:ligatures w14:val="none"/>
+        </w:rPr>
+        <w:t>// Create a label</w:t>
+      </w:r>
+    </w:p>
+    <w:p>
+      <w:pPr>
+        <w:shd w:val="clear" w:color="auto" w:fill="1E1E1E"/>
+        <w:spacing w:after="0" w:line="270" w:lineRule="atLeast"/>
+        <w:rPr>
+          <w:rFonts w:ascii="Menlo" w:eastAsia="Times New Roman" w:hAnsi="Menlo" w:cs="Menlo"/>
+          <w:color w:val="D4D4D4"/>
+          <w:kern w:val="0"/>
+          <w:sz w:val="18"/>
+          <w:szCs w:val="18"/>
+          <w14:ligatures w14:val="none"/>
+        </w:rPr>
+      </w:pPr>
+      <w:r>
+        <w:rPr>
+          <w:rFonts w:ascii="Menlo" w:eastAsia="Times New Roman" w:hAnsi="Menlo" w:cs="Menlo"/>
+          <w:color w:val="D4D4D4"/>
+          <w:kern w:val="0"/>
+          <w:sz w:val="18"/>
+          <w:szCs w:val="18"/>
+          <w14:ligatures w14:val="none"/>
+        </w:rPr>
+        <w:t xml:space="preserve">        </w:t>
+      </w:r>
+      <w:r>
+        <w:rPr>
+          <w:rFonts w:ascii="Menlo" w:eastAsia="Times New Roman" w:hAnsi="Menlo" w:cs="Menlo"/>
+          <w:color w:val="4EC9B0"/>
+          <w:kern w:val="0"/>
+          <w:sz w:val="18"/>
+          <w:szCs w:val="18"/>
+          <w14:ligatures w14:val="none"/>
+        </w:rPr>
+        <w:t>Label</w:t>
+      </w:r>
+      <w:r>
+        <w:rPr>
+          <w:rFonts w:ascii="Menlo" w:eastAsia="Times New Roman" w:hAnsi="Menlo" w:cs="Menlo"/>
+          <w:color w:val="D4D4D4"/>
+          <w:kern w:val="0"/>
+          <w:sz w:val="18"/>
+          <w:szCs w:val="18"/>
+          <w14:ligatures w14:val="none"/>
+        </w:rPr>
+        <w:t xml:space="preserve"> </w:t>
+      </w:r>
+      <w:r>
+        <w:rPr>
+          <w:rFonts w:ascii="Menlo" w:eastAsia="Times New Roman" w:hAnsi="Menlo" w:cs="Menlo"/>
+          <w:color w:val="9CDCFE"/>
+          <w:kern w:val="0"/>
+          <w:sz w:val="18"/>
+          <w:szCs w:val="18"/>
+          <w14:ligatures w14:val="none"/>
+        </w:rPr>
+        <w:t>titleLabel</w:t>
+      </w:r>
+      <w:r>
+        <w:rPr>
+          <w:rFonts w:ascii="Menlo" w:eastAsia="Times New Roman" w:hAnsi="Menlo" w:cs="Menlo"/>
+          <w:color w:val="D4D4D4"/>
+          <w:kern w:val="0"/>
+          <w:sz w:val="18"/>
+          <w:szCs w:val="18"/>
+          <w14:ligatures w14:val="none"/>
+        </w:rPr>
+        <w:t xml:space="preserve"> = </w:t>
+      </w:r>
+      <w:r>
+        <w:rPr>
+          <w:rFonts w:ascii="Menlo" w:eastAsia="Times New Roman" w:hAnsi="Menlo" w:cs="Menlo"/>
+          <w:color w:val="C586C0"/>
+          <w:kern w:val="0"/>
+          <w:sz w:val="18"/>
+          <w:szCs w:val="18"/>
+          <w14:ligatures w14:val="none"/>
+        </w:rPr>
+        <w:t>new</w:t>
+      </w:r>
+      <w:r>
+        <w:rPr>
+          <w:rFonts w:ascii="Menlo" w:eastAsia="Times New Roman" w:hAnsi="Menlo" w:cs="Menlo"/>
+          <w:color w:val="D4D4D4"/>
+          <w:kern w:val="0"/>
+          <w:sz w:val="18"/>
+          <w:szCs w:val="18"/>
+          <w14:ligatures w14:val="none"/>
+        </w:rPr>
+        <w:t xml:space="preserve"> </w:t>
+      </w:r>
+      <w:r>
+        <w:rPr>
+          <w:rFonts w:ascii="Menlo" w:eastAsia="Times New Roman" w:hAnsi="Menlo" w:cs="Menlo"/>
+          <w:color w:val="DCDCAA"/>
+          <w:kern w:val="0"/>
+          <w:sz w:val="18"/>
+          <w:szCs w:val="18"/>
+          <w14:ligatures w14:val="none"/>
+        </w:rPr>
+        <w:t>Label</w:t>
+      </w:r>
+      <w:r>
+        <w:rPr>
+          <w:rFonts w:ascii="Menlo" w:eastAsia="Times New Roman" w:hAnsi="Menlo" w:cs="Menlo"/>
+          <w:color w:val="D4D4D4"/>
+          <w:kern w:val="0"/>
+          <w:sz w:val="18"/>
+          <w:szCs w:val="18"/>
+          <w14:ligatures w14:val="none"/>
+        </w:rPr>
+        <w:t>(</w:t>
+      </w:r>
+      <w:r>
+        <w:rPr>
+          <w:rFonts w:ascii="Menlo" w:eastAsia="Times New Roman" w:hAnsi="Menlo" w:cs="Menlo"/>
+          <w:color w:val="CE9178"/>
+          <w:kern w:val="0"/>
+          <w:sz w:val="18"/>
+          <w:szCs w:val="18"/>
+          <w14:ligatures w14:val="none"/>
+        </w:rPr>
+        <w:t>"JavaFX VBox Example"</w:t>
+      </w:r>
+      <w:r>
+        <w:rPr>
+          <w:rFonts w:ascii="Menlo" w:eastAsia="Times New Roman" w:hAnsi="Menlo" w:cs="Menlo"/>
+          <w:color w:val="D4D4D4"/>
+          <w:kern w:val="0"/>
+          <w:sz w:val="18"/>
+          <w:szCs w:val="18"/>
+          <w14:ligatures w14:val="none"/>
+        </w:rPr>
+        <w:t>);</w:t>
+      </w:r>
+    </w:p>
+    <w:p>
+      <w:pPr>
+        <w:shd w:val="clear" w:color="auto" w:fill="1E1E1E"/>
+        <w:spacing w:after="0" w:line="270" w:lineRule="atLeast"/>
+        <w:rPr>
+          <w:rFonts w:ascii="Menlo" w:eastAsia="Times New Roman" w:hAnsi="Menlo" w:cs="Menlo"/>
+          <w:color w:val="D4D4D4"/>
+          <w:kern w:val="0"/>
+          <w:sz w:val="18"/>
+          <w:szCs w:val="18"/>
+          <w14:ligatures w14:val="none"/>
+        </w:rPr>
+      </w:pPr>
+    </w:p>
+    <w:p>
+      <w:pPr>
+        <w:shd w:val="clear" w:color="auto" w:fill="1E1E1E"/>
+        <w:spacing w:after="0" w:line="270" w:lineRule="atLeast"/>
+        <w:rPr>
+          <w:rFonts w:ascii="Menlo" w:eastAsia="Times New Roman" w:hAnsi="Menlo" w:cs="Menlo"/>
+          <w:color w:val="D4D4D4"/>
+          <w:kern w:val="0"/>
+          <w:sz w:val="18"/>
+          <w:szCs w:val="18"/>
+          <w14:ligatures w14:val="none"/>
+        </w:rPr>
+      </w:pPr>
+      <w:r>
+        <w:rPr>
+          <w:rFonts w:ascii="Menlo" w:eastAsia="Times New Roman" w:hAnsi="Menlo" w:cs="Menlo"/>
+          <w:color w:val="D4D4D4"/>
+          <w:kern w:val="0"/>
+          <w:sz w:val="18"/>
+          <w:szCs w:val="18"/>
+          <w14:ligatures w14:val="none"/>
+        </w:rPr>
+        <w:t xml:space="preserve">        </w:t>
+      </w:r>
+      <w:r>
+        <w:rPr>
+          <w:rFonts w:ascii="Menlo" w:eastAsia="Times New Roman" w:hAnsi="Menlo" w:cs="Menlo"/>
+          <w:color w:val="6A9955"/>
+          <w:kern w:val="0"/>
+          <w:sz w:val="18"/>
+          <w:szCs w:val="18"/>
+          <w14:ligatures w14:val="none"/>
+        </w:rPr>
+        <w:t>// Create buttons</w:t>
+      </w:r>
+    </w:p>
+    <w:p>
+      <w:pPr>
+        <w:shd w:val="clear" w:color="auto" w:fill="1E1E1E"/>
+        <w:spacing w:after="0" w:line="270" w:lineRule="atLeast"/>
+        <w:rPr>
+          <w:rFonts w:ascii="Menlo" w:eastAsia="Times New Roman" w:hAnsi="Menlo" w:cs="Menlo"/>
+          <w:color w:val="D4D4D4"/>
+          <w:kern w:val="0"/>
+          <w:sz w:val="18"/>
+          <w:szCs w:val="18"/>
+          <w14:ligatures w14:val="none"/>
+        </w:rPr>
+      </w:pPr>
+      <w:r>
+        <w:rPr>
+          <w:rFonts w:ascii="Menlo" w:eastAsia="Times New Roman" w:hAnsi="Menlo" w:cs="Menlo"/>
+          <w:color w:val="D4D4D4"/>
+          <w:kern w:val="0"/>
+          <w:sz w:val="18"/>
+          <w:szCs w:val="18"/>
+          <w14:ligatures w14:val="none"/>
+        </w:rPr>
+        <w:t xml:space="preserve">        </w:t>
+      </w:r>
+      <w:r>
+        <w:rPr>
+          <w:rFonts w:ascii="Menlo" w:eastAsia="Times New Roman" w:hAnsi="Menlo" w:cs="Menlo"/>
+          <w:color w:val="4EC9B0"/>
+          <w:kern w:val="0"/>
+          <w:sz w:val="18"/>
+          <w:szCs w:val="18"/>
+          <w14:ligatures w14:val="none"/>
+        </w:rPr>
+        <w:t>Button</w:t>
+      </w:r>
+      <w:r>
+        <w:rPr>
+          <w:rFonts w:ascii="Menlo" w:eastAsia="Times New Roman" w:hAnsi="Menlo" w:cs="Menlo"/>
+          <w:color w:val="D4D4D4"/>
+          <w:kern w:val="0"/>
+          <w:sz w:val="18"/>
+          <w:szCs w:val="18"/>
+          <w14:ligatures w14:val="none"/>
+        </w:rPr>
+        <w:t xml:space="preserve"> </w:t>
+      </w:r>
+      <w:r>
+        <w:rPr>
+          <w:rFonts w:ascii="Menlo" w:eastAsia="Times New Roman" w:hAnsi="Menlo" w:cs="Menlo"/>
+          <w:color w:val="9CDCFE"/>
+          <w:kern w:val="0"/>
+          <w:sz w:val="18"/>
+          <w:szCs w:val="18"/>
+          <w14:ligatures w14:val="none"/>
+        </w:rPr>
+        <w:t>button1</w:t>
+      </w:r>
+      <w:r>
+        <w:rPr>
+          <w:rFonts w:ascii="Menlo" w:eastAsia="Times New Roman" w:hAnsi="Menlo" w:cs="Menlo"/>
+          <w:color w:val="D4D4D4"/>
+          <w:kern w:val="0"/>
+          <w:sz w:val="18"/>
+          <w:szCs w:val="18"/>
+          <w14:ligatures w14:val="none"/>
+        </w:rPr>
+        <w:t xml:space="preserve"> = </w:t>
+      </w:r>
+      <w:r>
+        <w:rPr>
+          <w:rFonts w:ascii="Menlo" w:eastAsia="Times New Roman" w:hAnsi="Menlo" w:cs="Menlo"/>
+          <w:color w:val="C586C0"/>
+          <w:kern w:val="0"/>
+          <w:sz w:val="18"/>
+          <w:szCs w:val="18"/>
+          <w14:ligatures w14:val="none"/>
+        </w:rPr>
+        <w:t>new</w:t>
+      </w:r>
+      <w:r>
+        <w:rPr>
+          <w:rFonts w:ascii="Menlo" w:eastAsia="Times New Roman" w:hAnsi="Menlo" w:cs="Menlo"/>
+          <w:color w:val="D4D4D4"/>
+          <w:kern w:val="0"/>
+          <w:sz w:val="18"/>
+          <w:szCs w:val="18"/>
+          <w14:ligatures w14:val="none"/>
+        </w:rPr>
+        <w:t xml:space="preserve"> </w:t>
+      </w:r>
+      <w:r>
+        <w:rPr>
+          <w:rFonts w:ascii="Menlo" w:eastAsia="Times New Roman" w:hAnsi="Menlo" w:cs="Menlo"/>
+          <w:color w:val="DCDCAA"/>
+          <w:kern w:val="0"/>
+          <w:sz w:val="18"/>
+          <w:szCs w:val="18"/>
+          <w14:ligatures w14:val="none"/>
+        </w:rPr>
+        <w:t>Button</w:t>
+      </w:r>
+      <w:r>
+        <w:rPr>
+          <w:rFonts w:ascii="Menlo" w:eastAsia="Times New Roman" w:hAnsi="Menlo" w:cs="Menlo"/>
+          <w:color w:val="D4D4D4"/>
+          <w:kern w:val="0"/>
+          <w:sz w:val="18"/>
+          <w:szCs w:val="18"/>
+          <w14:ligatures w14:val="none"/>
+        </w:rPr>
+        <w:t>(</w:t>
+      </w:r>
+      <w:r>
+        <w:rPr>
+          <w:rFonts w:ascii="Menlo" w:eastAsia="Times New Roman" w:hAnsi="Menlo" w:cs="Menlo"/>
+          <w:color w:val="CE9178"/>
+          <w:kern w:val="0"/>
+          <w:sz w:val="18"/>
+          <w:szCs w:val="18"/>
+          <w14:ligatures w14:val="none"/>
+        </w:rPr>
+        <w:t>"Start"</w:t>
+      </w:r>
+      <w:r>
+        <w:rPr>
+          <w:rFonts w:ascii="Menlo" w:eastAsia="Times New Roman" w:hAnsi="Menlo" w:cs="Menlo"/>
+          <w:color w:val="D4D4D4"/>
+          <w:kern w:val="0"/>
+          <w:sz w:val="18"/>
+          <w:szCs w:val="18"/>
+          <w14:ligatures w14:val="none"/>
+        </w:rPr>
+        <w:t>);</w:t>
+      </w:r>
+    </w:p>
+    <w:p>
+      <w:pPr>
+        <w:shd w:val="clear" w:color="auto" w:fill="1E1E1E"/>
+        <w:spacing w:after="0" w:line="270" w:lineRule="atLeast"/>
+        <w:rPr>
+          <w:rFonts w:ascii="Menlo" w:eastAsia="Times New Roman" w:hAnsi="Menlo" w:cs="Menlo"/>
+          <w:color w:val="D4D4D4"/>
+          <w:kern w:val="0"/>
+          <w:sz w:val="18"/>
+          <w:szCs w:val="18"/>
+          <w14:ligatures w14:val="none"/>
+        </w:rPr>
+      </w:pPr>
+      <w:r>
+        <w:rPr>
+          <w:rFonts w:ascii="Menlo" w:eastAsia="Times New Roman" w:hAnsi="Menlo" w:cs="Menlo"/>
+          <w:color w:val="D4D4D4"/>
+          <w:kern w:val="0"/>
+          <w:sz w:val="18"/>
+          <w:szCs w:val="18"/>
+          <w14:ligatures w14:val="none"/>
+        </w:rPr>
+        <w:t xml:space="preserve">        </w:t>
+      </w:r>
+      <w:r>
+        <w:rPr>
+          <w:rFonts w:ascii="Menlo" w:eastAsia="Times New Roman" w:hAnsi="Menlo" w:cs="Menlo"/>
+          <w:color w:val="4EC9B0"/>
+          <w:kern w:val="0"/>
+          <w:sz w:val="18"/>
+          <w:szCs w:val="18"/>
+          <w14:ligatures w14:val="none"/>
+        </w:rPr>
+        <w:t>Button</w:t>
+      </w:r>
+      <w:r>
+        <w:rPr>
+          <w:rFonts w:ascii="Menlo" w:eastAsia="Times New Roman" w:hAnsi="Menlo" w:cs="Menlo"/>
+          <w:color w:val="D4D4D4"/>
+          <w:kern w:val="0"/>
+          <w:sz w:val="18"/>
+          <w:szCs w:val="18"/>
+          <w14:ligatures w14:val="none"/>
+        </w:rPr>
+        <w:t xml:space="preserve"> </w:t>
+      </w:r>
+      <w:r>
+        <w:rPr>
+          <w:rFonts w:ascii="Menlo" w:eastAsia="Times New Roman" w:hAnsi="Menlo" w:cs="Menlo"/>
+          <w:color w:val="9CDCFE"/>
+          <w:kern w:val="0"/>
+          <w:sz w:val="18"/>
+          <w:szCs w:val="18"/>
+          <w14:ligatures w14:val="none"/>
+        </w:rPr>
+        <w:t>button2</w:t>
+      </w:r>
+      <w:r>
+        <w:rPr>
+          <w:rFonts w:ascii="Menlo" w:eastAsia="Times New Roman" w:hAnsi="Menlo" w:cs="Menlo"/>
+          <w:color w:val="D4D4D4"/>
+          <w:kern w:val="0"/>
+          <w:sz w:val="18"/>
+          <w:szCs w:val="18"/>
+          <w14:ligatures w14:val="none"/>
+        </w:rPr>
+        <w:t xml:space="preserve"> = </w:t>
+      </w:r>
+      <w:r>
+        <w:rPr>
+          <w:rFonts w:ascii="Menlo" w:eastAsia="Times New Roman" w:hAnsi="Menlo" w:cs="Menlo"/>
+          <w:color w:val="C586C0"/>
+          <w:kern w:val="0"/>
+          <w:sz w:val="18"/>
+          <w:szCs w:val="18"/>
+          <w14:ligatures w14:val="none"/>
+        </w:rPr>
+        <w:t>new</w:t>
+      </w:r>
+      <w:r>
+        <w:rPr>
+          <w:rFonts w:ascii="Menlo" w:eastAsia="Times New Roman" w:hAnsi="Menlo" w:cs="Menlo"/>
+          <w:color w:val="D4D4D4"/>
+          <w:kern w:val="0"/>
+          <w:sz w:val="18"/>
+          <w:szCs w:val="18"/>
+          <w14:ligatures w14:val="none"/>
+        </w:rPr>
+        <w:t xml:space="preserve"> </w:t>
+      </w:r>
+      <w:r>
+        <w:rPr>
+          <w:rFonts w:ascii="Menlo" w:eastAsia="Times New Roman" w:hAnsi="Menlo" w:cs="Menlo"/>
+          <w:color w:val="DCDCAA"/>
+          <w:kern w:val="0"/>
+          <w:sz w:val="18"/>
+          <w:szCs w:val="18"/>
+          <w14:ligatures w14:val="none"/>
+        </w:rPr>
+        <w:t>Button</w:t>
+      </w:r>
+      <w:r>
+        <w:rPr>
+          <w:rFonts w:ascii="Menlo" w:eastAsia="Times New Roman" w:hAnsi="Menlo" w:cs="Menlo"/>
+          <w:color w:val="D4D4D4"/>
+          <w:kern w:val="0"/>
+          <w:sz w:val="18"/>
+          <w:szCs w:val="18"/>
+          <w14:ligatures w14:val="none"/>
+        </w:rPr>
+        <w:t>(</w:t>
+      </w:r>
+      <w:r>
+        <w:rPr>
+          <w:rFonts w:ascii="Menlo" w:eastAsia="Times New Roman" w:hAnsi="Menlo" w:cs="Menlo"/>
+          <w:color w:val="CE9178"/>
+          <w:kern w:val="0"/>
+          <w:sz w:val="18"/>
+          <w:szCs w:val="18"/>
+          <w14:ligatures w14:val="none"/>
+        </w:rPr>
+        <w:t>"Settings"</w:t>
+      </w:r>
+      <w:r>
+        <w:rPr>
+          <w:rFonts w:ascii="Menlo" w:eastAsia="Times New Roman" w:hAnsi="Menlo" w:cs="Menlo"/>
+          <w:color w:val="D4D4D4"/>
+          <w:kern w:val="0"/>
+          <w:sz w:val="18"/>
+          <w:szCs w:val="18"/>
+          <w14:ligatures w14:val="none"/>
+        </w:rPr>
+        <w:t>);</w:t>
+      </w:r>
+    </w:p>
+    <w:p>
+      <w:pPr>
+        <w:shd w:val="clear" w:color="auto" w:fill="1E1E1E"/>
+        <w:spacing w:after="0" w:line="270" w:lineRule="atLeast"/>
+        <w:rPr>
+          <w:rFonts w:ascii="Menlo" w:eastAsia="Times New Roman" w:hAnsi="Menlo" w:cs="Menlo"/>
+          <w:color w:val="D4D4D4"/>
+          <w:kern w:val="0"/>
+          <w:sz w:val="18"/>
+          <w:szCs w:val="18"/>
+          <w14:ligatures w14:val="none"/>
+        </w:rPr>
+      </w:pPr>
+      <w:r>
+        <w:rPr>
+          <w:rFonts w:ascii="Menlo" w:eastAsia="Times New Roman" w:hAnsi="Menlo" w:cs="Menlo"/>
+          <w:color w:val="D4D4D4"/>
+          <w:kern w:val="0"/>
+          <w:sz w:val="18"/>
+          <w:szCs w:val="18"/>
+          <w14:ligatures w14:val="none"/>
+        </w:rPr>
+        <w:lastRenderedPageBreak/>
+        <w:t xml:space="preserve">        </w:t>
+      </w:r>
+      <w:r>
+        <w:rPr>
+          <w:rFonts w:ascii="Menlo" w:eastAsia="Times New Roman" w:hAnsi="Menlo" w:cs="Menlo"/>
+          <w:color w:val="4EC9B0"/>
+          <w:kern w:val="0"/>
+          <w:sz w:val="18"/>
+          <w:szCs w:val="18"/>
+          <w14:ligatures w14:val="none"/>
+        </w:rPr>
+        <w:t>Button</w:t>
+      </w:r>
+      <w:r>
+        <w:rPr>
+          <w:rFonts w:ascii="Menlo" w:eastAsia="Times New Roman" w:hAnsi="Menlo" w:cs="Menlo"/>
+          <w:color w:val="D4D4D4"/>
+          <w:kern w:val="0"/>
+          <w:sz w:val="18"/>
+          <w:szCs w:val="18"/>
+          <w14:ligatures w14:val="none"/>
+        </w:rPr>
+        <w:t xml:space="preserve"> </w:t>
+      </w:r>
+      <w:r>
+        <w:rPr>
+          <w:rFonts w:ascii="Menlo" w:eastAsia="Times New Roman" w:hAnsi="Menlo" w:cs="Menlo"/>
+          <w:color w:val="9CDCFE"/>
+          <w:kern w:val="0"/>
+          <w:sz w:val="18"/>
+          <w:szCs w:val="18"/>
+          <w14:ligatures w14:val="none"/>
+        </w:rPr>
+        <w:t>button3</w:t>
+      </w:r>
+      <w:r>
+        <w:rPr>
+          <w:rFonts w:ascii="Menlo" w:eastAsia="Times New Roman" w:hAnsi="Menlo" w:cs="Menlo"/>
+          <w:color w:val="D4D4D4"/>
+          <w:kern w:val="0"/>
+          <w:sz w:val="18"/>
+          <w:szCs w:val="18"/>
+          <w14:ligatures w14:val="none"/>
+        </w:rPr>
+        <w:t xml:space="preserve"> = </w:t>
+      </w:r>
+      <w:r>
+        <w:rPr>
+          <w:rFonts w:ascii="Menlo" w:eastAsia="Times New Roman" w:hAnsi="Menlo" w:cs="Menlo"/>
+          <w:color w:val="C586C0"/>
+          <w:kern w:val="0"/>
+          <w:sz w:val="18"/>
+          <w:szCs w:val="18"/>
+          <w14:ligatures w14:val="none"/>
+        </w:rPr>
+        <w:t>new</w:t>
+      </w:r>
+      <w:r>
+        <w:rPr>
+          <w:rFonts w:ascii="Menlo" w:eastAsia="Times New Roman" w:hAnsi="Menlo" w:cs="Menlo"/>
+          <w:color w:val="D4D4D4"/>
+          <w:kern w:val="0"/>
+          <w:sz w:val="18"/>
+          <w:szCs w:val="18"/>
+          <w14:ligatures w14:val="none"/>
+        </w:rPr>
+        <w:t xml:space="preserve"> </w:t>
+      </w:r>
+      <w:r>
+        <w:rPr>
+          <w:rFonts w:ascii="Menlo" w:eastAsia="Times New Roman" w:hAnsi="Menlo" w:cs="Menlo"/>
+          <w:color w:val="DCDCAA"/>
+          <w:kern w:val="0"/>
+          <w:sz w:val="18"/>
+          <w:szCs w:val="18"/>
+          <w14:ligatures w14:val="none"/>
+        </w:rPr>
+        <w:t>Button</w:t>
+      </w:r>
+      <w:r>
+        <w:rPr>
+          <w:rFonts w:ascii="Menlo" w:eastAsia="Times New Roman" w:hAnsi="Menlo" w:cs="Menlo"/>
+          <w:color w:val="D4D4D4"/>
+          <w:kern w:val="0"/>
+          <w:sz w:val="18"/>
+          <w:szCs w:val="18"/>
+          <w14:ligatures w14:val="none"/>
+        </w:rPr>
+        <w:t>(</w:t>
+      </w:r>
+      <w:r>
+        <w:rPr>
+          <w:rFonts w:ascii="Menlo" w:eastAsia="Times New Roman" w:hAnsi="Menlo" w:cs="Menlo"/>
+          <w:color w:val="CE9178"/>
+          <w:kern w:val="0"/>
+          <w:sz w:val="18"/>
+          <w:szCs w:val="18"/>
+          <w14:ligatures w14:val="none"/>
+        </w:rPr>
+        <w:t>"Exit"</w:t>
+      </w:r>
+      <w:r>
+        <w:rPr>
+          <w:rFonts w:ascii="Menlo" w:eastAsia="Times New Roman" w:hAnsi="Menlo" w:cs="Menlo"/>
+          <w:color w:val="D4D4D4"/>
+          <w:kern w:val="0"/>
+          <w:sz w:val="18"/>
+          <w:szCs w:val="18"/>
+          <w14:ligatures w14:val="none"/>
+        </w:rPr>
+        <w:t>);</w:t>
+      </w:r>
+    </w:p>
+    <w:p>
+      <w:pPr>
+        <w:shd w:val="clear" w:color="auto" w:fill="1E1E1E"/>
+        <w:spacing w:after="0" w:line="270" w:lineRule="atLeast"/>
+        <w:rPr>
+          <w:rFonts w:ascii="Menlo" w:eastAsia="Times New Roman" w:hAnsi="Menlo" w:cs="Menlo"/>
+          <w:color w:val="D4D4D4"/>
+          <w:kern w:val="0"/>
+          <w:sz w:val="18"/>
+          <w:szCs w:val="18"/>
+          <w14:ligatures w14:val="none"/>
+        </w:rPr>
+      </w:pPr>
+    </w:p>
+    <w:p>
+      <w:pPr>
+        <w:shd w:val="clear" w:color="auto" w:fill="1E1E1E"/>
+        <w:spacing w:after="0" w:line="270" w:lineRule="atLeast"/>
+        <w:rPr>
+          <w:rFonts w:ascii="Menlo" w:eastAsia="Times New Roman" w:hAnsi="Menlo" w:cs="Menlo"/>
+          <w:color w:val="D4D4D4"/>
+          <w:kern w:val="0"/>
+          <w:sz w:val="18"/>
+          <w:szCs w:val="18"/>
+          <w14:ligatures w14:val="none"/>
+        </w:rPr>
+      </w:pPr>
+      <w:r>
+        <w:rPr>
+          <w:rFonts w:ascii="Menlo" w:eastAsia="Times New Roman" w:hAnsi="Menlo" w:cs="Menlo"/>
+          <w:color w:val="D4D4D4"/>
+          <w:kern w:val="0"/>
+          <w:sz w:val="18"/>
+          <w:szCs w:val="18"/>
+          <w14:ligatures w14:val="none"/>
+        </w:rPr>
+        <w:t xml:space="preserve">        </w:t>
+      </w:r>
+      <w:r>
+        <w:rPr>
+          <w:rFonts w:ascii="Menlo" w:eastAsia="Times New Roman" w:hAnsi="Menlo" w:cs="Menlo"/>
+          <w:color w:val="6A9955"/>
+          <w:kern w:val="0"/>
+          <w:sz w:val="18"/>
+          <w:szCs w:val="18"/>
+          <w14:ligatures w14:val="none"/>
+        </w:rPr>
+        <w:t>// Create VBox with spacing of 10</w:t>
+      </w:r>
+    </w:p>
+    <w:p>
+      <w:pPr>
+        <w:shd w:val="clear" w:color="auto" w:fill="1E1E1E"/>
+        <w:spacing w:after="0" w:line="270" w:lineRule="atLeast"/>
+        <w:rPr>
+          <w:rFonts w:ascii="Menlo" w:eastAsia="Times New Roman" w:hAnsi="Menlo" w:cs="Menlo"/>
+          <w:color w:val="D4D4D4"/>
+          <w:kern w:val="0"/>
+          <w:sz w:val="18"/>
+          <w:szCs w:val="18"/>
+          <w14:ligatures w14:val="none"/>
+        </w:rPr>
+      </w:pPr>
+      <w:r>
+        <w:rPr>
+          <w:rFonts w:ascii="Menlo" w:eastAsia="Times New Roman" w:hAnsi="Menlo" w:cs="Menlo"/>
+          <w:color w:val="D4D4D4"/>
+          <w:kern w:val="0"/>
+          <w:sz w:val="18"/>
+          <w:szCs w:val="18"/>
+          <w14:ligatures w14:val="none"/>
+        </w:rPr>
+        <w:t xml:space="preserve">        </w:t>
+      </w:r>
+      <w:r>
+        <w:rPr>
+          <w:rFonts w:ascii="Menlo" w:eastAsia="Times New Roman" w:hAnsi="Menlo" w:cs="Menlo"/>
+          <w:color w:val="4EC9B0"/>
+          <w:kern w:val="0"/>
+          <w:sz w:val="18"/>
+          <w:szCs w:val="18"/>
+          <w14:ligatures w14:val="none"/>
+        </w:rPr>
+        <w:t>VBox</w:t>
+      </w:r>
+      <w:r>
+        <w:rPr>
+          <w:rFonts w:ascii="Menlo" w:eastAsia="Times New Roman" w:hAnsi="Menlo" w:cs="Menlo"/>
+          <w:color w:val="D4D4D4"/>
+          <w:kern w:val="0"/>
+          <w:sz w:val="18"/>
+          <w:szCs w:val="18"/>
+          <w14:ligatures w14:val="none"/>
+        </w:rPr>
+        <w:t xml:space="preserve"> </w:t>
+      </w:r>
+      <w:r>
+        <w:rPr>
+          <w:rFonts w:ascii="Menlo" w:eastAsia="Times New Roman" w:hAnsi="Menlo" w:cs="Menlo"/>
+          <w:color w:val="9CDCFE"/>
+          <w:kern w:val="0"/>
+          <w:sz w:val="18"/>
+          <w:szCs w:val="18"/>
+          <w14:ligatures w14:val="none"/>
+        </w:rPr>
+        <w:t>vbox</w:t>
+      </w:r>
+      <w:r>
+        <w:rPr>
+          <w:rFonts w:ascii="Menlo" w:eastAsia="Times New Roman" w:hAnsi="Menlo" w:cs="Menlo"/>
+          <w:color w:val="D4D4D4"/>
+          <w:kern w:val="0"/>
+          <w:sz w:val="18"/>
+          <w:szCs w:val="18"/>
+          <w14:ligatures w14:val="none"/>
+        </w:rPr>
+        <w:t xml:space="preserve"> = </w:t>
+      </w:r>
+      <w:r>
+        <w:rPr>
+          <w:rFonts w:ascii="Menlo" w:eastAsia="Times New Roman" w:hAnsi="Menlo" w:cs="Menlo"/>
+          <w:color w:val="C586C0"/>
+          <w:kern w:val="0"/>
+          <w:sz w:val="18"/>
+          <w:szCs w:val="18"/>
+          <w14:ligatures w14:val="none"/>
+        </w:rPr>
+        <w:t>new</w:t>
+      </w:r>
+      <w:r>
+        <w:rPr>
+          <w:rFonts w:ascii="Menlo" w:eastAsia="Times New Roman" w:hAnsi="Menlo" w:cs="Menlo"/>
+          <w:color w:val="D4D4D4"/>
+          <w:kern w:val="0"/>
+          <w:sz w:val="18"/>
+          <w:szCs w:val="18"/>
+          <w14:ligatures w14:val="none"/>
+        </w:rPr>
+        <w:t xml:space="preserve"> </w:t>
+      </w:r>
+      <w:r>
+        <w:rPr>
+          <w:rFonts w:ascii="Menlo" w:eastAsia="Times New Roman" w:hAnsi="Menlo" w:cs="Menlo"/>
+          <w:color w:val="DCDCAA"/>
+          <w:kern w:val="0"/>
+          <w:sz w:val="18"/>
+          <w:szCs w:val="18"/>
+          <w14:ligatures w14:val="none"/>
+        </w:rPr>
+        <w:t>VBox</w:t>
+      </w:r>
+      <w:r>
+        <w:rPr>
+          <w:rFonts w:ascii="Menlo" w:eastAsia="Times New Roman" w:hAnsi="Menlo" w:cs="Menlo"/>
+          <w:color w:val="D4D4D4"/>
+          <w:kern w:val="0"/>
+          <w:sz w:val="18"/>
+          <w:szCs w:val="18"/>
+          <w14:ligatures w14:val="none"/>
+        </w:rPr>
+        <w:t>(</w:t>
+      </w:r>
+      <w:r>
+        <w:rPr>
+          <w:rFonts w:ascii="Menlo" w:eastAsia="Times New Roman" w:hAnsi="Menlo" w:cs="Menlo"/>
+          <w:color w:val="B5CEA8"/>
+          <w:kern w:val="0"/>
+          <w:sz w:val="18"/>
+          <w:szCs w:val="18"/>
+          <w14:ligatures w14:val="none"/>
+        </w:rPr>
+        <w:t>10</w:t>
+      </w:r>
+      <w:r>
+        <w:rPr>
+          <w:rFonts w:ascii="Menlo" w:eastAsia="Times New Roman" w:hAnsi="Menlo" w:cs="Menlo"/>
+          <w:color w:val="D4D4D4"/>
+          <w:kern w:val="0"/>
+          <w:sz w:val="18"/>
+          <w:szCs w:val="18"/>
+          <w14:ligatures w14:val="none"/>
+        </w:rPr>
+        <w:t>);</w:t>
+      </w:r>
+    </w:p>
+    <w:p>
+      <w:pPr>
+        <w:shd w:val="clear" w:color="auto" w:fill="1E1E1E"/>
+        <w:spacing w:after="0" w:line="270" w:lineRule="atLeast"/>
+        <w:rPr>
+          <w:rFonts w:ascii="Menlo" w:eastAsia="Times New Roman" w:hAnsi="Menlo" w:cs="Menlo"/>
+          <w:color w:val="D4D4D4"/>
+          <w:kern w:val="0"/>
+          <w:sz w:val="18"/>
+          <w:szCs w:val="18"/>
+          <w14:ligatures w14:val="none"/>
+        </w:rPr>
+      </w:pPr>
+    </w:p>
+    <w:p>
+      <w:pPr>
+        <w:shd w:val="clear" w:color="auto" w:fill="1E1E1E"/>
+        <w:spacing w:after="0" w:line="270" w:lineRule="atLeast"/>
+        <w:rPr>
+          <w:rFonts w:ascii="Menlo" w:eastAsia="Times New Roman" w:hAnsi="Menlo" w:cs="Menlo"/>
+          <w:color w:val="D4D4D4"/>
+          <w:kern w:val="0"/>
+          <w:sz w:val="18"/>
+          <w:szCs w:val="18"/>
+          <w14:ligatures w14:val="none"/>
+        </w:rPr>
+      </w:pPr>
+      <w:r>
+        <w:rPr>
+          <w:rFonts w:ascii="Menlo" w:eastAsia="Times New Roman" w:hAnsi="Menlo" w:cs="Menlo"/>
+          <w:color w:val="D4D4D4"/>
+          <w:kern w:val="0"/>
+          <w:sz w:val="18"/>
+          <w:szCs w:val="18"/>
+          <w14:ligatures w14:val="none"/>
+        </w:rPr>
+        <w:t xml:space="preserve">        </w:t>
+      </w:r>
+      <w:r>
+        <w:rPr>
+          <w:rFonts w:ascii="Menlo" w:eastAsia="Times New Roman" w:hAnsi="Menlo" w:cs="Menlo"/>
+          <w:color w:val="6A9955"/>
+          <w:kern w:val="0"/>
+          <w:sz w:val="18"/>
+          <w:szCs w:val="18"/>
+          <w14:ligatures w14:val="none"/>
+        </w:rPr>
+        <w:t>// Add items to VBox</w:t>
+      </w:r>
+    </w:p>
+    <w:p>
+      <w:pPr>
+        <w:shd w:val="clear" w:color="auto" w:fill="1E1E1E"/>
+        <w:spacing w:after="0" w:line="270" w:lineRule="atLeast"/>
+        <w:rPr>
+          <w:rFonts w:ascii="Menlo" w:eastAsia="Times New Roman" w:hAnsi="Menlo" w:cs="Menlo"/>
+          <w:color w:val="D4D4D4"/>
+          <w:kern w:val="0"/>
+          <w:sz w:val="18"/>
+          <w:szCs w:val="18"/>
+          <w14:ligatures w14:val="none"/>
+        </w:rPr>
+      </w:pPr>
+      <w:r>
+        <w:rPr>
+          <w:rFonts w:ascii="Menlo" w:eastAsia="Times New Roman" w:hAnsi="Menlo" w:cs="Menlo"/>
+          <w:color w:val="D4D4D4"/>
+          <w:kern w:val="0"/>
+          <w:sz w:val="18"/>
+          <w:szCs w:val="18"/>
+          <w14:ligatures w14:val="none"/>
+        </w:rPr>
+        <w:t xml:space="preserve">        </w:t>
+      </w:r>
+      <w:r>
+        <w:rPr>
+          <w:rFonts w:ascii="Menlo" w:eastAsia="Times New Roman" w:hAnsi="Menlo" w:cs="Menlo"/>
+          <w:color w:val="9CDCFE"/>
+          <w:kern w:val="0"/>
+          <w:sz w:val="18"/>
+          <w:szCs w:val="18"/>
+          <w14:ligatures w14:val="none"/>
+        </w:rPr>
+        <w:t>vbox</w:t>
+      </w:r>
+      <w:r>
+        <w:rPr>
+          <w:rFonts w:ascii="Menlo" w:eastAsia="Times New Roman" w:hAnsi="Menlo" w:cs="Menlo"/>
+          <w:color w:val="D4D4D4"/>
+          <w:kern w:val="0"/>
+          <w:sz w:val="18"/>
+          <w:szCs w:val="18"/>
+          <w14:ligatures w14:val="none"/>
+        </w:rPr>
+        <w:t>.</w:t>
+      </w:r>
+      <w:r>
+        <w:rPr>
+          <w:rFonts w:ascii="Menlo" w:eastAsia="Times New Roman" w:hAnsi="Menlo" w:cs="Menlo"/>
+          <w:color w:val="DCDCAA"/>
+          <w:kern w:val="0"/>
+          <w:sz w:val="18"/>
+          <w:szCs w:val="18"/>
+          <w14:ligatures w14:val="none"/>
+        </w:rPr>
+        <w:t>getChildren</w:t>
+      </w:r>
+      <w:r>
+        <w:rPr>
+          <w:rFonts w:ascii="Menlo" w:eastAsia="Times New Roman" w:hAnsi="Menlo" w:cs="Menlo"/>
+          <w:color w:val="D4D4D4"/>
+          <w:kern w:val="0"/>
+          <w:sz w:val="18"/>
+          <w:szCs w:val="18"/>
+          <w14:ligatures w14:val="none"/>
+        </w:rPr>
+        <w:t>().</w:t>
+      </w:r>
+      <w:r>
+        <w:rPr>
+          <w:rFonts w:ascii="Menlo" w:eastAsia="Times New Roman" w:hAnsi="Menlo" w:cs="Menlo"/>
+          <w:color w:val="DCDCAA"/>
+          <w:kern w:val="0"/>
+          <w:sz w:val="18"/>
+          <w:szCs w:val="18"/>
+          <w14:ligatures w14:val="none"/>
+        </w:rPr>
+        <w:t>addAll</w:t>
+      </w:r>
+      <w:r>
+        <w:rPr>
+          <w:rFonts w:ascii="Menlo" w:eastAsia="Times New Roman" w:hAnsi="Menlo" w:cs="Menlo"/>
+          <w:color w:val="D4D4D4"/>
+          <w:kern w:val="0"/>
+          <w:sz w:val="18"/>
+          <w:szCs w:val="18"/>
+          <w14:ligatures w14:val="none"/>
+        </w:rPr>
+        <w:t>(titleLabel, button1, button2, button3);</w:t>
+      </w:r>
+    </w:p>
+    <w:p>
+      <w:pPr>
+        <w:shd w:val="clear" w:color="auto" w:fill="1E1E1E"/>
+        <w:spacing w:after="0" w:line="270" w:lineRule="atLeast"/>
+        <w:rPr>
+          <w:rFonts w:ascii="Menlo" w:eastAsia="Times New Roman" w:hAnsi="Menlo" w:cs="Menlo"/>
+          <w:color w:val="D4D4D4"/>
+          <w:kern w:val="0"/>
+          <w:sz w:val="18"/>
+          <w:szCs w:val="18"/>
+          <w14:ligatures w14:val="none"/>
+        </w:rPr>
+      </w:pPr>
+    </w:p>
+    <w:p>
+      <w:pPr>
+        <w:shd w:val="clear" w:color="auto" w:fill="1E1E1E"/>
+        <w:spacing w:after="0" w:line="270" w:lineRule="atLeast"/>
+        <w:rPr>
+          <w:rFonts w:ascii="Menlo" w:eastAsia="Times New Roman" w:hAnsi="Menlo" w:cs="Menlo"/>
+          <w:color w:val="D4D4D4"/>
+          <w:kern w:val="0"/>
+          <w:sz w:val="18"/>
+          <w:szCs w:val="18"/>
+          <w14:ligatures w14:val="none"/>
+        </w:rPr>
+      </w:pPr>
+      <w:r>
+        <w:rPr>
+          <w:rFonts w:ascii="Menlo" w:eastAsia="Times New Roman" w:hAnsi="Menlo" w:cs="Menlo"/>
+          <w:color w:val="D4D4D4"/>
+          <w:kern w:val="0"/>
+          <w:sz w:val="18"/>
+          <w:szCs w:val="18"/>
+          <w14:ligatures w14:val="none"/>
+        </w:rPr>
+        <w:t xml:space="preserve">        </w:t>
+      </w:r>
+      <w:r>
+        <w:rPr>
+          <w:rFonts w:ascii="Menlo" w:eastAsia="Times New Roman" w:hAnsi="Menlo" w:cs="Menlo"/>
+          <w:color w:val="6A9955"/>
+          <w:kern w:val="0"/>
+          <w:sz w:val="18"/>
+          <w:szCs w:val="18"/>
+          <w14:ligatures w14:val="none"/>
+        </w:rPr>
+        <w:t>// Set alignment to center</w:t>
+      </w:r>
+    </w:p>
+    <w:p>
+      <w:pPr>
+        <w:shd w:val="clear" w:color="auto" w:fill="1E1E1E"/>
+        <w:spacing w:after="0" w:line="270" w:lineRule="atLeast"/>
+        <w:rPr>
+          <w:rFonts w:ascii="Menlo" w:eastAsia="Times New Roman" w:hAnsi="Menlo" w:cs="Menlo"/>
+          <w:color w:val="D4D4D4"/>
+          <w:kern w:val="0"/>
+          <w:sz w:val="18"/>
+          <w:szCs w:val="18"/>
+          <w14:ligatures w14:val="none"/>
+        </w:rPr>
+      </w:pPr>
+      <w:r>
+        <w:rPr>
+          <w:rFonts w:ascii="Menlo" w:eastAsia="Times New Roman" w:hAnsi="Menlo" w:cs="Menlo"/>
+          <w:color w:val="D4D4D4"/>
+          <w:kern w:val="0"/>
+          <w:sz w:val="18"/>
+          <w:szCs w:val="18"/>
+          <w14:ligatures w14:val="none"/>
+        </w:rPr>
+        <w:t xml:space="preserve">        </w:t>
+      </w:r>
+      <w:r>
+        <w:rPr>
+          <w:rFonts w:ascii="Menlo" w:eastAsia="Times New Roman" w:hAnsi="Menlo" w:cs="Menlo"/>
+          <w:color w:val="9CDCFE"/>
+          <w:kern w:val="0"/>
+          <w:sz w:val="18"/>
+          <w:szCs w:val="18"/>
+          <w14:ligatures w14:val="none"/>
+        </w:rPr>
+        <w:t>vbox</w:t>
+      </w:r>
+      <w:r>
+        <w:rPr>
+          <w:rFonts w:ascii="Menlo" w:eastAsia="Times New Roman" w:hAnsi="Menlo" w:cs="Menlo"/>
+          <w:color w:val="D4D4D4"/>
+          <w:kern w:val="0"/>
+          <w:sz w:val="18"/>
+          <w:szCs w:val="18"/>
+          <w14:ligatures w14:val="none"/>
+        </w:rPr>
+        <w:t>.</w:t>
+      </w:r>
+      <w:r>
+        <w:rPr>
+          <w:rFonts w:ascii="Menlo" w:eastAsia="Times New Roman" w:hAnsi="Menlo" w:cs="Menlo"/>
+          <w:color w:val="DCDCAA"/>
+          <w:kern w:val="0"/>
+          <w:sz w:val="18"/>
+          <w:szCs w:val="18"/>
+          <w14:ligatures w14:val="none"/>
+        </w:rPr>
+        <w:t>setAlignment</w:t>
+      </w:r>
+      <w:r>
+        <w:rPr>
+          <w:rFonts w:ascii="Menlo" w:eastAsia="Times New Roman" w:hAnsi="Menlo" w:cs="Menlo"/>
+          <w:color w:val="D4D4D4"/>
+          <w:kern w:val="0"/>
+          <w:sz w:val="18"/>
+          <w:szCs w:val="18"/>
+          <w14:ligatures w14:val="none"/>
+        </w:rPr>
+        <w:t>(</w:t>
+      </w:r>
+      <w:r>
+        <w:rPr>
+          <w:rFonts w:ascii="Menlo" w:eastAsia="Times New Roman" w:hAnsi="Menlo" w:cs="Menlo"/>
+          <w:color w:val="9CDCFE"/>
+          <w:kern w:val="0"/>
+          <w:sz w:val="18"/>
+          <w:szCs w:val="18"/>
+          <w14:ligatures w14:val="none"/>
+        </w:rPr>
+        <w:t>Pos</w:t>
+      </w:r>
+      <w:r>
+        <w:rPr>
+          <w:rFonts w:ascii="Menlo" w:eastAsia="Times New Roman" w:hAnsi="Menlo" w:cs="Menlo"/>
+          <w:color w:val="D4D4D4"/>
+          <w:kern w:val="0"/>
+          <w:sz w:val="18"/>
+          <w:szCs w:val="18"/>
+          <w14:ligatures w14:val="none"/>
+        </w:rPr>
+        <w:t>.</w:t>
+      </w:r>
+      <w:r>
+        <w:rPr>
+          <w:rFonts w:ascii="Menlo" w:eastAsia="Times New Roman" w:hAnsi="Menlo" w:cs="Menlo"/>
+          <w:color w:val="9CDCFE"/>
+          <w:kern w:val="0"/>
+          <w:sz w:val="18"/>
+          <w:szCs w:val="18"/>
+          <w14:ligatures w14:val="none"/>
+        </w:rPr>
+        <w:t>CENTER</w:t>
+      </w:r>
+      <w:r>
+        <w:rPr>
+          <w:rFonts w:ascii="Menlo" w:eastAsia="Times New Roman" w:hAnsi="Menlo" w:cs="Menlo"/>
+          <w:color w:val="D4D4D4"/>
+          <w:kern w:val="0"/>
+          <w:sz w:val="18"/>
+          <w:szCs w:val="18"/>
+          <w14:ligatures w14:val="none"/>
+        </w:rPr>
+        <w:t>);</w:t>
+      </w:r>
+    </w:p>
+    <w:p>
+      <w:pPr>
+        <w:shd w:val="clear" w:color="auto" w:fill="1E1E1E"/>
+        <w:spacing w:after="0" w:line="270" w:lineRule="atLeast"/>
+        <w:rPr>
+          <w:rFonts w:ascii="Menlo" w:eastAsia="Times New Roman" w:hAnsi="Menlo" w:cs="Menlo"/>
+          <w:color w:val="D4D4D4"/>
+          <w:kern w:val="0"/>
+          <w:sz w:val="18"/>
+          <w:szCs w:val="18"/>
+          <w14:ligatures w14:val="none"/>
+        </w:rPr>
+      </w:pPr>
+    </w:p>
+    <w:p>
+      <w:pPr>
+        <w:shd w:val="clear" w:color="auto" w:fill="1E1E1E"/>
+        <w:spacing w:after="0" w:line="270" w:lineRule="atLeast"/>
+        <w:rPr>
+          <w:rFonts w:ascii="Menlo" w:eastAsia="Times New Roman" w:hAnsi="Menlo" w:cs="Menlo"/>
+          <w:color w:val="D4D4D4"/>
+          <w:kern w:val="0"/>
+          <w:sz w:val="18"/>
+          <w:szCs w:val="18"/>
+          <w14:ligatures w14:val="none"/>
+        </w:rPr>
+      </w:pPr>
+      <w:r>
+        <w:rPr>
+          <w:rFonts w:ascii="Menlo" w:eastAsia="Times New Roman" w:hAnsi="Menlo" w:cs="Menlo"/>
+          <w:color w:val="D4D4D4"/>
+          <w:kern w:val="0"/>
+          <w:sz w:val="18"/>
+          <w:szCs w:val="18"/>
+          <w14:ligatures w14:val="none"/>
+        </w:rPr>
+        <w:t xml:space="preserve">        </w:t>
+      </w:r>
+      <w:r>
+        <w:rPr>
+          <w:rFonts w:ascii="Menlo" w:eastAsia="Times New Roman" w:hAnsi="Menlo" w:cs="Menlo"/>
+          <w:color w:val="6A9955"/>
+          <w:kern w:val="0"/>
+          <w:sz w:val="18"/>
+          <w:szCs w:val="18"/>
+          <w14:ligatures w14:val="none"/>
+        </w:rPr>
+        <w:t>// Create scene</w:t>
+      </w:r>
+    </w:p>
+    <w:p>
+      <w:pPr>
+        <w:shd w:val="clear" w:color="auto" w:fill="1E1E1E"/>
+        <w:spacing w:after="0" w:line="270" w:lineRule="atLeast"/>
+        <w:rPr>
+          <w:rFonts w:ascii="Menlo" w:eastAsia="Times New Roman" w:hAnsi="Menlo" w:cs="Menlo"/>
+          <w:color w:val="D4D4D4"/>
+          <w:kern w:val="0"/>
+          <w:sz w:val="18"/>
+          <w:szCs w:val="18"/>
+          <w14:ligatures w14:val="none"/>
+        </w:rPr>
+      </w:pPr>
+      <w:r>
+        <w:rPr>
+          <w:rFonts w:ascii="Menlo" w:eastAsia="Times New Roman" w:hAnsi="Menlo" w:cs="Menlo"/>
+          <w:color w:val="D4D4D4"/>
+          <w:kern w:val="0"/>
+          <w:sz w:val="18"/>
+          <w:szCs w:val="18"/>
+          <w14:ligatures w14:val="none"/>
+        </w:rPr>
+        <w:t xml:space="preserve">        </w:t>
+      </w:r>
+      <w:r>
+        <w:rPr>
+          <w:rFonts w:ascii="Menlo" w:eastAsia="Times New Roman" w:hAnsi="Menlo" w:cs="Menlo"/>
+          <w:color w:val="4EC9B0"/>
+          <w:kern w:val="0"/>
+          <w:sz w:val="18"/>
+          <w:szCs w:val="18"/>
+          <w14:ligatures w14:val="none"/>
+        </w:rPr>
+        <w:t>Scene</w:t>
+      </w:r>
+      <w:r>
+        <w:rPr>
+          <w:rFonts w:ascii="Menlo" w:eastAsia="Times New Roman" w:hAnsi="Menlo" w:cs="Menlo"/>
+          <w:color w:val="D4D4D4"/>
+          <w:kern w:val="0"/>
+          <w:sz w:val="18"/>
+          <w:szCs w:val="18"/>
+          <w14:ligatures w14:val="none"/>
+        </w:rPr>
+        <w:t xml:space="preserve"> </w:t>
+      </w:r>
+      <w:r>
+        <w:rPr>
+          <w:rFonts w:ascii="Menlo" w:eastAsia="Times New Roman" w:hAnsi="Menlo" w:cs="Menlo"/>
+          <w:color w:val="9CDCFE"/>
+          <w:kern w:val="0"/>
+          <w:sz w:val="18"/>
+          <w:szCs w:val="18"/>
+          <w14:ligatures w14:val="none"/>
+        </w:rPr>
+        <w:t>scene</w:t>
+      </w:r>
+      <w:r>
+        <w:rPr>
+          <w:rFonts w:ascii="Menlo" w:eastAsia="Times New Roman" w:hAnsi="Menlo" w:cs="Menlo"/>
+          <w:color w:val="D4D4D4"/>
+          <w:kern w:val="0"/>
+          <w:sz w:val="18"/>
+          <w:szCs w:val="18"/>
+          <w14:ligatures w14:val="none"/>
+        </w:rPr>
+        <w:t xml:space="preserve"> = </w:t>
+      </w:r>
+      <w:r>
+        <w:rPr>
+          <w:rFonts w:ascii="Menlo" w:eastAsia="Times New Roman" w:hAnsi="Menlo" w:cs="Menlo"/>
+          <w:color w:val="C586C0"/>
+          <w:kern w:val="0"/>
+          <w:sz w:val="18"/>
+          <w:szCs w:val="18"/>
+          <w14:ligatures w14:val="none"/>
+        </w:rPr>
+        <w:t>new</w:t>
+      </w:r>
+      <w:r>
+        <w:rPr>
+          <w:rFonts w:ascii="Menlo" w:eastAsia="Times New Roman" w:hAnsi="Menlo" w:cs="Menlo"/>
+          <w:color w:val="D4D4D4"/>
+          <w:kern w:val="0"/>
+          <w:sz w:val="18"/>
+          <w:szCs w:val="18"/>
+          <w14:ligatures w14:val="none"/>
+        </w:rPr>
+        <w:t xml:space="preserve"> </w:t>
+      </w:r>
+      <w:r>
+        <w:rPr>
+          <w:rFonts w:ascii="Menlo" w:eastAsia="Times New Roman" w:hAnsi="Menlo" w:cs="Menlo"/>
+          <w:color w:val="DCDCAA"/>
+          <w:kern w:val="0"/>
+          <w:sz w:val="18"/>
+          <w:szCs w:val="18"/>
+          <w14:ligatures w14:val="none"/>
+        </w:rPr>
+        <w:t>Scene</w:t>
+      </w:r>
+      <w:r>
+        <w:rPr>
+          <w:rFonts w:ascii="Menlo" w:eastAsia="Times New Roman" w:hAnsi="Menlo" w:cs="Menlo"/>
+          <w:color w:val="D4D4D4"/>
+          <w:kern w:val="0"/>
+          <w:sz w:val="18"/>
+          <w:szCs w:val="18"/>
+          <w14:ligatures w14:val="none"/>
+        </w:rPr>
+        <w:t xml:space="preserve">(vbox, </w:t>
+      </w:r>
+      <w:r>
+        <w:rPr>
+          <w:rFonts w:ascii="Menlo" w:eastAsia="Times New Roman" w:hAnsi="Menlo" w:cs="Menlo"/>
+          <w:color w:val="B5CEA8"/>
+          <w:kern w:val="0"/>
+          <w:sz w:val="18"/>
+          <w:szCs w:val="18"/>
+          <w14:ligatures w14:val="none"/>
+        </w:rPr>
+        <w:t>300</w:t>
+      </w:r>
+      <w:r>
+        <w:rPr>
+          <w:rFonts w:ascii="Menlo" w:eastAsia="Times New Roman" w:hAnsi="Menlo" w:cs="Menlo"/>
+          <w:color w:val="D4D4D4"/>
+          <w:kern w:val="0"/>
+          <w:sz w:val="18"/>
+          <w:szCs w:val="18"/>
+          <w14:ligatures w14:val="none"/>
+        </w:rPr>
+        <w:t xml:space="preserve">, </w:t>
+      </w:r>
+      <w:r>
+        <w:rPr>
+          <w:rFonts w:ascii="Menlo" w:eastAsia="Times New Roman" w:hAnsi="Menlo" w:cs="Menlo"/>
+          <w:color w:val="B5CEA8"/>
+          <w:kern w:val="0"/>
+          <w:sz w:val="18"/>
+          <w:szCs w:val="18"/>
+          <w14:ligatures w14:val="none"/>
+        </w:rPr>
+        <w:t>200</w:t>
+      </w:r>
+      <w:r>
+        <w:rPr>
+          <w:rFonts w:ascii="Menlo" w:eastAsia="Times New Roman" w:hAnsi="Menlo" w:cs="Menlo"/>
+          <w:color w:val="D4D4D4"/>
+          <w:kern w:val="0"/>
+          <w:sz w:val="18"/>
+          <w:szCs w:val="18"/>
+          <w14:ligatures w14:val="none"/>
+        </w:rPr>
+        <w:t>);</w:t>
+      </w:r>
+    </w:p>
+    <w:p>
+      <w:pPr>
+        <w:shd w:val="clear" w:color="auto" w:fill="1E1E1E"/>
+        <w:spacing w:after="0" w:line="270" w:lineRule="atLeast"/>
+        <w:rPr>
+          <w:rFonts w:ascii="Menlo" w:eastAsia="Times New Roman" w:hAnsi="Menlo" w:cs="Menlo"/>
+          <w:color w:val="D4D4D4"/>
+          <w:kern w:val="0"/>
+          <w:sz w:val="18"/>
+          <w:szCs w:val="18"/>
+          <w14:ligatures w14:val="none"/>
+        </w:rPr>
+      </w:pPr>
+    </w:p>
+    <w:p>
+      <w:pPr>
+        <w:shd w:val="clear" w:color="auto" w:fill="1E1E1E"/>
+        <w:spacing w:after="0" w:line="270" w:lineRule="atLeast"/>
+        <w:rPr>
+          <w:rFonts w:ascii="Menlo" w:eastAsia="Times New Roman" w:hAnsi="Menlo" w:cs="Menlo"/>
+          <w:color w:val="D4D4D4"/>
+          <w:kern w:val="0"/>
+          <w:sz w:val="18"/>
+          <w:szCs w:val="18"/>
+          <w14:ligatures w14:val="none"/>
+        </w:rPr>
+      </w:pPr>
+      <w:r>
+        <w:rPr>
+          <w:rFonts w:ascii="Menlo" w:eastAsia="Times New Roman" w:hAnsi="Menlo" w:cs="Menlo"/>
+          <w:color w:val="D4D4D4"/>
+          <w:kern w:val="0"/>
+          <w:sz w:val="18"/>
+          <w:szCs w:val="18"/>
+          <w14:ligatures w14:val="none"/>
+        </w:rPr>
+        <w:t xml:space="preserve">        </w:t>
+      </w:r>
+      <w:r>
+        <w:rPr>
+          <w:rFonts w:ascii="Menlo" w:eastAsia="Times New Roman" w:hAnsi="Menlo" w:cs="Menlo"/>
+          <w:color w:val="6A9955"/>
+          <w:kern w:val="0"/>
+          <w:sz w:val="18"/>
+          <w:szCs w:val="18"/>
+          <w14:ligatures w14:val="none"/>
+        </w:rPr>
+        <w:t>// Set stage title and scene</w:t>
+      </w:r>
+    </w:p>
+    <w:p>
+      <w:pPr>
+        <w:shd w:val="clear" w:color="auto" w:fill="1E1E1E"/>
+        <w:spacing w:after="0" w:line="270" w:lineRule="atLeast"/>
+        <w:rPr>
+          <w:rFonts w:ascii="Menlo" w:eastAsia="Times New Roman" w:hAnsi="Menlo" w:cs="Menlo"/>
+          <w:color w:val="D4D4D4"/>
+          <w:kern w:val="0"/>
+          <w:sz w:val="18"/>
+          <w:szCs w:val="18"/>
+          <w14:ligatures w14:val="none"/>
+        </w:rPr>
+      </w:pPr>
+      <w:r>
+        <w:rPr>
+          <w:rFonts w:ascii="Menlo" w:eastAsia="Times New Roman" w:hAnsi="Menlo" w:cs="Menlo"/>
+          <w:color w:val="D4D4D4"/>
+          <w:kern w:val="0"/>
+          <w:sz w:val="18"/>
+          <w:szCs w:val="18"/>
+          <w14:ligatures w14:val="none"/>
+        </w:rPr>
+        <w:t xml:space="preserve">        </w:t>
+      </w:r>
+      <w:r>
+        <w:rPr>
+          <w:rFonts w:ascii="Menlo" w:eastAsia="Times New Roman" w:hAnsi="Menlo" w:cs="Menlo"/>
+          <w:color w:val="9CDCFE"/>
+          <w:kern w:val="0"/>
+          <w:sz w:val="18"/>
+          <w:szCs w:val="18"/>
+          <w14:ligatures w14:val="none"/>
+        </w:rPr>
+        <w:t>stage</w:t>
+      </w:r>
+      <w:r>
+        <w:rPr>
+          <w:rFonts w:ascii="Menlo" w:eastAsia="Times New Roman" w:hAnsi="Menlo" w:cs="Menlo"/>
+          <w:color w:val="D4D4D4"/>
+          <w:kern w:val="0"/>
+          <w:sz w:val="18"/>
+          <w:szCs w:val="18"/>
+          <w14:ligatures w14:val="none"/>
+        </w:rPr>
+        <w:t>.</w:t>
+      </w:r>
+      <w:r>
+        <w:rPr>
+          <w:rFonts w:ascii="Menlo" w:eastAsia="Times New Roman" w:hAnsi="Menlo" w:cs="Menlo"/>
+          <w:color w:val="DCDCAA"/>
+          <w:kern w:val="0"/>
+          <w:sz w:val="18"/>
+          <w:szCs w:val="18"/>
+          <w14:ligatures w14:val="none"/>
+        </w:rPr>
+        <w:t>setTitle</w:t>
+      </w:r>
+      <w:r>
+        <w:rPr>
+          <w:rFonts w:ascii="Menlo" w:eastAsia="Times New Roman" w:hAnsi="Menlo" w:cs="Menlo"/>
+          <w:color w:val="D4D4D4"/>
+          <w:kern w:val="0"/>
+          <w:sz w:val="18"/>
+          <w:szCs w:val="18"/>
+          <w14:ligatures w14:val="none"/>
+        </w:rPr>
+        <w:t>(</w:t>
+      </w:r>
+      <w:r>
+        <w:rPr>
+          <w:rFonts w:ascii="Menlo" w:eastAsia="Times New Roman" w:hAnsi="Menlo" w:cs="Menlo"/>
+          <w:color w:val="CE9178"/>
+          <w:kern w:val="0"/>
+          <w:sz w:val="18"/>
+          <w:szCs w:val="18"/>
+          <w14:ligatures w14:val="none"/>
+        </w:rPr>
+        <w:t>"VBox Demo"</w:t>
+      </w:r>
+      <w:r>
+        <w:rPr>
+          <w:rFonts w:ascii="Menlo" w:eastAsia="Times New Roman" w:hAnsi="Menlo" w:cs="Menlo"/>
+          <w:color w:val="D4D4D4"/>
+          <w:kern w:val="0"/>
+          <w:sz w:val="18"/>
+          <w:szCs w:val="18"/>
+          <w14:ligatures w14:val="none"/>
+        </w:rPr>
+        <w:t>);</w:t>
+      </w:r>
+    </w:p>
+    <w:p>
+      <w:pPr>
+        <w:shd w:val="clear" w:color="auto" w:fill="1E1E1E"/>
+        <w:spacing w:after="0" w:line="270" w:lineRule="atLeast"/>
+        <w:rPr>
+          <w:rFonts w:ascii="Menlo" w:eastAsia="Times New Roman" w:hAnsi="Menlo" w:cs="Menlo"/>
+          <w:color w:val="D4D4D4"/>
+          <w:kern w:val="0"/>
+          <w:sz w:val="18"/>
+          <w:szCs w:val="18"/>
+          <w14:ligatures w14:val="none"/>
+        </w:rPr>
+      </w:pPr>
+      <w:r>
+        <w:rPr>
+          <w:rFonts w:ascii="Menlo" w:eastAsia="Times New Roman" w:hAnsi="Menlo" w:cs="Menlo"/>
+          <w:color w:val="D4D4D4"/>
+          <w:kern w:val="0"/>
+          <w:sz w:val="18"/>
+          <w:szCs w:val="18"/>
+          <w14:ligatures w14:val="none"/>
+        </w:rPr>
+        <w:t xml:space="preserve">        </w:t>
+      </w:r>
+      <w:r>
+        <w:rPr>
+          <w:rFonts w:ascii="Menlo" w:eastAsia="Times New Roman" w:hAnsi="Menlo" w:cs="Menlo"/>
+          <w:color w:val="9CDCFE"/>
+          <w:kern w:val="0"/>
+          <w:sz w:val="18"/>
+          <w:szCs w:val="18"/>
+          <w14:ligatures w14:val="none"/>
+        </w:rPr>
+        <w:t>stage</w:t>
+      </w:r>
+      <w:r>
+        <w:rPr>
+          <w:rFonts w:ascii="Menlo" w:eastAsia="Times New Roman" w:hAnsi="Menlo" w:cs="Menlo"/>
+          <w:color w:val="D4D4D4"/>
+          <w:kern w:val="0"/>
+          <w:sz w:val="18"/>
+          <w:szCs w:val="18"/>
+          <w14:ligatures w14:val="none"/>
+        </w:rPr>
+        <w:t>.</w:t>
+      </w:r>
+      <w:r>
+        <w:rPr>
+          <w:rFonts w:ascii="Menlo" w:eastAsia="Times New Roman" w:hAnsi="Menlo" w:cs="Menlo"/>
+          <w:color w:val="DCDCAA"/>
+          <w:kern w:val="0"/>
+          <w:sz w:val="18"/>
+          <w:szCs w:val="18"/>
+          <w14:ligatures w14:val="none"/>
+        </w:rPr>
+        <w:t>setScene</w:t>
+      </w:r>
+      <w:r>
+        <w:rPr>
+          <w:rFonts w:ascii="Menlo" w:eastAsia="Times New Roman" w:hAnsi="Menlo" w:cs="Menlo"/>
+          <w:color w:val="D4D4D4"/>
+          <w:kern w:val="0"/>
+          <w:sz w:val="18"/>
+          <w:szCs w:val="18"/>
+          <w14:ligatures w14:val="none"/>
+        </w:rPr>
+        <w:t>(scene);</w:t>
+      </w:r>
+    </w:p>
+    <w:p>
+      <w:pPr>
+        <w:shd w:val="clear" w:color="auto" w:fill="1E1E1E"/>
+        <w:spacing w:after="0" w:line="270" w:lineRule="atLeast"/>
+        <w:rPr>
+          <w:rFonts w:ascii="Menlo" w:eastAsia="Times New Roman" w:hAnsi="Menlo" w:cs="Menlo"/>
+          <w:color w:val="D4D4D4"/>
+          <w:kern w:val="0"/>
+          <w:sz w:val="18"/>
+          <w:szCs w:val="18"/>
+          <w14:ligatures w14:val="none"/>
+        </w:rPr>
+      </w:pPr>
+      <w:r>
+        <w:rPr>
+          <w:rFonts w:ascii="Menlo" w:eastAsia="Times New Roman" w:hAnsi="Menlo" w:cs="Menlo"/>
+          <w:color w:val="D4D4D4"/>
+          <w:kern w:val="0"/>
+          <w:sz w:val="18"/>
+          <w:szCs w:val="18"/>
+          <w14:ligatures w14:val="none"/>
+        </w:rPr>
+        <w:t xml:space="preserve">        </w:t>
+      </w:r>
+      <w:r>
+        <w:rPr>
+          <w:rFonts w:ascii="Menlo" w:eastAsia="Times New Roman" w:hAnsi="Menlo" w:cs="Menlo"/>
+          <w:color w:val="9CDCFE"/>
+          <w:kern w:val="0"/>
+          <w:sz w:val="18"/>
+          <w:szCs w:val="18"/>
+          <w14:ligatures w14:val="none"/>
+        </w:rPr>
+        <w:t>stage</w:t>
+      </w:r>
+      <w:r>
+        <w:rPr>
+          <w:rFonts w:ascii="Menlo" w:eastAsia="Times New Roman" w:hAnsi="Menlo" w:cs="Menlo"/>
+          <w:color w:val="D4D4D4"/>
+          <w:kern w:val="0"/>
+          <w:sz w:val="18"/>
+          <w:szCs w:val="18"/>
+          <w14:ligatures w14:val="none"/>
+        </w:rPr>
+        <w:t>.</w:t>
+      </w:r>
+      <w:r>
+        <w:rPr>
+          <w:rFonts w:ascii="Menlo" w:eastAsia="Times New Roman" w:hAnsi="Menlo" w:cs="Menlo"/>
+          <w:color w:val="DCDCAA"/>
+          <w:kern w:val="0"/>
+          <w:sz w:val="18"/>
+          <w:szCs w:val="18"/>
+          <w14:ligatures w14:val="none"/>
+        </w:rPr>
+        <w:t>show</w:t>
+      </w:r>
+      <w:r>
+        <w:rPr>
+          <w:rFonts w:ascii="Menlo" w:eastAsia="Times New Roman" w:hAnsi="Menlo" w:cs="Menlo"/>
+          <w:color w:val="D4D4D4"/>
+          <w:kern w:val="0"/>
+          <w:sz w:val="18"/>
+          <w:szCs w:val="18"/>
+          <w14:ligatures w14:val="none"/>
+        </w:rPr>
+        <w:t>();</w:t>
+      </w:r>
+    </w:p>
+    <w:p>
+      <w:pPr>
+        <w:shd w:val="clear" w:color="auto" w:fill="1E1E1E"/>
+        <w:spacing w:after="0" w:line="270" w:lineRule="atLeast"/>
+        <w:rPr>
+          <w:rFonts w:ascii="Menlo" w:eastAsia="Times New Roman" w:hAnsi="Menlo" w:cs="Menlo"/>
+          <w:color w:val="D4D4D4"/>
+          <w:kern w:val="0"/>
+          <w:sz w:val="18"/>
+          <w:szCs w:val="18"/>
+          <w14:ligatures w14:val="none"/>
+        </w:rPr>
+      </w:pPr>
+      <w:r>
+        <w:rPr>
+          <w:rFonts w:ascii="Menlo" w:eastAsia="Times New Roman" w:hAnsi="Menlo" w:cs="Menlo"/>
+          <w:color w:val="D4D4D4"/>
+          <w:kern w:val="0"/>
+          <w:sz w:val="18"/>
+          <w:szCs w:val="18"/>
+          <w14:ligatures w14:val="none"/>
+        </w:rPr>
+        <w:t xml:space="preserve">    }</w:t>
+      </w:r>
+    </w:p>
+    <w:p>
+      <w:pPr>
+        <w:shd w:val="clear" w:color="auto" w:fill="1E1E1E"/>
+        <w:spacing w:after="0" w:line="270" w:lineRule="atLeast"/>
+        <w:rPr>
+          <w:rFonts w:ascii="Menlo" w:eastAsia="Times New Roman" w:hAnsi="Menlo" w:cs="Menlo"/>
+          <w:color w:val="D4D4D4"/>
+          <w:kern w:val="0"/>
+          <w:sz w:val="18"/>
+          <w:szCs w:val="18"/>
+          <w14:ligatures w14:val="none"/>
+        </w:rPr>
+      </w:pPr>
+    </w:p>
+    <w:p>
+      <w:pPr>
+        <w:shd w:val="clear" w:color="auto" w:fill="1E1E1E"/>
+        <w:spacing w:after="0" w:line="270" w:lineRule="atLeast"/>
+        <w:rPr>
+          <w:rFonts w:ascii="Menlo" w:eastAsia="Times New Roman" w:hAnsi="Menlo" w:cs="Menlo"/>
+          <w:color w:val="D4D4D4"/>
+          <w:kern w:val="0"/>
+          <w:sz w:val="18"/>
+          <w:szCs w:val="18"/>
+          <w14:ligatures w14:val="none"/>
+        </w:rPr>
+      </w:pPr>
+      <w:r>
+        <w:rPr>
+          <w:rFonts w:ascii="Menlo" w:eastAsia="Times New Roman" w:hAnsi="Menlo" w:cs="Menlo"/>
+          <w:color w:val="D4D4D4"/>
+          <w:kern w:val="0"/>
+          <w:sz w:val="18"/>
+          <w:szCs w:val="18"/>
+          <w14:ligatures w14:val="none"/>
+        </w:rPr>
+        <w:t xml:space="preserve">    </w:t>
+      </w:r>
+      <w:r>
+        <w:rPr>
+          <w:rFonts w:ascii="Menlo" w:eastAsia="Times New Roman" w:hAnsi="Menlo" w:cs="Menlo"/>
+          <w:color w:val="569CD6"/>
+          <w:kern w:val="0"/>
+          <w:sz w:val="18"/>
+          <w:szCs w:val="18"/>
+          <w14:ligatures w14:val="none"/>
+        </w:rPr>
+        <w:t>public</w:t>
+      </w:r>
+      <w:r>
+        <w:rPr>
+          <w:rFonts w:ascii="Menlo" w:eastAsia="Times New Roman" w:hAnsi="Menlo" w:cs="Menlo"/>
+          <w:color w:val="D4D4D4"/>
+          <w:kern w:val="0"/>
+          <w:sz w:val="18"/>
+          <w:szCs w:val="18"/>
+          <w14:ligatures w14:val="none"/>
+        </w:rPr>
+        <w:t xml:space="preserve"> </w:t>
+      </w:r>
+      <w:r>
+        <w:rPr>
+          <w:rFonts w:ascii="Menlo" w:eastAsia="Times New Roman" w:hAnsi="Menlo" w:cs="Menlo"/>
+          <w:color w:val="569CD6"/>
+          <w:kern w:val="0"/>
+          <w:sz w:val="18"/>
+          <w:szCs w:val="18"/>
+          <w14:ligatures w14:val="none"/>
+        </w:rPr>
+        <w:t>static</w:t>
+      </w:r>
+      <w:r>
+        <w:rPr>
+          <w:rFonts w:ascii="Menlo" w:eastAsia="Times New Roman" w:hAnsi="Menlo" w:cs="Menlo"/>
+          <w:color w:val="D4D4D4"/>
+          <w:kern w:val="0"/>
+          <w:sz w:val="18"/>
+          <w:szCs w:val="18"/>
+          <w14:ligatures w14:val="none"/>
+        </w:rPr>
+        <w:t xml:space="preserve"> </w:t>
+      </w:r>
+      <w:r>
+        <w:rPr>
+          <w:rFonts w:ascii="Menlo" w:eastAsia="Times New Roman" w:hAnsi="Menlo" w:cs="Menlo"/>
+          <w:color w:val="4EC9B0"/>
+          <w:kern w:val="0"/>
+          <w:sz w:val="18"/>
+          <w:szCs w:val="18"/>
+          <w14:ligatures w14:val="none"/>
+        </w:rPr>
+        <w:t>void</w:t>
+      </w:r>
+      <w:r>
+        <w:rPr>
+          <w:rFonts w:ascii="Menlo" w:eastAsia="Times New Roman" w:hAnsi="Menlo" w:cs="Menlo"/>
+          <w:color w:val="D4D4D4"/>
+          <w:kern w:val="0"/>
+          <w:sz w:val="18"/>
+          <w:szCs w:val="18"/>
+          <w14:ligatures w14:val="none"/>
+        </w:rPr>
+        <w:t xml:space="preserve"> </w:t>
+      </w:r>
+      <w:r>
+        <w:rPr>
+          <w:rFonts w:ascii="Menlo" w:eastAsia="Times New Roman" w:hAnsi="Menlo" w:cs="Menlo"/>
+          <w:color w:val="DCDCAA"/>
+          <w:kern w:val="0"/>
+          <w:sz w:val="18"/>
+          <w:szCs w:val="18"/>
+          <w14:ligatures w14:val="none"/>
+        </w:rPr>
+        <w:t>main</w:t>
+      </w:r>
+      <w:r>
+        <w:rPr>
+          <w:rFonts w:ascii="Menlo" w:eastAsia="Times New Roman" w:hAnsi="Menlo" w:cs="Menlo"/>
+          <w:color w:val="D4D4D4"/>
+          <w:kern w:val="0"/>
+          <w:sz w:val="18"/>
+          <w:szCs w:val="18"/>
+          <w14:ligatures w14:val="none"/>
+        </w:rPr>
+        <w:t>(</w:t>
+      </w:r>
+      <w:r>
+        <w:rPr>
+          <w:rFonts w:ascii="Menlo" w:eastAsia="Times New Roman" w:hAnsi="Menlo" w:cs="Menlo"/>
+          <w:color w:val="4EC9B0"/>
+          <w:kern w:val="0"/>
+          <w:sz w:val="18"/>
+          <w:szCs w:val="18"/>
+          <w14:ligatures w14:val="none"/>
+        </w:rPr>
+        <w:t>String</w:t>
+      </w:r>
+      <w:r>
+        <w:rPr>
+          <w:rFonts w:ascii="Menlo" w:eastAsia="Times New Roman" w:hAnsi="Menlo" w:cs="Menlo"/>
+          <w:color w:val="D4D4D4"/>
+          <w:kern w:val="0"/>
+          <w:sz w:val="18"/>
+          <w:szCs w:val="18"/>
+          <w14:ligatures w14:val="none"/>
+        </w:rPr>
+        <w:t xml:space="preserve">[] </w:t>
+      </w:r>
+      <w:r>
+        <w:rPr>
+          <w:rFonts w:ascii="Menlo" w:eastAsia="Times New Roman" w:hAnsi="Menlo" w:cs="Menlo"/>
+          <w:color w:val="9CDCFE"/>
+          <w:kern w:val="0"/>
+          <w:sz w:val="18"/>
+          <w:szCs w:val="18"/>
+          <w14:ligatures w14:val="none"/>
+        </w:rPr>
+        <w:t>args</w:t>
+      </w:r>
+      <w:r>
+        <w:rPr>
+          <w:rFonts w:ascii="Menlo" w:eastAsia="Times New Roman" w:hAnsi="Menlo" w:cs="Menlo"/>
+          <w:color w:val="D4D4D4"/>
+          <w:kern w:val="0"/>
+          <w:sz w:val="18"/>
+          <w:szCs w:val="18"/>
+          <w14:ligatures w14:val="none"/>
+        </w:rPr>
+        <w:t>) {</w:t>
+      </w:r>
+    </w:p>
+    <w:p>
+      <w:pPr>
+        <w:shd w:val="clear" w:color="auto" w:fill="1E1E1E"/>
+        <w:spacing w:after="0" w:line="270" w:lineRule="atLeast"/>
+        <w:rPr>
+          <w:rFonts w:ascii="Menlo" w:eastAsia="Times New Roman" w:hAnsi="Menlo" w:cs="Menlo"/>
+          <w:color w:val="D4D4D4"/>
+          <w:kern w:val="0"/>
+          <w:sz w:val="18"/>
+          <w:szCs w:val="18"/>
+          <w14:ligatures w14:val="none"/>
+        </w:rPr>
+      </w:pPr>
+      <w:r>
+        <w:rPr>
+          <w:rFonts w:ascii="Menlo" w:eastAsia="Times New Roman" w:hAnsi="Menlo" w:cs="Menlo"/>
+          <w:color w:val="D4D4D4"/>
+          <w:kern w:val="0"/>
+          <w:sz w:val="18"/>
+          <w:szCs w:val="18"/>
+          <w14:ligatures w14:val="none"/>
+        </w:rPr>
+        <w:t xml:space="preserve">        </w:t>
+      </w:r>
+      <w:r>
+        <w:rPr>
+          <w:rFonts w:ascii="Menlo" w:eastAsia="Times New Roman" w:hAnsi="Menlo" w:cs="Menlo"/>
+          <w:color w:val="DCDCAA"/>
+          <w:kern w:val="0"/>
+          <w:sz w:val="18"/>
+          <w:szCs w:val="18"/>
+          <w14:ligatures w14:val="none"/>
+        </w:rPr>
+        <w:t>launch</w:t>
+      </w:r>
+      <w:r>
+        <w:rPr>
+          <w:rFonts w:ascii="Menlo" w:eastAsia="Times New Roman" w:hAnsi="Menlo" w:cs="Menlo"/>
+          <w:color w:val="D4D4D4"/>
+          <w:kern w:val="0"/>
+          <w:sz w:val="18"/>
+          <w:szCs w:val="18"/>
+          <w14:ligatures w14:val="none"/>
+        </w:rPr>
+        <w:t>(args);</w:t>
+      </w:r>
+    </w:p>
+    <w:p>
+      <w:pPr>
+        <w:shd w:val="clear" w:color="auto" w:fill="1E1E1E"/>
+        <w:spacing w:after="0" w:line="270" w:lineRule="atLeast"/>
+        <w:rPr>
+          <w:rFonts w:ascii="Menlo" w:eastAsia="Times New Roman" w:hAnsi="Menlo" w:cs="Menlo"/>
+          <w:color w:val="D4D4D4"/>
+          <w:kern w:val="0"/>
+          <w:sz w:val="18"/>
+          <w:szCs w:val="18"/>
+          <w14:ligatures w14:val="none"/>
+        </w:rPr>
+      </w:pPr>
+      <w:r>
+        <w:rPr>
+          <w:rFonts w:ascii="Menlo" w:eastAsia="Times New Roman" w:hAnsi="Menlo" w:cs="Menlo"/>
+          <w:color w:val="D4D4D4"/>
+          <w:kern w:val="0"/>
+          <w:sz w:val="18"/>
+          <w:szCs w:val="18"/>
+          <w14:ligatures w14:val="none"/>
+        </w:rPr>
+        <w:t xml:space="preserve">    }</w:t>
+      </w:r>
+    </w:p>
+    <w:p>
+      <w:pPr>
+        <w:shd w:val="clear" w:color="auto" w:fill="1E1E1E"/>
+        <w:spacing w:after="0" w:line="270" w:lineRule="atLeast"/>
+        <w:rPr>
+          <w:rFonts w:ascii="Menlo" w:eastAsia="Times New Roman" w:hAnsi="Menlo" w:cs="Menlo"/>
+          <w:color w:val="D4D4D4"/>
+          <w:kern w:val="0"/>
+          <w:sz w:val="18"/>
+          <w:szCs w:val="18"/>
+          <w14:ligatures w14:val="none"/>
+        </w:rPr>
+      </w:pPr>
+      <w:r>
+        <w:rPr>
+          <w:rFonts w:ascii="Menlo" w:eastAsia="Times New Roman" w:hAnsi="Menlo" w:cs="Menlo"/>
+          <w:color w:val="D4D4D4"/>
+          <w:kern w:val="0"/>
+          <w:sz w:val="18"/>
+          <w:szCs w:val="18"/>
+          <w14:ligatures w14:val="none"/>
+        </w:rPr>
+        <w:t>}</w:t>
+      </w:r>
+    </w:p>
+    <w:p>
+      <w:pPr>
+        <w:spacing w:before="100" w:beforeAutospacing="1" w:after="100" w:afterAutospacing="1" w:line="240" w:lineRule="auto"/>
+        <w:outlineLvl w:val="1"/>
+        <w:rPr>
+          <w:rFonts w:ascii="Times New Roman" w:eastAsia="Times New Roman" w:hAnsi="Times New Roman" w:cs="Times New Roman"/>
+          <w:kern w:val="0"/>
+          <w14:ligatures w14:val="none"/>
+        </w:rPr>
+      </w:pPr>
+      <w:r>
+        <w:rPr>
+          <w:rFonts w:ascii="Times New Roman" w:eastAsia="Times New Roman" w:hAnsi="Times New Roman" w:cs="Times New Roman"/>
+          <w:kern w:val="0"/>
+          <w14:ligatures w14:val="none"/>
+        </w:rPr>
+        <w:t>We can also use VBox in login screens, we can stack titles, username fields, password fields, and login buttons from top to bottom. I’ve seen VBox used in navigational menus and sidebars; really anything that requires a button, link or text label vertically in a clean list. Droboxes, pop-ups can be made into a simple stacked arrangement using a VBox.</w:t>
+      </w:r>
+    </w:p>
+    <w:p>
+      <w:pPr>
+        <w:spacing w:before="100" w:beforeAutospacing="1" w:after="100" w:afterAutospacing="1" w:line="240" w:lineRule="auto"/>
+        <w:outlineLvl w:val="1"/>
+        <w:rPr>
+          <w:rFonts w:ascii="Times New Roman" w:eastAsia="Times New Roman" w:hAnsi="Times New Roman" w:cs="Times New Roman"/>
+          <w:kern w:val="0"/>
+          <w14:ligatures w14:val="none"/>
+        </w:rPr>
+      </w:pPr>
+      <w:r>
+        <w:rPr>
+          <w:rFonts w:ascii="Times New Roman" w:eastAsia="Times New Roman" w:hAnsi="Times New Roman" w:cs="Times New Roman"/>
+          <w:kern w:val="0"/>
+          <w14:ligatures w14:val="none"/>
+        </w:rPr>
+        <w:t xml:space="preserve">Creating </w:t>
+      </w:r>
+      <w:r>
+        <w:rPr>
+          <w:rFonts w:ascii="Times New Roman" w:eastAsia="Times New Roman" w:hAnsi="Times New Roman" w:cs="Times New Roman"/>
+          <w:kern w:val="0"/>
+          <w:u w:val="single"/>
+          <w14:ligatures w14:val="none"/>
+        </w:rPr>
+        <w:t>organized groups of related controls</w:t>
+      </w:r>
+      <w:r>
+        <w:rPr>
+          <w:rFonts w:ascii="Times New Roman" w:eastAsia="Times New Roman" w:hAnsi="Times New Roman" w:cs="Times New Roman"/>
+          <w:kern w:val="0"/>
+          <w14:ligatures w14:val="none"/>
+        </w:rPr>
+        <w:t xml:space="preserve"> is another great use for VBox. </w:t>
+      </w:r>
+      <w:r>
+        <w:rPr>
+          <w:rFonts w:ascii="Times New Roman" w:eastAsia="Times New Roman" w:hAnsi="Times New Roman" w:cs="Times New Roman"/>
+          <w:kern w:val="0"/>
+          <w14:ligatures w14:val="none"/>
+        </w:rPr>
+        <w:t>The media player</w:t>
+      </w:r>
+      <w:r>
+        <w:rPr>
+          <w:rFonts w:ascii="Times New Roman" w:eastAsia="Times New Roman" w:hAnsi="Times New Roman" w:cs="Times New Roman"/>
+          <w:kern w:val="0"/>
+          <w14:ligatures w14:val="none"/>
+        </w:rPr>
+        <w:t xml:space="preserve"> uses playback buttons, volume controls, and a playlist label. I can use VBox to make the UI have these buttons vertically integrated into the site, or </w:t>
+      </w:r>
+      <w:r>
+        <w:rPr>
+          <w:rFonts w:ascii="Times New Roman" w:eastAsia="Times New Roman" w:hAnsi="Times New Roman" w:cs="Times New Roman"/>
+          <w:kern w:val="0"/>
+          <w14:ligatures w14:val="none"/>
+        </w:rPr>
+        <w:t xml:space="preserve">application. Vbox is not limited to simple instructions, as developers we can form </w:t>
+      </w:r>
+      <w:r>
+        <w:rPr>
+          <w:rFonts w:ascii="Times New Roman" w:eastAsia="Times New Roman" w:hAnsi="Times New Roman" w:cs="Times New Roman"/>
+          <w:kern w:val="0"/>
+          <w14:ligatures w14:val="none"/>
+        </w:rPr>
+        <w:t xml:space="preserve"> </w:t>
+      </w:r>
+      <w:r>
+        <w:rPr>
+          <w:rFonts w:ascii="Times New Roman" w:eastAsia="Times New Roman" w:hAnsi="Times New Roman" w:cs="Times New Roman"/>
+          <w:kern w:val="0"/>
+          <w14:ligatures w14:val="none"/>
+        </w:rPr>
+        <w:t>menus, forms, panels, setting pages, dialog windows, and sections inside</w:t>
+      </w:r>
+      <w:r>
+        <w:rPr>
+          <w:rFonts w:ascii="Times New Roman" w:eastAsia="Times New Roman" w:hAnsi="Times New Roman" w:cs="Times New Roman"/>
+          <w:kern w:val="0"/>
+          <w14:ligatures w14:val="none"/>
+        </w:rPr>
+        <w:t xml:space="preserve"> the larger applications.</w:t>
+      </w:r>
+    </w:p>
+    <w:p>
+      <w:pPr>
+        <w:spacing w:before="100" w:beforeAutospacing="1" w:after="100" w:afterAutospacing="1" w:line="240" w:lineRule="auto"/>
+        <w:outlineLvl w:val="1"/>
         <w:rPr>
           <w:rFonts w:ascii="Times New Roman" w:eastAsia="Times New Roman" w:hAnsi="Times New Roman" w:cs="Times New Roman"/>
           <w:b/>
           <w:bCs/>
           <w:kern w:val="0"/>
-          <w14:ligatures w14:val="none"/>
-        </w:rPr>
-        <w:t>VBox</w:t>
-      </w:r>
-      <w:r>
-        <w:rPr>
-          <w:rFonts w:ascii="Times New Roman" w:eastAsia="Times New Roman" w:hAnsi="Times New Roman" w:cs="Times New Roman"/>
-          <w:kern w:val="0"/>
-          <w14:ligatures w14:val="none"/>
-        </w:rPr>
-        <w:t xml:space="preserve">, which stands for </w:t>
-      </w:r>
-      <w:r>
-        <w:rPr>
-          <w:rFonts w:ascii="Times New Roman" w:eastAsia="Times New Roman" w:hAnsi="Times New Roman" w:cs="Times New Roman"/>
-          <w:i/>
-          <w:iCs/>
-          <w:kern w:val="0"/>
-          <w14:ligatures w14:val="none"/>
-        </w:rPr>
-        <w:t>Vertical Box</w:t>
-      </w:r>
-      <w:r>
-        <w:rPr>
-          <w:rFonts w:ascii="Times New Roman" w:eastAsia="Times New Roman" w:hAnsi="Times New Roman" w:cs="Times New Roman"/>
-          <w:kern w:val="0"/>
-          <w14:ligatures w14:val="none"/>
-        </w:rPr>
-        <w:t>. As the name suggests, VBox arranges components in a vertical column. When elements are added to a VBox container, they automatically appear stacked on top of each other (Oracle, 2023).</w:t>
-      </w:r>
-    </w:p>
-    <w:p>
-      <w:pPr>
-        <w:spacing w:before="100" w:beforeAutospacing="1" w:after="100" w:afterAutospacing="1" w:line="240" w:lineRule="auto"/>
-        <w:rPr>
-          <w:rFonts w:ascii="Times New Roman" w:eastAsia="Times New Roman" w:hAnsi="Times New Roman" w:cs="Times New Roman"/>
-          <w:kern w:val="0"/>
-          <w14:ligatures w14:val="none"/>
-        </w:rPr>
-      </w:pPr>
-      <w:r>
-        <w:rPr>
-          <w:rFonts w:ascii="Times New Roman" w:eastAsia="Times New Roman" w:hAnsi="Times New Roman" w:cs="Times New Roman"/>
-          <w:kern w:val="0"/>
-          <w14:ligatures w14:val="none"/>
-        </w:rPr>
-        <w:t>From my perspective, VBox is one of the easiest layout containers to work with. Instead of worrying about positioning elements manually, I can simply add controls like buttons, labels, or text fields to the VBox and the layout manager takes care of the arrangement. JavaFX also provides options for adjusting spacing, alignment, and padding within the VBox so developers can control how the interface looks.</w:t>
-      </w:r>
-    </w:p>
-    <w:p>
-      <w:pPr>
-        <w:spacing w:before="100" w:beforeAutospacing="1" w:after="100" w:afterAutospacing="1" w:line="240" w:lineRule="auto"/>
-        <w:rPr>
-          <w:rFonts w:ascii="Times New Roman" w:eastAsia="Times New Roman" w:hAnsi="Times New Roman" w:cs="Times New Roman"/>
-          <w:kern w:val="0"/>
-          <w14:ligatures w14:val="none"/>
-        </w:rPr>
-      </w:pPr>
-      <w:r>
-        <w:rPr>
-          <w:rFonts w:ascii="Times New Roman" w:eastAsia="Times New Roman" w:hAnsi="Times New Roman" w:cs="Times New Roman"/>
-          <w:kern w:val="0"/>
-          <w14:ligatures w14:val="none"/>
-        </w:rPr>
-        <w:t xml:space="preserve">A good example of where VBox works well is in </w:t>
-      </w:r>
+          <w:sz w:val="40"/>
+          <w:szCs w:val="40"/>
+          <w14:ligatures w14:val="none"/>
+        </w:rPr>
+      </w:pPr>
       <w:r>
         <w:rPr>
           <w:rFonts w:ascii="Times New Roman" w:eastAsia="Times New Roman" w:hAnsi="Times New Roman" w:cs="Times New Roman"/>
           <w:b/>
           <w:bCs/>
           <w:kern w:val="0"/>
-          <w14:ligatures w14:val="none"/>
-        </w:rPr>
-        <w:t>menu designs</w:t>
-      </w:r>
-      <w:r>
-        <w:rPr>
-          <w:rFonts w:ascii="Times New Roman" w:eastAsia="Times New Roman" w:hAnsi="Times New Roman" w:cs="Times New Roman"/>
-          <w:kern w:val="0"/>
-          <w14:ligatures w14:val="none"/>
-        </w:rPr>
-        <w:t xml:space="preserve">. For instance, if I were creating a simple game menu with options such as </w:t>
-      </w:r>
-      <w:r>
-        <w:rPr>
-          <w:rFonts w:ascii="Times New Roman" w:eastAsia="Times New Roman" w:hAnsi="Times New Roman" w:cs="Times New Roman"/>
-          <w:i/>
-          <w:iCs/>
-          <w:kern w:val="0"/>
-          <w14:ligatures w14:val="none"/>
-        </w:rPr>
-        <w:t>Start Game</w:t>
-      </w:r>
-      <w:r>
-        <w:rPr>
-          <w:rFonts w:ascii="Times New Roman" w:eastAsia="Times New Roman" w:hAnsi="Times New Roman" w:cs="Times New Roman"/>
-          <w:kern w:val="0"/>
-          <w14:ligatures w14:val="none"/>
-        </w:rPr>
-        <w:t xml:space="preserve">, </w:t>
-      </w:r>
-      <w:r>
-        <w:rPr>
-          <w:rFonts w:ascii="Times New Roman" w:eastAsia="Times New Roman" w:hAnsi="Times New Roman" w:cs="Times New Roman"/>
-          <w:i/>
-          <w:iCs/>
-          <w:kern w:val="0"/>
-          <w14:ligatures w14:val="none"/>
-        </w:rPr>
-        <w:t>Settings</w:t>
-      </w:r>
-      <w:r>
-        <w:rPr>
-          <w:rFonts w:ascii="Times New Roman" w:eastAsia="Times New Roman" w:hAnsi="Times New Roman" w:cs="Times New Roman"/>
-          <w:kern w:val="0"/>
-          <w14:ligatures w14:val="none"/>
-        </w:rPr>
-        <w:t xml:space="preserve">, and </w:t>
-      </w:r>
-      <w:r>
-        <w:rPr>
-          <w:rFonts w:ascii="Times New Roman" w:eastAsia="Times New Roman" w:hAnsi="Times New Roman" w:cs="Times New Roman"/>
-          <w:i/>
-          <w:iCs/>
-          <w:kern w:val="0"/>
-          <w14:ligatures w14:val="none"/>
-        </w:rPr>
-        <w:t>Exit</w:t>
-      </w:r>
-      <w:r>
-        <w:rPr>
-          <w:rFonts w:ascii="Times New Roman" w:eastAsia="Times New Roman" w:hAnsi="Times New Roman" w:cs="Times New Roman"/>
-          <w:kern w:val="0"/>
-          <w14:ligatures w14:val="none"/>
-        </w:rPr>
-        <w:t>, placing those buttons inside a VBox would automatically stack them vertically. This makes the interface appear organized and structured without requiring complex positioning code.</w:t>
-      </w:r>
-    </w:p>
-    <w:p>
-      <w:pPr>
-        <w:spacing w:before="100" w:beforeAutospacing="1" w:after="100" w:afterAutospacing="1" w:line="240" w:lineRule="auto"/>
-        <w:rPr>
-          <w:rFonts w:ascii="Times New Roman" w:eastAsia="Times New Roman" w:hAnsi="Times New Roman" w:cs="Times New Roman"/>
-          <w:kern w:val="0"/>
-          <w14:ligatures w14:val="none"/>
-        </w:rPr>
-      </w:pPr>
-      <w:r>
-        <w:rPr>
-          <w:rFonts w:ascii="Times New Roman" w:eastAsia="Times New Roman" w:hAnsi="Times New Roman" w:cs="Times New Roman"/>
-          <w:kern w:val="0"/>
-          <w14:ligatures w14:val="none"/>
-        </w:rPr>
+          <w:sz w:val="40"/>
+          <w:szCs w:val="40"/>
+          <w14:ligatures w14:val="none"/>
+        </w:rPr>
+        <w:t>JavaFX GridPane</w:t>
+      </w:r>
+    </w:p>
+    <w:p>
+      <w:r>
+        <w:t>Another great topic is JavaFx GridPane, which is another layout container that I’ve been researching. It seems quite useful when developing programs that need structure and organization. I can us GridPane’s to arrange components in columns and rows; unlike VBox which only allows vertical adhesion. I can make each item on a grid pattern which makes a versatile design, allowing myself more control over the designing.</w:t>
+      </w:r>
+    </w:p>
+    <w:p>
+      <w:r>
         <w:lastRenderedPageBreak/>
-        <w:t>Another benefit I noticed is that VBox handles window resizing well. When the program window changes size, the layout adjusts automatically so the elements remain properly spaced and aligned. According to Oracle’s JavaFX documentation, layout containers are designed to manage how components grow or shrink as the application window changes (Oracle, 2023).</w:t>
-      </w:r>
-    </w:p>
-    <w:p>
-      <w:pPr>
-        <w:spacing w:before="100" w:beforeAutospacing="1" w:after="100" w:afterAutospacing="1" w:line="240" w:lineRule="auto"/>
-        <w:rPr>
-          <w:rFonts w:ascii="Times New Roman" w:eastAsia="Times New Roman" w:hAnsi="Times New Roman" w:cs="Times New Roman"/>
-          <w:kern w:val="0"/>
-          <w14:ligatures w14:val="none"/>
-        </w:rPr>
-      </w:pPr>
-      <w:r>
-        <w:rPr>
-          <w:rFonts w:ascii="Times New Roman" w:eastAsia="Times New Roman" w:hAnsi="Times New Roman" w:cs="Times New Roman"/>
-          <w:kern w:val="0"/>
-          <w14:ligatures w14:val="none"/>
-        </w:rPr>
-        <w:t xml:space="preserve">Because of its simplicity, VBox is commonly used for </w:t>
-      </w:r>
-      <w:r>
-        <w:rPr>
-          <w:rFonts w:ascii="Times New Roman" w:eastAsia="Times New Roman" w:hAnsi="Times New Roman" w:cs="Times New Roman"/>
+        <w:t xml:space="preserve">GridPanes work amazingly when you </w:t>
+      </w:r>
+      <w:r>
+        <w:t>need</w:t>
+      </w:r>
+      <w:r>
+        <w:t xml:space="preserve"> </w:t>
+      </w:r>
+      <w:r>
+        <w:t xml:space="preserve">to </w:t>
+      </w:r>
+      <w:r>
+        <w:t>structur</w:t>
+      </w:r>
+      <w:r>
+        <w:t>e</w:t>
+      </w:r>
+      <w:r>
+        <w:t xml:space="preserve"> multiple parts neatly. Instead of placing one underneath the other we can have choice on the exact row and column for each component. This will make </w:t>
+      </w:r>
+      <w:r>
+        <w:t xml:space="preserve">for a better interface for more crowded layouts. </w:t>
+      </w:r>
+      <w:r>
+        <w:t>Therefore,</w:t>
+      </w:r>
+      <w:r>
+        <w:t xml:space="preserve"> this is the biggest difference I have experienced with GridPane and VBox.</w:t>
+      </w:r>
+    </w:p>
+    <w:p>
+      <w:r>
+        <w:t xml:space="preserve">The flexibility of GridPanes allow a more robust design and lets me have more spacing like a snap grid system to make the design more eye appealing. </w:t>
+      </w:r>
+      <w:r>
+        <w:t xml:space="preserve">Let’s </w:t>
+      </w:r>
+      <w:r>
+        <w:t>investigate</w:t>
+      </w:r>
+      <w:r>
+        <w:t xml:space="preserve"> login forms; where I can place labels in one column field while the text </w:t>
+      </w:r>
+      <w:r>
+        <w:t>is</w:t>
+      </w:r>
+      <w:r>
+        <w:t xml:space="preserve"> in the next. This type of arrangement allows for a more </w:t>
+      </w:r>
+      <w:r>
+        <w:t xml:space="preserve">appropriate sleeker design, easier to follow and just looks organized. I have also learned that JavaFX me the ability to control how rows and columns behave based on how I instruct the size of the application changes. GridPanes are very useful for </w:t>
+      </w:r>
+      <w:r>
+        <w:t xml:space="preserve">Forms, dashboards, calculators; this matters where alignment is needed. There is so much control with </w:t>
+      </w:r>
+      <w:r>
+        <w:rPr>
           <w:b/>
           <w:bCs/>
-          <w:kern w:val="0"/>
-          <w14:ligatures w14:val="none"/>
-        </w:rPr>
-        <w:t>navigation menus, settings panels, login screens, and lists of controls</w:t>
-      </w:r>
-      <w:r>
-        <w:rPr>
-          <w:rFonts w:ascii="Times New Roman" w:eastAsia="Times New Roman" w:hAnsi="Times New Roman" w:cs="Times New Roman"/>
-          <w:kern w:val="0"/>
-          <w14:ligatures w14:val="none"/>
-        </w:rPr>
-        <w:t>. In larger programs, it is also common to combine VBox with other layout containers. For example, a VBox might manage a vertical navigation menu while another layout container manages the main content area of the application (Eck, 2022).</w:t>
-      </w:r>
-    </w:p>
-    <w:p>
-      <w:pPr>
-        <w:spacing w:after="0" w:line="240" w:lineRule="auto"/>
-        <w:rPr>
-          <w:rFonts w:ascii="Times New Roman" w:eastAsia="Times New Roman" w:hAnsi="Times New Roman" w:cs="Times New Roman"/>
-          <w:kern w:val="0"/>
-          <w14:ligatures w14:val="none"/>
-        </w:rPr>
-      </w:pPr>
-      <w:r>
-        <w:rPr>
-          <w:rFonts w:ascii="Times New Roman" w:eastAsia="Times New Roman" w:hAnsi="Times New Roman" w:cs="Times New Roman"/>
-          <w:noProof/>
-          <w:kern w:val="0"/>
-        </w:rPr>
-        <w:pict w14:anchorId="70B89C52">
-          <v:rect id="_x0000_i1027" alt="" style="width:468pt;height:.05pt;mso-width-percent:0;mso-height-percent:0;mso-width-percent:0;mso-height-percent:0" o:hralign="center" o:hrstd="t" o:hr="t" fillcolor="#a0a0a0" stroked="f"/>
-        </w:pict>
-      </w:r>
-    </w:p>
-    <w:p>
-      <w:pPr>
-        <w:spacing w:before="100" w:beforeAutospacing="1" w:after="100" w:afterAutospacing="1" w:line="240" w:lineRule="auto"/>
-        <w:outlineLvl w:val="1"/>
-        <w:rPr>
-          <w:rFonts w:ascii="Times New Roman" w:eastAsia="Times New Roman" w:hAnsi="Times New Roman" w:cs="Times New Roman"/>
+        </w:rPr>
+        <w:t>VBox</w:t>
+      </w:r>
+      <w:r>
+        <w:t xml:space="preserve"> and </w:t>
+      </w:r>
+      <w:r>
+        <w:rPr>
           <w:b/>
           <w:bCs/>
-          <w:kern w:val="0"/>
-          <w:sz w:val="36"/>
-          <w:szCs w:val="36"/>
-          <w14:ligatures w14:val="none"/>
-        </w:rPr>
-      </w:pPr>
-      <w:r>
-        <w:rPr>
-          <w:rFonts w:ascii="Times New Roman" w:eastAsia="Times New Roman" w:hAnsi="Times New Roman" w:cs="Times New Roman"/>
+        </w:rPr>
+        <w:t>GridPane</w:t>
+      </w:r>
+      <w:r>
+        <w:t>.</w:t>
+      </w:r>
+    </w:p>
+    <w:p>
+      <w:r>
+        <w:t xml:space="preserve">Example: </w:t>
+      </w:r>
+      <w:r>
+        <w:rPr>
           <w:b/>
           <w:bCs/>
-          <w:kern w:val="0"/>
-          <w:sz w:val="36"/>
-          <w:szCs w:val="36"/>
-          <w14:ligatures w14:val="none"/>
-        </w:rPr>
-        <w:t>JavaFX GridPane</w:t>
-      </w:r>
-    </w:p>
-    <w:p>
-      <w:pPr>
-        <w:spacing w:before="100" w:beforeAutospacing="1" w:after="100" w:afterAutospacing="1" w:line="240" w:lineRule="auto"/>
-        <w:rPr>
-          <w:rFonts w:ascii="Times New Roman" w:eastAsia="Times New Roman" w:hAnsi="Times New Roman" w:cs="Times New Roman"/>
-          <w:kern w:val="0"/>
-          <w14:ligatures w14:val="none"/>
-        </w:rPr>
-      </w:pPr>
-      <w:r>
-        <w:rPr>
-          <w:rFonts w:ascii="Times New Roman" w:eastAsia="Times New Roman" w:hAnsi="Times New Roman" w:cs="Times New Roman"/>
-          <w:kern w:val="0"/>
-          <w14:ligatures w14:val="none"/>
-        </w:rPr>
-        <w:t xml:space="preserve">The second layout container I researched was </w:t>
-      </w:r>
-      <w:r>
-        <w:rPr>
-          <w:rFonts w:ascii="Times New Roman" w:eastAsia="Times New Roman" w:hAnsi="Times New Roman" w:cs="Times New Roman"/>
-          <w:b/>
-          <w:bCs/>
-          <w:kern w:val="0"/>
+        </w:rPr>
+        <w:t>GridPane Login Form</w:t>
+      </w:r>
+    </w:p>
+    <w:p>
+      <w:pPr>
+        <w:shd w:val="clear" w:color="auto" w:fill="1E1E1E"/>
+        <w:spacing w:after="0" w:line="270" w:lineRule="atLeast"/>
+        <w:rPr>
+          <w:rFonts w:ascii="Menlo" w:eastAsia="Times New Roman" w:hAnsi="Menlo" w:cs="Menlo"/>
+          <w:color w:val="D4D4D4"/>
+          <w:kern w:val="0"/>
+          <w:sz w:val="18"/>
+          <w:szCs w:val="18"/>
+          <w14:ligatures w14:val="none"/>
+        </w:rPr>
+      </w:pPr>
+      <w:r>
+        <w:rPr>
+          <w:rFonts w:ascii="Menlo" w:eastAsia="Times New Roman" w:hAnsi="Menlo" w:cs="Menlo"/>
+          <w:color w:val="569CD6"/>
+          <w:kern w:val="0"/>
+          <w:sz w:val="18"/>
+          <w:szCs w:val="18"/>
+          <w14:ligatures w14:val="none"/>
+        </w:rPr>
+        <w:t>import</w:t>
+      </w:r>
+      <w:r>
+        <w:rPr>
+          <w:rFonts w:ascii="Menlo" w:eastAsia="Times New Roman" w:hAnsi="Menlo" w:cs="Menlo"/>
+          <w:color w:val="D4D4D4"/>
+          <w:kern w:val="0"/>
+          <w:sz w:val="18"/>
+          <w:szCs w:val="18"/>
+          <w14:ligatures w14:val="none"/>
+        </w:rPr>
+        <w:t xml:space="preserve"> javafx.application.Application;</w:t>
+      </w:r>
+    </w:p>
+    <w:p>
+      <w:pPr>
+        <w:shd w:val="clear" w:color="auto" w:fill="1E1E1E"/>
+        <w:spacing w:after="0" w:line="270" w:lineRule="atLeast"/>
+        <w:rPr>
+          <w:rFonts w:ascii="Menlo" w:eastAsia="Times New Roman" w:hAnsi="Menlo" w:cs="Menlo"/>
+          <w:color w:val="D4D4D4"/>
+          <w:kern w:val="0"/>
+          <w:sz w:val="18"/>
+          <w:szCs w:val="18"/>
+          <w14:ligatures w14:val="none"/>
+        </w:rPr>
+      </w:pPr>
+      <w:r>
+        <w:rPr>
+          <w:rFonts w:ascii="Menlo" w:eastAsia="Times New Roman" w:hAnsi="Menlo" w:cs="Menlo"/>
+          <w:color w:val="569CD6"/>
+          <w:kern w:val="0"/>
+          <w:sz w:val="18"/>
+          <w:szCs w:val="18"/>
+          <w14:ligatures w14:val="none"/>
+        </w:rPr>
+        <w:t>import</w:t>
+      </w:r>
+      <w:r>
+        <w:rPr>
+          <w:rFonts w:ascii="Menlo" w:eastAsia="Times New Roman" w:hAnsi="Menlo" w:cs="Menlo"/>
+          <w:color w:val="D4D4D4"/>
+          <w:kern w:val="0"/>
+          <w:sz w:val="18"/>
+          <w:szCs w:val="18"/>
+          <w14:ligatures w14:val="none"/>
+        </w:rPr>
+        <w:t xml:space="preserve"> javafx.scene.Scene;</w:t>
+      </w:r>
+    </w:p>
+    <w:p>
+      <w:pPr>
+        <w:shd w:val="clear" w:color="auto" w:fill="1E1E1E"/>
+        <w:spacing w:after="0" w:line="270" w:lineRule="atLeast"/>
+        <w:rPr>
+          <w:rFonts w:ascii="Menlo" w:eastAsia="Times New Roman" w:hAnsi="Menlo" w:cs="Menlo"/>
+          <w:color w:val="D4D4D4"/>
+          <w:kern w:val="0"/>
+          <w:sz w:val="18"/>
+          <w:szCs w:val="18"/>
+          <w14:ligatures w14:val="none"/>
+        </w:rPr>
+      </w:pPr>
+      <w:r>
+        <w:rPr>
+          <w:rFonts w:ascii="Menlo" w:eastAsia="Times New Roman" w:hAnsi="Menlo" w:cs="Menlo"/>
+          <w:color w:val="569CD6"/>
+          <w:kern w:val="0"/>
+          <w:sz w:val="18"/>
+          <w:szCs w:val="18"/>
+          <w14:ligatures w14:val="none"/>
+        </w:rPr>
+        <w:t>import</w:t>
+      </w:r>
+      <w:r>
+        <w:rPr>
+          <w:rFonts w:ascii="Menlo" w:eastAsia="Times New Roman" w:hAnsi="Menlo" w:cs="Menlo"/>
+          <w:color w:val="D4D4D4"/>
+          <w:kern w:val="0"/>
+          <w:sz w:val="18"/>
+          <w:szCs w:val="18"/>
+          <w14:ligatures w14:val="none"/>
+        </w:rPr>
+        <w:t xml:space="preserve"> javafx.scene.control.Button;</w:t>
+      </w:r>
+    </w:p>
+    <w:p>
+      <w:pPr>
+        <w:shd w:val="clear" w:color="auto" w:fill="1E1E1E"/>
+        <w:spacing w:after="0" w:line="270" w:lineRule="atLeast"/>
+        <w:rPr>
+          <w:rFonts w:ascii="Menlo" w:eastAsia="Times New Roman" w:hAnsi="Menlo" w:cs="Menlo"/>
+          <w:color w:val="D4D4D4"/>
+          <w:kern w:val="0"/>
+          <w:sz w:val="18"/>
+          <w:szCs w:val="18"/>
+          <w14:ligatures w14:val="none"/>
+        </w:rPr>
+      </w:pPr>
+      <w:r>
+        <w:rPr>
+          <w:rFonts w:ascii="Menlo" w:eastAsia="Times New Roman" w:hAnsi="Menlo" w:cs="Menlo"/>
+          <w:color w:val="569CD6"/>
+          <w:kern w:val="0"/>
+          <w:sz w:val="18"/>
+          <w:szCs w:val="18"/>
+          <w14:ligatures w14:val="none"/>
+        </w:rPr>
+        <w:t>import</w:t>
+      </w:r>
+      <w:r>
+        <w:rPr>
+          <w:rFonts w:ascii="Menlo" w:eastAsia="Times New Roman" w:hAnsi="Menlo" w:cs="Menlo"/>
+          <w:color w:val="D4D4D4"/>
+          <w:kern w:val="0"/>
+          <w:sz w:val="18"/>
+          <w:szCs w:val="18"/>
+          <w14:ligatures w14:val="none"/>
+        </w:rPr>
+        <w:t xml:space="preserve"> javafx.scene.control.Label;</w:t>
+      </w:r>
+    </w:p>
+    <w:p>
+      <w:pPr>
+        <w:shd w:val="clear" w:color="auto" w:fill="1E1E1E"/>
+        <w:spacing w:after="0" w:line="270" w:lineRule="atLeast"/>
+        <w:rPr>
+          <w:rFonts w:ascii="Menlo" w:eastAsia="Times New Roman" w:hAnsi="Menlo" w:cs="Menlo"/>
+          <w:color w:val="D4D4D4"/>
+          <w:kern w:val="0"/>
+          <w:sz w:val="18"/>
+          <w:szCs w:val="18"/>
+          <w14:ligatures w14:val="none"/>
+        </w:rPr>
+      </w:pPr>
+      <w:r>
+        <w:rPr>
+          <w:rFonts w:ascii="Menlo" w:eastAsia="Times New Roman" w:hAnsi="Menlo" w:cs="Menlo"/>
+          <w:color w:val="569CD6"/>
+          <w:kern w:val="0"/>
+          <w:sz w:val="18"/>
+          <w:szCs w:val="18"/>
+          <w14:ligatures w14:val="none"/>
+        </w:rPr>
+        <w:t>import</w:t>
+      </w:r>
+      <w:r>
+        <w:rPr>
+          <w:rFonts w:ascii="Menlo" w:eastAsia="Times New Roman" w:hAnsi="Menlo" w:cs="Menlo"/>
+          <w:color w:val="D4D4D4"/>
+          <w:kern w:val="0"/>
+          <w:sz w:val="18"/>
+          <w:szCs w:val="18"/>
+          <w14:ligatures w14:val="none"/>
+        </w:rPr>
+        <w:t xml:space="preserve"> </w:t>
+      </w:r>
+      <w:proofErr w:type="spellStart"/>
+      <w:r>
+        <w:rPr>
+          <w:rFonts w:ascii="Menlo" w:eastAsia="Times New Roman" w:hAnsi="Menlo" w:cs="Menlo"/>
+          <w:color w:val="D4D4D4"/>
+          <w:kern w:val="0"/>
+          <w:sz w:val="18"/>
+          <w:szCs w:val="18"/>
+          <w14:ligatures w14:val="none"/>
+        </w:rPr>
+        <w:t>javafx.scene.control.TextField</w:t>
+      </w:r>
+      <w:proofErr w:type="spellEnd"/>
+      <w:r>
+        <w:rPr>
+          <w:rFonts w:ascii="Menlo" w:eastAsia="Times New Roman" w:hAnsi="Menlo" w:cs="Menlo"/>
+          <w:color w:val="D4D4D4"/>
+          <w:kern w:val="0"/>
+          <w:sz w:val="18"/>
+          <w:szCs w:val="18"/>
+          <w14:ligatures w14:val="none"/>
+        </w:rPr>
+        <w:t>;</w:t>
+      </w:r>
+    </w:p>
+    <w:p>
+      <w:pPr>
+        <w:shd w:val="clear" w:color="auto" w:fill="1E1E1E"/>
+        <w:spacing w:after="0" w:line="270" w:lineRule="atLeast"/>
+        <w:rPr>
+          <w:rFonts w:ascii="Menlo" w:eastAsia="Times New Roman" w:hAnsi="Menlo" w:cs="Menlo"/>
+          <w:color w:val="D4D4D4"/>
+          <w:kern w:val="0"/>
+          <w:sz w:val="18"/>
+          <w:szCs w:val="18"/>
+          <w14:ligatures w14:val="none"/>
+        </w:rPr>
+      </w:pPr>
+      <w:r>
+        <w:rPr>
+          <w:rFonts w:ascii="Menlo" w:eastAsia="Times New Roman" w:hAnsi="Menlo" w:cs="Menlo"/>
+          <w:color w:val="569CD6"/>
+          <w:kern w:val="0"/>
+          <w:sz w:val="18"/>
+          <w:szCs w:val="18"/>
+          <w14:ligatures w14:val="none"/>
+        </w:rPr>
+        <w:t>import</w:t>
+      </w:r>
+      <w:r>
+        <w:rPr>
+          <w:rFonts w:ascii="Menlo" w:eastAsia="Times New Roman" w:hAnsi="Menlo" w:cs="Menlo"/>
+          <w:color w:val="D4D4D4"/>
+          <w:kern w:val="0"/>
+          <w:sz w:val="18"/>
+          <w:szCs w:val="18"/>
+          <w14:ligatures w14:val="none"/>
+        </w:rPr>
+        <w:t xml:space="preserve"> </w:t>
+      </w:r>
+      <w:proofErr w:type="spellStart"/>
+      <w:r>
+        <w:rPr>
+          <w:rFonts w:ascii="Menlo" w:eastAsia="Times New Roman" w:hAnsi="Menlo" w:cs="Menlo"/>
+          <w:color w:val="D4D4D4"/>
+          <w:kern w:val="0"/>
+          <w:sz w:val="18"/>
+          <w:szCs w:val="18"/>
+          <w14:ligatures w14:val="none"/>
+        </w:rPr>
+        <w:t>javafx.scene.layout.GridPane</w:t>
+      </w:r>
+      <w:proofErr w:type="spellEnd"/>
+      <w:r>
+        <w:rPr>
+          <w:rFonts w:ascii="Menlo" w:eastAsia="Times New Roman" w:hAnsi="Menlo" w:cs="Menlo"/>
+          <w:color w:val="D4D4D4"/>
+          <w:kern w:val="0"/>
+          <w:sz w:val="18"/>
+          <w:szCs w:val="18"/>
+          <w14:ligatures w14:val="none"/>
+        </w:rPr>
+        <w:t>;</w:t>
+      </w:r>
+    </w:p>
+    <w:p>
+      <w:pPr>
+        <w:shd w:val="clear" w:color="auto" w:fill="1E1E1E"/>
+        <w:spacing w:after="0" w:line="270" w:lineRule="atLeast"/>
+        <w:rPr>
+          <w:rFonts w:ascii="Menlo" w:eastAsia="Times New Roman" w:hAnsi="Menlo" w:cs="Menlo"/>
+          <w:color w:val="D4D4D4"/>
+          <w:kern w:val="0"/>
+          <w:sz w:val="18"/>
+          <w:szCs w:val="18"/>
+          <w14:ligatures w14:val="none"/>
+        </w:rPr>
+      </w:pPr>
+      <w:r>
+        <w:rPr>
+          <w:rFonts w:ascii="Menlo" w:eastAsia="Times New Roman" w:hAnsi="Menlo" w:cs="Menlo"/>
+          <w:color w:val="569CD6"/>
+          <w:kern w:val="0"/>
+          <w:sz w:val="18"/>
+          <w:szCs w:val="18"/>
+          <w14:ligatures w14:val="none"/>
+        </w:rPr>
+        <w:t>import</w:t>
+      </w:r>
+      <w:r>
+        <w:rPr>
+          <w:rFonts w:ascii="Menlo" w:eastAsia="Times New Roman" w:hAnsi="Menlo" w:cs="Menlo"/>
+          <w:color w:val="D4D4D4"/>
+          <w:kern w:val="0"/>
+          <w:sz w:val="18"/>
+          <w:szCs w:val="18"/>
+          <w14:ligatures w14:val="none"/>
+        </w:rPr>
+        <w:t xml:space="preserve"> javafx.stage.Stage;</w:t>
+      </w:r>
+    </w:p>
+    <w:p>
+      <w:pPr>
+        <w:shd w:val="clear" w:color="auto" w:fill="1E1E1E"/>
+        <w:spacing w:after="0" w:line="270" w:lineRule="atLeast"/>
+        <w:rPr>
+          <w:rFonts w:ascii="Menlo" w:eastAsia="Times New Roman" w:hAnsi="Menlo" w:cs="Menlo"/>
+          <w:color w:val="D4D4D4"/>
+          <w:kern w:val="0"/>
+          <w:sz w:val="18"/>
+          <w:szCs w:val="18"/>
+          <w14:ligatures w14:val="none"/>
+        </w:rPr>
+      </w:pPr>
+    </w:p>
+    <w:p>
+      <w:pPr>
+        <w:shd w:val="clear" w:color="auto" w:fill="1E1E1E"/>
+        <w:spacing w:after="0" w:line="270" w:lineRule="atLeast"/>
+        <w:rPr>
+          <w:rFonts w:ascii="Menlo" w:eastAsia="Times New Roman" w:hAnsi="Menlo" w:cs="Menlo"/>
+          <w:color w:val="D4D4D4"/>
+          <w:kern w:val="0"/>
+          <w:sz w:val="18"/>
+          <w:szCs w:val="18"/>
+          <w14:ligatures w14:val="none"/>
+        </w:rPr>
+      </w:pPr>
+      <w:r>
+        <w:rPr>
+          <w:rFonts w:ascii="Menlo" w:eastAsia="Times New Roman" w:hAnsi="Menlo" w:cs="Menlo"/>
+          <w:color w:val="569CD6"/>
+          <w:kern w:val="0"/>
+          <w:sz w:val="18"/>
+          <w:szCs w:val="18"/>
+          <w14:ligatures w14:val="none"/>
+        </w:rPr>
+        <w:t>public</w:t>
+      </w:r>
+      <w:r>
+        <w:rPr>
+          <w:rFonts w:ascii="Menlo" w:eastAsia="Times New Roman" w:hAnsi="Menlo" w:cs="Menlo"/>
+          <w:color w:val="D4D4D4"/>
+          <w:kern w:val="0"/>
+          <w:sz w:val="18"/>
+          <w:szCs w:val="18"/>
+          <w14:ligatures w14:val="none"/>
+        </w:rPr>
+        <w:t xml:space="preserve"> </w:t>
+      </w:r>
+      <w:r>
+        <w:rPr>
+          <w:rFonts w:ascii="Menlo" w:eastAsia="Times New Roman" w:hAnsi="Menlo" w:cs="Menlo"/>
+          <w:color w:val="569CD6"/>
+          <w:kern w:val="0"/>
+          <w:sz w:val="18"/>
+          <w:szCs w:val="18"/>
+          <w14:ligatures w14:val="none"/>
+        </w:rPr>
+        <w:t>class</w:t>
+      </w:r>
+      <w:r>
+        <w:rPr>
+          <w:rFonts w:ascii="Menlo" w:eastAsia="Times New Roman" w:hAnsi="Menlo" w:cs="Menlo"/>
+          <w:color w:val="D4D4D4"/>
+          <w:kern w:val="0"/>
+          <w:sz w:val="18"/>
+          <w:szCs w:val="18"/>
+          <w14:ligatures w14:val="none"/>
+        </w:rPr>
+        <w:t xml:space="preserve"> </w:t>
+      </w:r>
+      <w:proofErr w:type="spellStart"/>
+      <w:r>
+        <w:rPr>
+          <w:rFonts w:ascii="Menlo" w:eastAsia="Times New Roman" w:hAnsi="Menlo" w:cs="Menlo"/>
+          <w:color w:val="4EC9B0"/>
+          <w:kern w:val="0"/>
+          <w:sz w:val="18"/>
+          <w:szCs w:val="18"/>
+          <w14:ligatures w14:val="none"/>
+        </w:rPr>
+        <w:t>GridPaneExample</w:t>
+      </w:r>
+      <w:proofErr w:type="spellEnd"/>
+      <w:r>
+        <w:rPr>
+          <w:rFonts w:ascii="Menlo" w:eastAsia="Times New Roman" w:hAnsi="Menlo" w:cs="Menlo"/>
+          <w:color w:val="D4D4D4"/>
+          <w:kern w:val="0"/>
+          <w:sz w:val="18"/>
+          <w:szCs w:val="18"/>
+          <w14:ligatures w14:val="none"/>
+        </w:rPr>
+        <w:t xml:space="preserve"> </w:t>
+      </w:r>
+      <w:r>
+        <w:rPr>
+          <w:rFonts w:ascii="Menlo" w:eastAsia="Times New Roman" w:hAnsi="Menlo" w:cs="Menlo"/>
+          <w:color w:val="569CD6"/>
+          <w:kern w:val="0"/>
+          <w:sz w:val="18"/>
+          <w:szCs w:val="18"/>
+          <w14:ligatures w14:val="none"/>
+        </w:rPr>
+        <w:t>extends</w:t>
+      </w:r>
+      <w:r>
+        <w:rPr>
+          <w:rFonts w:ascii="Menlo" w:eastAsia="Times New Roman" w:hAnsi="Menlo" w:cs="Menlo"/>
+          <w:color w:val="D4D4D4"/>
+          <w:kern w:val="0"/>
+          <w:sz w:val="18"/>
+          <w:szCs w:val="18"/>
+          <w14:ligatures w14:val="none"/>
+        </w:rPr>
+        <w:t xml:space="preserve"> </w:t>
+      </w:r>
+      <w:r>
+        <w:rPr>
+          <w:rFonts w:ascii="Menlo" w:eastAsia="Times New Roman" w:hAnsi="Menlo" w:cs="Menlo"/>
+          <w:color w:val="4EC9B0"/>
+          <w:kern w:val="0"/>
+          <w:sz w:val="18"/>
+          <w:szCs w:val="18"/>
+          <w14:ligatures w14:val="none"/>
+        </w:rPr>
+        <w:t>Application</w:t>
+      </w:r>
+      <w:r>
+        <w:rPr>
+          <w:rFonts w:ascii="Menlo" w:eastAsia="Times New Roman" w:hAnsi="Menlo" w:cs="Menlo"/>
+          <w:color w:val="D4D4D4"/>
+          <w:kern w:val="0"/>
+          <w:sz w:val="18"/>
+          <w:szCs w:val="18"/>
+          <w14:ligatures w14:val="none"/>
+        </w:rPr>
+        <w:t xml:space="preserve"> {</w:t>
+      </w:r>
+    </w:p>
+    <w:p>
+      <w:pPr>
+        <w:shd w:val="clear" w:color="auto" w:fill="1E1E1E"/>
+        <w:spacing w:after="0" w:line="270" w:lineRule="atLeast"/>
+        <w:rPr>
+          <w:rFonts w:ascii="Menlo" w:eastAsia="Times New Roman" w:hAnsi="Menlo" w:cs="Menlo"/>
+          <w:color w:val="D4D4D4"/>
+          <w:kern w:val="0"/>
+          <w:sz w:val="18"/>
+          <w:szCs w:val="18"/>
+          <w14:ligatures w14:val="none"/>
+        </w:rPr>
+      </w:pPr>
+    </w:p>
+    <w:p>
+      <w:pPr>
+        <w:shd w:val="clear" w:color="auto" w:fill="1E1E1E"/>
+        <w:spacing w:after="0" w:line="270" w:lineRule="atLeast"/>
+        <w:rPr>
+          <w:rFonts w:ascii="Menlo" w:eastAsia="Times New Roman" w:hAnsi="Menlo" w:cs="Menlo"/>
+          <w:color w:val="D4D4D4"/>
+          <w:kern w:val="0"/>
+          <w:sz w:val="18"/>
+          <w:szCs w:val="18"/>
+          <w14:ligatures w14:val="none"/>
+        </w:rPr>
+      </w:pPr>
+      <w:r>
+        <w:rPr>
+          <w:rFonts w:ascii="Menlo" w:eastAsia="Times New Roman" w:hAnsi="Menlo" w:cs="Menlo"/>
+          <w:color w:val="D4D4D4"/>
+          <w:kern w:val="0"/>
+          <w:sz w:val="18"/>
+          <w:szCs w:val="18"/>
+          <w14:ligatures w14:val="none"/>
+        </w:rPr>
+        <w:t xml:space="preserve">    @</w:t>
+      </w:r>
+      <w:r>
+        <w:rPr>
+          <w:rFonts w:ascii="Menlo" w:eastAsia="Times New Roman" w:hAnsi="Menlo" w:cs="Menlo"/>
+          <w:color w:val="4EC9B0"/>
+          <w:kern w:val="0"/>
+          <w:sz w:val="18"/>
+          <w:szCs w:val="18"/>
+          <w14:ligatures w14:val="none"/>
+        </w:rPr>
+        <w:t>Override</w:t>
+      </w:r>
+    </w:p>
+    <w:p>
+      <w:pPr>
+        <w:shd w:val="clear" w:color="auto" w:fill="1E1E1E"/>
+        <w:spacing w:after="0" w:line="270" w:lineRule="atLeast"/>
+        <w:rPr>
+          <w:rFonts w:ascii="Menlo" w:eastAsia="Times New Roman" w:hAnsi="Menlo" w:cs="Menlo"/>
+          <w:color w:val="D4D4D4"/>
+          <w:kern w:val="0"/>
+          <w:sz w:val="18"/>
+          <w:szCs w:val="18"/>
+          <w14:ligatures w14:val="none"/>
+        </w:rPr>
+      </w:pPr>
+      <w:r>
+        <w:rPr>
+          <w:rFonts w:ascii="Menlo" w:eastAsia="Times New Roman" w:hAnsi="Menlo" w:cs="Menlo"/>
+          <w:color w:val="D4D4D4"/>
+          <w:kern w:val="0"/>
+          <w:sz w:val="18"/>
+          <w:szCs w:val="18"/>
+          <w14:ligatures w14:val="none"/>
+        </w:rPr>
+        <w:t xml:space="preserve">    </w:t>
+      </w:r>
+      <w:r>
+        <w:rPr>
+          <w:rFonts w:ascii="Menlo" w:eastAsia="Times New Roman" w:hAnsi="Menlo" w:cs="Menlo"/>
+          <w:color w:val="569CD6"/>
+          <w:kern w:val="0"/>
+          <w:sz w:val="18"/>
+          <w:szCs w:val="18"/>
+          <w14:ligatures w14:val="none"/>
+        </w:rPr>
+        <w:t>public</w:t>
+      </w:r>
+      <w:r>
+        <w:rPr>
+          <w:rFonts w:ascii="Menlo" w:eastAsia="Times New Roman" w:hAnsi="Menlo" w:cs="Menlo"/>
+          <w:color w:val="D4D4D4"/>
+          <w:kern w:val="0"/>
+          <w:sz w:val="18"/>
+          <w:szCs w:val="18"/>
+          <w14:ligatures w14:val="none"/>
+        </w:rPr>
+        <w:t xml:space="preserve"> </w:t>
+      </w:r>
+      <w:r>
+        <w:rPr>
+          <w:rFonts w:ascii="Menlo" w:eastAsia="Times New Roman" w:hAnsi="Menlo" w:cs="Menlo"/>
+          <w:color w:val="4EC9B0"/>
+          <w:kern w:val="0"/>
+          <w:sz w:val="18"/>
+          <w:szCs w:val="18"/>
+          <w14:ligatures w14:val="none"/>
+        </w:rPr>
+        <w:t>void</w:t>
+      </w:r>
+      <w:r>
+        <w:rPr>
+          <w:rFonts w:ascii="Menlo" w:eastAsia="Times New Roman" w:hAnsi="Menlo" w:cs="Menlo"/>
+          <w:color w:val="D4D4D4"/>
+          <w:kern w:val="0"/>
+          <w:sz w:val="18"/>
+          <w:szCs w:val="18"/>
+          <w14:ligatures w14:val="none"/>
+        </w:rPr>
+        <w:t xml:space="preserve"> </w:t>
+      </w:r>
+      <w:r>
+        <w:rPr>
+          <w:rFonts w:ascii="Menlo" w:eastAsia="Times New Roman" w:hAnsi="Menlo" w:cs="Menlo"/>
+          <w:color w:val="DCDCAA"/>
+          <w:kern w:val="0"/>
+          <w:sz w:val="18"/>
+          <w:szCs w:val="18"/>
+          <w14:ligatures w14:val="none"/>
+        </w:rPr>
+        <w:t>start</w:t>
+      </w:r>
+      <w:r>
+        <w:rPr>
+          <w:rFonts w:ascii="Menlo" w:eastAsia="Times New Roman" w:hAnsi="Menlo" w:cs="Menlo"/>
+          <w:color w:val="D4D4D4"/>
+          <w:kern w:val="0"/>
+          <w:sz w:val="18"/>
+          <w:szCs w:val="18"/>
+          <w14:ligatures w14:val="none"/>
+        </w:rPr>
+        <w:t>(</w:t>
+      </w:r>
+      <w:r>
+        <w:rPr>
+          <w:rFonts w:ascii="Menlo" w:eastAsia="Times New Roman" w:hAnsi="Menlo" w:cs="Menlo"/>
+          <w:color w:val="4EC9B0"/>
+          <w:kern w:val="0"/>
+          <w:sz w:val="18"/>
+          <w:szCs w:val="18"/>
+          <w14:ligatures w14:val="none"/>
+        </w:rPr>
+        <w:t>Stage</w:t>
+      </w:r>
+      <w:r>
+        <w:rPr>
+          <w:rFonts w:ascii="Menlo" w:eastAsia="Times New Roman" w:hAnsi="Menlo" w:cs="Menlo"/>
+          <w:color w:val="D4D4D4"/>
+          <w:kern w:val="0"/>
+          <w:sz w:val="18"/>
+          <w:szCs w:val="18"/>
+          <w14:ligatures w14:val="none"/>
+        </w:rPr>
+        <w:t xml:space="preserve"> </w:t>
+      </w:r>
+      <w:r>
+        <w:rPr>
+          <w:rFonts w:ascii="Menlo" w:eastAsia="Times New Roman" w:hAnsi="Menlo" w:cs="Menlo"/>
+          <w:color w:val="9CDCFE"/>
+          <w:kern w:val="0"/>
+          <w:sz w:val="18"/>
+          <w:szCs w:val="18"/>
+          <w14:ligatures w14:val="none"/>
+        </w:rPr>
+        <w:t>stage</w:t>
+      </w:r>
+      <w:r>
+        <w:rPr>
+          <w:rFonts w:ascii="Menlo" w:eastAsia="Times New Roman" w:hAnsi="Menlo" w:cs="Menlo"/>
+          <w:color w:val="D4D4D4"/>
+          <w:kern w:val="0"/>
+          <w:sz w:val="18"/>
+          <w:szCs w:val="18"/>
+          <w14:ligatures w14:val="none"/>
+        </w:rPr>
+        <w:t>) {</w:t>
+      </w:r>
+    </w:p>
+    <w:p>
+      <w:pPr>
+        <w:shd w:val="clear" w:color="auto" w:fill="1E1E1E"/>
+        <w:spacing w:after="0" w:line="270" w:lineRule="atLeast"/>
+        <w:rPr>
+          <w:rFonts w:ascii="Menlo" w:eastAsia="Times New Roman" w:hAnsi="Menlo" w:cs="Menlo"/>
+          <w:color w:val="D4D4D4"/>
+          <w:kern w:val="0"/>
+          <w:sz w:val="18"/>
+          <w:szCs w:val="18"/>
+          <w14:ligatures w14:val="none"/>
+        </w:rPr>
+      </w:pPr>
+      <w:r>
+        <w:rPr>
+          <w:rFonts w:ascii="Menlo" w:eastAsia="Times New Roman" w:hAnsi="Menlo" w:cs="Menlo"/>
+          <w:color w:val="D4D4D4"/>
+          <w:kern w:val="0"/>
+          <w:sz w:val="18"/>
+          <w:szCs w:val="18"/>
+          <w14:ligatures w14:val="none"/>
+        </w:rPr>
+        <w:t xml:space="preserve">        </w:t>
+      </w:r>
+      <w:r>
+        <w:rPr>
+          <w:rFonts w:ascii="Menlo" w:eastAsia="Times New Roman" w:hAnsi="Menlo" w:cs="Menlo"/>
+          <w:color w:val="6A9955"/>
+          <w:kern w:val="0"/>
+          <w:sz w:val="18"/>
+          <w:szCs w:val="18"/>
+          <w14:ligatures w14:val="none"/>
+        </w:rPr>
+        <w:t>// Create a GridPane</w:t>
+      </w:r>
+    </w:p>
+    <w:p>
+      <w:pPr>
+        <w:shd w:val="clear" w:color="auto" w:fill="1E1E1E"/>
+        <w:spacing w:after="0" w:line="270" w:lineRule="atLeast"/>
+        <w:rPr>
+          <w:rFonts w:ascii="Menlo" w:eastAsia="Times New Roman" w:hAnsi="Menlo" w:cs="Menlo"/>
+          <w:color w:val="D4D4D4"/>
+          <w:kern w:val="0"/>
+          <w:sz w:val="18"/>
+          <w:szCs w:val="18"/>
+          <w14:ligatures w14:val="none"/>
+        </w:rPr>
+      </w:pPr>
+      <w:r>
+        <w:rPr>
+          <w:rFonts w:ascii="Menlo" w:eastAsia="Times New Roman" w:hAnsi="Menlo" w:cs="Menlo"/>
+          <w:color w:val="D4D4D4"/>
+          <w:kern w:val="0"/>
+          <w:sz w:val="18"/>
+          <w:szCs w:val="18"/>
+          <w14:ligatures w14:val="none"/>
+        </w:rPr>
+        <w:t xml:space="preserve">        </w:t>
+      </w:r>
+      <w:r>
+        <w:rPr>
+          <w:rFonts w:ascii="Menlo" w:eastAsia="Times New Roman" w:hAnsi="Menlo" w:cs="Menlo"/>
+          <w:color w:val="4EC9B0"/>
+          <w:kern w:val="0"/>
+          <w:sz w:val="18"/>
+          <w:szCs w:val="18"/>
           <w14:ligatures w14:val="none"/>
         </w:rPr>
         <w:t>GridPane</w:t>
       </w:r>
       <w:r>
         <w:rPr>
-          <w:rFonts w:ascii="Times New Roman" w:eastAsia="Times New Roman" w:hAnsi="Times New Roman" w:cs="Times New Roman"/>
-          <w:kern w:val="0"/>
-          <w14:ligatures w14:val="none"/>
-        </w:rPr>
-        <w:t xml:space="preserve">. Compared to VBox, GridPane provides a more structured way to organize interface components because it arranges them into </w:t>
-      </w:r>
-      <w:r>
-        <w:rPr>
-          <w:rFonts w:ascii="Times New Roman" w:eastAsia="Times New Roman" w:hAnsi="Times New Roman" w:cs="Times New Roman"/>
-          <w:b/>
-          <w:bCs/>
-          <w:kern w:val="0"/>
-          <w14:ligatures w14:val="none"/>
-        </w:rPr>
-        <w:t>rows and columns</w:t>
-      </w:r>
-      <w:r>
-        <w:rPr>
-          <w:rFonts w:ascii="Times New Roman" w:eastAsia="Times New Roman" w:hAnsi="Times New Roman" w:cs="Times New Roman"/>
-          <w:kern w:val="0"/>
-          <w14:ligatures w14:val="none"/>
-        </w:rPr>
-        <w:t>. This type of layout reminds me of how information is organized in spreadsheets or tables.</w:t>
-      </w:r>
-    </w:p>
-    <w:p>
-      <w:pPr>
-        <w:spacing w:before="100" w:beforeAutospacing="1" w:after="100" w:afterAutospacing="1" w:line="240" w:lineRule="auto"/>
-        <w:rPr>
-          <w:rFonts w:ascii="Times New Roman" w:eastAsia="Times New Roman" w:hAnsi="Times New Roman" w:cs="Times New Roman"/>
-          <w:kern w:val="0"/>
-          <w14:ligatures w14:val="none"/>
-        </w:rPr>
-      </w:pPr>
-      <w:r>
-        <w:rPr>
-          <w:rFonts w:ascii="Times New Roman" w:eastAsia="Times New Roman" w:hAnsi="Times New Roman" w:cs="Times New Roman"/>
-          <w:kern w:val="0"/>
-          <w14:ligatures w14:val="none"/>
-        </w:rPr>
-        <w:t>With GridPane, developers place elements into specific grid cells by defining the row and column where each component should appear. This allows much more control over where components are positioned compared to simpler layouts (Oracle, 2023).</w:t>
-      </w:r>
-    </w:p>
-    <w:p>
-      <w:pPr>
-        <w:spacing w:before="100" w:beforeAutospacing="1" w:after="100" w:afterAutospacing="1" w:line="240" w:lineRule="auto"/>
-        <w:rPr>
-          <w:rFonts w:ascii="Times New Roman" w:eastAsia="Times New Roman" w:hAnsi="Times New Roman" w:cs="Times New Roman"/>
-          <w:kern w:val="0"/>
-          <w14:ligatures w14:val="none"/>
-        </w:rPr>
-      </w:pPr>
-      <w:r>
-        <w:rPr>
-          <w:rFonts w:ascii="Times New Roman" w:eastAsia="Times New Roman" w:hAnsi="Times New Roman" w:cs="Times New Roman"/>
-          <w:kern w:val="0"/>
-          <w14:ligatures w14:val="none"/>
-        </w:rPr>
-        <w:t xml:space="preserve">One example that helped me understand GridPane better is designing a </w:t>
-      </w:r>
-      <w:r>
-        <w:rPr>
-          <w:rFonts w:ascii="Times New Roman" w:eastAsia="Times New Roman" w:hAnsi="Times New Roman" w:cs="Times New Roman"/>
-          <w:b/>
-          <w:bCs/>
-          <w:kern w:val="0"/>
-          <w14:ligatures w14:val="none"/>
-        </w:rPr>
-        <w:t>form interface</w:t>
-      </w:r>
-      <w:r>
-        <w:rPr>
-          <w:rFonts w:ascii="Times New Roman" w:eastAsia="Times New Roman" w:hAnsi="Times New Roman" w:cs="Times New Roman"/>
-          <w:kern w:val="0"/>
-          <w14:ligatures w14:val="none"/>
-        </w:rPr>
-        <w:t>. Many forms have labels on the left side and text fields on the right side. Using GridPane, the labels can be placed in the first column while the input fields appear in the second column. Each row then represents a different input field, creating a clean and organized layout.</w:t>
-      </w:r>
-    </w:p>
-    <w:p>
-      <w:pPr>
-        <w:spacing w:before="100" w:beforeAutospacing="1" w:after="100" w:afterAutospacing="1" w:line="240" w:lineRule="auto"/>
-        <w:rPr>
-          <w:rFonts w:ascii="Times New Roman" w:eastAsia="Times New Roman" w:hAnsi="Times New Roman" w:cs="Times New Roman"/>
-          <w:kern w:val="0"/>
-          <w14:ligatures w14:val="none"/>
-        </w:rPr>
-      </w:pPr>
-      <w:r>
-        <w:rPr>
-          <w:rFonts w:ascii="Times New Roman" w:eastAsia="Times New Roman" w:hAnsi="Times New Roman" w:cs="Times New Roman"/>
-          <w:kern w:val="0"/>
-          <w14:ligatures w14:val="none"/>
-        </w:rPr>
-        <w:t>Another feature of GridPane is that components can span multiple rows or columns if necessary. For example, a title label or button could stretch across several columns in the grid. This makes it possible to design more advanced layouts without losing the structured grid system.</w:t>
-      </w:r>
-    </w:p>
-    <w:p>
-      <w:pPr>
-        <w:spacing w:before="100" w:beforeAutospacing="1" w:after="100" w:afterAutospacing="1" w:line="240" w:lineRule="auto"/>
-        <w:rPr>
-          <w:rFonts w:ascii="Times New Roman" w:eastAsia="Times New Roman" w:hAnsi="Times New Roman" w:cs="Times New Roman"/>
-          <w:kern w:val="0"/>
-          <w14:ligatures w14:val="none"/>
-        </w:rPr>
-      </w:pPr>
-      <w:r>
-        <w:rPr>
-          <w:rFonts w:ascii="Times New Roman" w:eastAsia="Times New Roman" w:hAnsi="Times New Roman" w:cs="Times New Roman"/>
-          <w:kern w:val="0"/>
-          <w14:ligatures w14:val="none"/>
-        </w:rPr>
-        <w:t>GridPane also allows developers to apply constraints to rows and columns that control how they resize when the application window changes size. This helps keep the layout balanced and prevents components from overlapping or becoming misaligned (Eck, 2022).</w:t>
-      </w:r>
-    </w:p>
-    <w:p>
-      <w:pPr>
-        <w:spacing w:before="100" w:beforeAutospacing="1" w:after="100" w:afterAutospacing="1" w:line="240" w:lineRule="auto"/>
-        <w:rPr>
-          <w:rFonts w:ascii="Times New Roman" w:eastAsia="Times New Roman" w:hAnsi="Times New Roman" w:cs="Times New Roman"/>
-          <w:kern w:val="0"/>
-          <w14:ligatures w14:val="none"/>
-        </w:rPr>
-      </w:pPr>
-      <w:r>
-        <w:rPr>
-          <w:rFonts w:ascii="Times New Roman" w:eastAsia="Times New Roman" w:hAnsi="Times New Roman" w:cs="Times New Roman"/>
-          <w:kern w:val="0"/>
-          <w14:ligatures w14:val="none"/>
-        </w:rPr>
-        <w:t xml:space="preserve">Because of this flexibility, GridPane is often used for interfaces like </w:t>
-      </w:r>
-      <w:r>
-        <w:rPr>
-          <w:rFonts w:ascii="Times New Roman" w:eastAsia="Times New Roman" w:hAnsi="Times New Roman" w:cs="Times New Roman"/>
-          <w:b/>
-          <w:bCs/>
-          <w:kern w:val="0"/>
-          <w14:ligatures w14:val="none"/>
-        </w:rPr>
-        <w:t>login screens, calculators, dashboards, and data-entry forms</w:t>
-      </w:r>
-      <w:r>
-        <w:rPr>
-          <w:rFonts w:ascii="Times New Roman" w:eastAsia="Times New Roman" w:hAnsi="Times New Roman" w:cs="Times New Roman"/>
-          <w:kern w:val="0"/>
-          <w14:ligatures w14:val="none"/>
-        </w:rPr>
-        <w:t>, where precise placement of components is important.</w:t>
-      </w:r>
-    </w:p>
-    <w:p>
-      <w:pPr>
-        <w:spacing w:after="0" w:line="240" w:lineRule="auto"/>
-        <w:rPr>
-          <w:rFonts w:ascii="Times New Roman" w:eastAsia="Times New Roman" w:hAnsi="Times New Roman" w:cs="Times New Roman"/>
-          <w:kern w:val="0"/>
-          <w14:ligatures w14:val="none"/>
-        </w:rPr>
-      </w:pPr>
-      <w:r>
-        <w:rPr>
-          <w:rFonts w:ascii="Times New Roman" w:eastAsia="Times New Roman" w:hAnsi="Times New Roman" w:cs="Times New Roman"/>
-          <w:noProof/>
-          <w:kern w:val="0"/>
-        </w:rPr>
-        <w:pict w14:anchorId="416B4708">
-          <v:rect id="_x0000_i1026" alt="" style="width:468pt;height:.05pt;mso-width-percent:0;mso-height-percent:0;mso-width-percent:0;mso-height-percent:0" o:hralign="center" o:hrstd="t" o:hr="t" fillcolor="#a0a0a0" stroked="f"/>
-        </w:pict>
-      </w:r>
-    </w:p>
-    <w:p>
-      <w:pPr>
-        <w:spacing w:before="100" w:beforeAutospacing="1" w:after="100" w:afterAutospacing="1" w:line="240" w:lineRule="auto"/>
-        <w:outlineLvl w:val="1"/>
-        <w:rPr>
-          <w:rFonts w:ascii="Times New Roman" w:eastAsia="Times New Roman" w:hAnsi="Times New Roman" w:cs="Times New Roman"/>
-          <w:b/>
-          <w:bCs/>
-          <w:kern w:val="0"/>
-          <w:sz w:val="36"/>
-          <w:szCs w:val="36"/>
-          <w14:ligatures w14:val="none"/>
-        </w:rPr>
-      </w:pPr>
-      <w:r>
-        <w:rPr>
-          <w:rFonts w:ascii="Times New Roman" w:eastAsia="Times New Roman" w:hAnsi="Times New Roman" w:cs="Times New Roman"/>
-          <w:b/>
-          <w:bCs/>
-          <w:kern w:val="0"/>
-          <w:sz w:val="36"/>
-          <w:szCs w:val="36"/>
-          <w14:ligatures w14:val="none"/>
-        </w:rPr>
-        <w:t>Comparing VBox and GridPane</w:t>
-      </w:r>
-    </w:p>
-    <w:p>
-      <w:pPr>
-        <w:spacing w:before="100" w:beforeAutospacing="1" w:after="100" w:afterAutospacing="1" w:line="240" w:lineRule="auto"/>
-        <w:rPr>
-          <w:rFonts w:ascii="Times New Roman" w:eastAsia="Times New Roman" w:hAnsi="Times New Roman" w:cs="Times New Roman"/>
-          <w:kern w:val="0"/>
-          <w14:ligatures w14:val="none"/>
-        </w:rPr>
-      </w:pPr>
-      <w:r>
-        <w:rPr>
-          <w:rFonts w:ascii="Times New Roman" w:eastAsia="Times New Roman" w:hAnsi="Times New Roman" w:cs="Times New Roman"/>
-          <w:kern w:val="0"/>
+          <w:rFonts w:ascii="Menlo" w:eastAsia="Times New Roman" w:hAnsi="Menlo" w:cs="Menlo"/>
+          <w:color w:val="D4D4D4"/>
+          <w:kern w:val="0"/>
+          <w:sz w:val="18"/>
+          <w:szCs w:val="18"/>
+          <w14:ligatures w14:val="none"/>
+        </w:rPr>
+        <w:t xml:space="preserve"> </w:t>
+      </w:r>
+      <w:r>
+        <w:rPr>
+          <w:rFonts w:ascii="Menlo" w:eastAsia="Times New Roman" w:hAnsi="Menlo" w:cs="Menlo"/>
+          <w:color w:val="9CDCFE"/>
+          <w:kern w:val="0"/>
+          <w:sz w:val="18"/>
+          <w:szCs w:val="18"/>
+          <w14:ligatures w14:val="none"/>
+        </w:rPr>
+        <w:t>grid</w:t>
+      </w:r>
+      <w:r>
+        <w:rPr>
+          <w:rFonts w:ascii="Menlo" w:eastAsia="Times New Roman" w:hAnsi="Menlo" w:cs="Menlo"/>
+          <w:color w:val="D4D4D4"/>
+          <w:kern w:val="0"/>
+          <w:sz w:val="18"/>
+          <w:szCs w:val="18"/>
+          <w14:ligatures w14:val="none"/>
+        </w:rPr>
+        <w:t xml:space="preserve"> = </w:t>
+      </w:r>
+      <w:r>
+        <w:rPr>
+          <w:rFonts w:ascii="Menlo" w:eastAsia="Times New Roman" w:hAnsi="Menlo" w:cs="Menlo"/>
+          <w:color w:val="C586C0"/>
+          <w:kern w:val="0"/>
+          <w:sz w:val="18"/>
+          <w:szCs w:val="18"/>
+          <w14:ligatures w14:val="none"/>
+        </w:rPr>
+        <w:t>new</w:t>
+      </w:r>
+      <w:r>
+        <w:rPr>
+          <w:rFonts w:ascii="Menlo" w:eastAsia="Times New Roman" w:hAnsi="Menlo" w:cs="Menlo"/>
+          <w:color w:val="D4D4D4"/>
+          <w:kern w:val="0"/>
+          <w:sz w:val="18"/>
+          <w:szCs w:val="18"/>
+          <w14:ligatures w14:val="none"/>
+        </w:rPr>
+        <w:t xml:space="preserve"> </w:t>
+      </w:r>
+      <w:r>
+        <w:rPr>
+          <w:rFonts w:ascii="Menlo" w:eastAsia="Times New Roman" w:hAnsi="Menlo" w:cs="Menlo"/>
+          <w:color w:val="DCDCAA"/>
+          <w:kern w:val="0"/>
+          <w:sz w:val="18"/>
+          <w:szCs w:val="18"/>
+          <w14:ligatures w14:val="none"/>
+        </w:rPr>
+        <w:t>GridPane</w:t>
+      </w:r>
+      <w:r>
+        <w:rPr>
+          <w:rFonts w:ascii="Menlo" w:eastAsia="Times New Roman" w:hAnsi="Menlo" w:cs="Menlo"/>
+          <w:color w:val="D4D4D4"/>
+          <w:kern w:val="0"/>
+          <w:sz w:val="18"/>
+          <w:szCs w:val="18"/>
+          <w14:ligatures w14:val="none"/>
+        </w:rPr>
+        <w:t>();</w:t>
+      </w:r>
+    </w:p>
+    <w:p>
+      <w:pPr>
+        <w:shd w:val="clear" w:color="auto" w:fill="1E1E1E"/>
+        <w:spacing w:after="0" w:line="270" w:lineRule="atLeast"/>
+        <w:rPr>
+          <w:rFonts w:ascii="Menlo" w:eastAsia="Times New Roman" w:hAnsi="Menlo" w:cs="Menlo"/>
+          <w:color w:val="D4D4D4"/>
+          <w:kern w:val="0"/>
+          <w:sz w:val="18"/>
+          <w:szCs w:val="18"/>
+          <w14:ligatures w14:val="none"/>
+        </w:rPr>
+      </w:pPr>
+    </w:p>
+    <w:p>
+      <w:pPr>
+        <w:shd w:val="clear" w:color="auto" w:fill="1E1E1E"/>
+        <w:spacing w:after="0" w:line="270" w:lineRule="atLeast"/>
+        <w:rPr>
+          <w:rFonts w:ascii="Menlo" w:eastAsia="Times New Roman" w:hAnsi="Menlo" w:cs="Menlo"/>
+          <w:color w:val="D4D4D4"/>
+          <w:kern w:val="0"/>
+          <w:sz w:val="18"/>
+          <w:szCs w:val="18"/>
+          <w14:ligatures w14:val="none"/>
+        </w:rPr>
+      </w:pPr>
+      <w:r>
+        <w:rPr>
+          <w:rFonts w:ascii="Menlo" w:eastAsia="Times New Roman" w:hAnsi="Menlo" w:cs="Menlo"/>
+          <w:color w:val="D4D4D4"/>
+          <w:kern w:val="0"/>
+          <w:sz w:val="18"/>
+          <w:szCs w:val="18"/>
+          <w14:ligatures w14:val="none"/>
+        </w:rPr>
+        <w:t xml:space="preserve">        </w:t>
+      </w:r>
+      <w:r>
+        <w:rPr>
+          <w:rFonts w:ascii="Menlo" w:eastAsia="Times New Roman" w:hAnsi="Menlo" w:cs="Menlo"/>
+          <w:color w:val="6A9955"/>
+          <w:kern w:val="0"/>
+          <w:sz w:val="18"/>
+          <w:szCs w:val="18"/>
+          <w14:ligatures w14:val="none"/>
+        </w:rPr>
+        <w:t>// Set spacing</w:t>
+      </w:r>
+    </w:p>
+    <w:p>
+      <w:pPr>
+        <w:shd w:val="clear" w:color="auto" w:fill="1E1E1E"/>
+        <w:spacing w:after="0" w:line="270" w:lineRule="atLeast"/>
+        <w:rPr>
+          <w:rFonts w:ascii="Menlo" w:eastAsia="Times New Roman" w:hAnsi="Menlo" w:cs="Menlo"/>
+          <w:color w:val="D4D4D4"/>
+          <w:kern w:val="0"/>
+          <w:sz w:val="18"/>
+          <w:szCs w:val="18"/>
+          <w14:ligatures w14:val="none"/>
+        </w:rPr>
+      </w:pPr>
+      <w:r>
+        <w:rPr>
+          <w:rFonts w:ascii="Menlo" w:eastAsia="Times New Roman" w:hAnsi="Menlo" w:cs="Menlo"/>
+          <w:color w:val="D4D4D4"/>
+          <w:kern w:val="0"/>
+          <w:sz w:val="18"/>
+          <w:szCs w:val="18"/>
+          <w14:ligatures w14:val="none"/>
+        </w:rPr>
+        <w:t xml:space="preserve">        </w:t>
+      </w:r>
+      <w:proofErr w:type="spellStart"/>
+      <w:r>
+        <w:rPr>
+          <w:rFonts w:ascii="Menlo" w:eastAsia="Times New Roman" w:hAnsi="Menlo" w:cs="Menlo"/>
+          <w:color w:val="9CDCFE"/>
+          <w:kern w:val="0"/>
+          <w:sz w:val="18"/>
+          <w:szCs w:val="18"/>
+          <w14:ligatures w14:val="none"/>
+        </w:rPr>
+        <w:t>grid</w:t>
+      </w:r>
+      <w:r>
+        <w:rPr>
+          <w:rFonts w:ascii="Menlo" w:eastAsia="Times New Roman" w:hAnsi="Menlo" w:cs="Menlo"/>
+          <w:color w:val="D4D4D4"/>
+          <w:kern w:val="0"/>
+          <w:sz w:val="18"/>
+          <w:szCs w:val="18"/>
+          <w14:ligatures w14:val="none"/>
+        </w:rPr>
+        <w:t>.</w:t>
+      </w:r>
+      <w:r>
+        <w:rPr>
+          <w:rFonts w:ascii="Menlo" w:eastAsia="Times New Roman" w:hAnsi="Menlo" w:cs="Menlo"/>
+          <w:color w:val="DCDCAA"/>
+          <w:kern w:val="0"/>
+          <w:sz w:val="18"/>
+          <w:szCs w:val="18"/>
+          <w14:ligatures w14:val="none"/>
+        </w:rPr>
+        <w:t>setHgap</w:t>
+      </w:r>
+      <w:proofErr w:type="spellEnd"/>
+      <w:r>
+        <w:rPr>
+          <w:rFonts w:ascii="Menlo" w:eastAsia="Times New Roman" w:hAnsi="Menlo" w:cs="Menlo"/>
+          <w:color w:val="D4D4D4"/>
+          <w:kern w:val="0"/>
+          <w:sz w:val="18"/>
+          <w:szCs w:val="18"/>
+          <w14:ligatures w14:val="none"/>
+        </w:rPr>
+        <w:t>(</w:t>
+      </w:r>
+      <w:r>
+        <w:rPr>
+          <w:rFonts w:ascii="Menlo" w:eastAsia="Times New Roman" w:hAnsi="Menlo" w:cs="Menlo"/>
+          <w:color w:val="B5CEA8"/>
+          <w:kern w:val="0"/>
+          <w:sz w:val="18"/>
+          <w:szCs w:val="18"/>
+          <w14:ligatures w14:val="none"/>
+        </w:rPr>
+        <w:t>10</w:t>
+      </w:r>
+      <w:r>
+        <w:rPr>
+          <w:rFonts w:ascii="Menlo" w:eastAsia="Times New Roman" w:hAnsi="Menlo" w:cs="Menlo"/>
+          <w:color w:val="D4D4D4"/>
+          <w:kern w:val="0"/>
+          <w:sz w:val="18"/>
+          <w:szCs w:val="18"/>
+          <w14:ligatures w14:val="none"/>
+        </w:rPr>
+        <w:t>);</w:t>
+      </w:r>
+    </w:p>
+    <w:p>
+      <w:pPr>
+        <w:shd w:val="clear" w:color="auto" w:fill="1E1E1E"/>
+        <w:spacing w:after="0" w:line="270" w:lineRule="atLeast"/>
+        <w:rPr>
+          <w:rFonts w:ascii="Menlo" w:eastAsia="Times New Roman" w:hAnsi="Menlo" w:cs="Menlo"/>
+          <w:color w:val="D4D4D4"/>
+          <w:kern w:val="0"/>
+          <w:sz w:val="18"/>
+          <w:szCs w:val="18"/>
+          <w14:ligatures w14:val="none"/>
+        </w:rPr>
+      </w:pPr>
+      <w:r>
+        <w:rPr>
+          <w:rFonts w:ascii="Menlo" w:eastAsia="Times New Roman" w:hAnsi="Menlo" w:cs="Menlo"/>
+          <w:color w:val="D4D4D4"/>
+          <w:kern w:val="0"/>
+          <w:sz w:val="18"/>
+          <w:szCs w:val="18"/>
+          <w14:ligatures w14:val="none"/>
+        </w:rPr>
+        <w:t xml:space="preserve">        </w:t>
+      </w:r>
+      <w:proofErr w:type="spellStart"/>
+      <w:r>
+        <w:rPr>
+          <w:rFonts w:ascii="Menlo" w:eastAsia="Times New Roman" w:hAnsi="Menlo" w:cs="Menlo"/>
+          <w:color w:val="9CDCFE"/>
+          <w:kern w:val="0"/>
+          <w:sz w:val="18"/>
+          <w:szCs w:val="18"/>
+          <w14:ligatures w14:val="none"/>
+        </w:rPr>
+        <w:t>grid</w:t>
+      </w:r>
+      <w:r>
+        <w:rPr>
+          <w:rFonts w:ascii="Menlo" w:eastAsia="Times New Roman" w:hAnsi="Menlo" w:cs="Menlo"/>
+          <w:color w:val="D4D4D4"/>
+          <w:kern w:val="0"/>
+          <w:sz w:val="18"/>
+          <w:szCs w:val="18"/>
+          <w14:ligatures w14:val="none"/>
+        </w:rPr>
+        <w:t>.</w:t>
+      </w:r>
+      <w:r>
+        <w:rPr>
+          <w:rFonts w:ascii="Menlo" w:eastAsia="Times New Roman" w:hAnsi="Menlo" w:cs="Menlo"/>
+          <w:color w:val="DCDCAA"/>
+          <w:kern w:val="0"/>
+          <w:sz w:val="18"/>
+          <w:szCs w:val="18"/>
+          <w14:ligatures w14:val="none"/>
+        </w:rPr>
+        <w:t>setVgap</w:t>
+      </w:r>
+      <w:proofErr w:type="spellEnd"/>
+      <w:r>
+        <w:rPr>
+          <w:rFonts w:ascii="Menlo" w:eastAsia="Times New Roman" w:hAnsi="Menlo" w:cs="Menlo"/>
+          <w:color w:val="D4D4D4"/>
+          <w:kern w:val="0"/>
+          <w:sz w:val="18"/>
+          <w:szCs w:val="18"/>
+          <w14:ligatures w14:val="none"/>
+        </w:rPr>
+        <w:t>(</w:t>
+      </w:r>
+      <w:r>
+        <w:rPr>
+          <w:rFonts w:ascii="Menlo" w:eastAsia="Times New Roman" w:hAnsi="Menlo" w:cs="Menlo"/>
+          <w:color w:val="B5CEA8"/>
+          <w:kern w:val="0"/>
+          <w:sz w:val="18"/>
+          <w:szCs w:val="18"/>
+          <w14:ligatures w14:val="none"/>
+        </w:rPr>
+        <w:t>10</w:t>
+      </w:r>
+      <w:r>
+        <w:rPr>
+          <w:rFonts w:ascii="Menlo" w:eastAsia="Times New Roman" w:hAnsi="Menlo" w:cs="Menlo"/>
+          <w:color w:val="D4D4D4"/>
+          <w:kern w:val="0"/>
+          <w:sz w:val="18"/>
+          <w:szCs w:val="18"/>
+          <w14:ligatures w14:val="none"/>
+        </w:rPr>
+        <w:t>);</w:t>
+      </w:r>
+    </w:p>
+    <w:p>
+      <w:pPr>
+        <w:shd w:val="clear" w:color="auto" w:fill="1E1E1E"/>
+        <w:spacing w:after="0" w:line="270" w:lineRule="atLeast"/>
+        <w:rPr>
+          <w:rFonts w:ascii="Menlo" w:eastAsia="Times New Roman" w:hAnsi="Menlo" w:cs="Menlo"/>
+          <w:color w:val="D4D4D4"/>
+          <w:kern w:val="0"/>
+          <w:sz w:val="18"/>
+          <w:szCs w:val="18"/>
+          <w14:ligatures w14:val="none"/>
+        </w:rPr>
+      </w:pPr>
+    </w:p>
+    <w:p>
+      <w:pPr>
+        <w:shd w:val="clear" w:color="auto" w:fill="1E1E1E"/>
+        <w:spacing w:after="0" w:line="270" w:lineRule="atLeast"/>
+        <w:rPr>
+          <w:rFonts w:ascii="Menlo" w:eastAsia="Times New Roman" w:hAnsi="Menlo" w:cs="Menlo"/>
+          <w:color w:val="D4D4D4"/>
+          <w:kern w:val="0"/>
+          <w:sz w:val="18"/>
+          <w:szCs w:val="18"/>
+          <w14:ligatures w14:val="none"/>
+        </w:rPr>
+      </w:pPr>
+      <w:r>
+        <w:rPr>
+          <w:rFonts w:ascii="Menlo" w:eastAsia="Times New Roman" w:hAnsi="Menlo" w:cs="Menlo"/>
+          <w:color w:val="D4D4D4"/>
+          <w:kern w:val="0"/>
+          <w:sz w:val="18"/>
+          <w:szCs w:val="18"/>
+          <w14:ligatures w14:val="none"/>
+        </w:rPr>
+        <w:t xml:space="preserve">        </w:t>
+      </w:r>
+      <w:r>
+        <w:rPr>
+          <w:rFonts w:ascii="Menlo" w:eastAsia="Times New Roman" w:hAnsi="Menlo" w:cs="Menlo"/>
+          <w:color w:val="6A9955"/>
+          <w:kern w:val="0"/>
+          <w:sz w:val="18"/>
+          <w:szCs w:val="18"/>
+          <w14:ligatures w14:val="none"/>
+        </w:rPr>
+        <w:t>// Add labels and text fields</w:t>
+      </w:r>
+    </w:p>
+    <w:p>
+      <w:pPr>
+        <w:shd w:val="clear" w:color="auto" w:fill="1E1E1E"/>
+        <w:spacing w:after="0" w:line="270" w:lineRule="atLeast"/>
+        <w:rPr>
+          <w:rFonts w:ascii="Menlo" w:eastAsia="Times New Roman" w:hAnsi="Menlo" w:cs="Menlo"/>
+          <w:color w:val="D4D4D4"/>
+          <w:kern w:val="0"/>
+          <w:sz w:val="18"/>
+          <w:szCs w:val="18"/>
+          <w14:ligatures w14:val="none"/>
+        </w:rPr>
+      </w:pPr>
+      <w:r>
+        <w:rPr>
+          <w:rFonts w:ascii="Menlo" w:eastAsia="Times New Roman" w:hAnsi="Menlo" w:cs="Menlo"/>
+          <w:color w:val="D4D4D4"/>
+          <w:kern w:val="0"/>
+          <w:sz w:val="18"/>
+          <w:szCs w:val="18"/>
+          <w14:ligatures w14:val="none"/>
+        </w:rPr>
+        <w:t xml:space="preserve">        </w:t>
+      </w:r>
+      <w:proofErr w:type="spellStart"/>
+      <w:r>
+        <w:rPr>
+          <w:rFonts w:ascii="Menlo" w:eastAsia="Times New Roman" w:hAnsi="Menlo" w:cs="Menlo"/>
+          <w:color w:val="9CDCFE"/>
+          <w:kern w:val="0"/>
+          <w:sz w:val="18"/>
+          <w:szCs w:val="18"/>
+          <w14:ligatures w14:val="none"/>
+        </w:rPr>
+        <w:t>grid</w:t>
+      </w:r>
+      <w:r>
+        <w:rPr>
+          <w:rFonts w:ascii="Menlo" w:eastAsia="Times New Roman" w:hAnsi="Menlo" w:cs="Menlo"/>
+          <w:color w:val="D4D4D4"/>
+          <w:kern w:val="0"/>
+          <w:sz w:val="18"/>
+          <w:szCs w:val="18"/>
+          <w14:ligatures w14:val="none"/>
+        </w:rPr>
+        <w:t>.</w:t>
+      </w:r>
+      <w:r>
+        <w:rPr>
+          <w:rFonts w:ascii="Menlo" w:eastAsia="Times New Roman" w:hAnsi="Menlo" w:cs="Menlo"/>
+          <w:color w:val="DCDCAA"/>
+          <w:kern w:val="0"/>
+          <w:sz w:val="18"/>
+          <w:szCs w:val="18"/>
+          <w14:ligatures w14:val="none"/>
+        </w:rPr>
+        <w:t>add</w:t>
+      </w:r>
+      <w:proofErr w:type="spellEnd"/>
+      <w:r>
+        <w:rPr>
+          <w:rFonts w:ascii="Menlo" w:eastAsia="Times New Roman" w:hAnsi="Menlo" w:cs="Menlo"/>
+          <w:color w:val="D4D4D4"/>
+          <w:kern w:val="0"/>
+          <w:sz w:val="18"/>
+          <w:szCs w:val="18"/>
+          <w14:ligatures w14:val="none"/>
+        </w:rPr>
+        <w:t>(</w:t>
+      </w:r>
+      <w:r>
+        <w:rPr>
+          <w:rFonts w:ascii="Menlo" w:eastAsia="Times New Roman" w:hAnsi="Menlo" w:cs="Menlo"/>
+          <w:color w:val="C586C0"/>
+          <w:kern w:val="0"/>
+          <w:sz w:val="18"/>
+          <w:szCs w:val="18"/>
+          <w14:ligatures w14:val="none"/>
+        </w:rPr>
+        <w:t>new</w:t>
+      </w:r>
+      <w:r>
+        <w:rPr>
+          <w:rFonts w:ascii="Menlo" w:eastAsia="Times New Roman" w:hAnsi="Menlo" w:cs="Menlo"/>
+          <w:color w:val="D4D4D4"/>
+          <w:kern w:val="0"/>
+          <w:sz w:val="18"/>
+          <w:szCs w:val="18"/>
+          <w14:ligatures w14:val="none"/>
+        </w:rPr>
+        <w:t xml:space="preserve"> </w:t>
+      </w:r>
+      <w:r>
+        <w:rPr>
+          <w:rFonts w:ascii="Menlo" w:eastAsia="Times New Roman" w:hAnsi="Menlo" w:cs="Menlo"/>
+          <w:color w:val="DCDCAA"/>
+          <w:kern w:val="0"/>
+          <w:sz w:val="18"/>
+          <w:szCs w:val="18"/>
+          <w14:ligatures w14:val="none"/>
+        </w:rPr>
+        <w:t>Label</w:t>
+      </w:r>
+      <w:r>
+        <w:rPr>
+          <w:rFonts w:ascii="Menlo" w:eastAsia="Times New Roman" w:hAnsi="Menlo" w:cs="Menlo"/>
+          <w:color w:val="D4D4D4"/>
+          <w:kern w:val="0"/>
+          <w:sz w:val="18"/>
+          <w:szCs w:val="18"/>
+          <w14:ligatures w14:val="none"/>
+        </w:rPr>
+        <w:t>(</w:t>
+      </w:r>
+      <w:r>
+        <w:rPr>
+          <w:rFonts w:ascii="Menlo" w:eastAsia="Times New Roman" w:hAnsi="Menlo" w:cs="Menlo"/>
+          <w:color w:val="CE9178"/>
+          <w:kern w:val="0"/>
+          <w:sz w:val="18"/>
+          <w:szCs w:val="18"/>
+          <w14:ligatures w14:val="none"/>
+        </w:rPr>
+        <w:t>"Username:"</w:t>
+      </w:r>
+      <w:r>
+        <w:rPr>
+          <w:rFonts w:ascii="Menlo" w:eastAsia="Times New Roman" w:hAnsi="Menlo" w:cs="Menlo"/>
+          <w:color w:val="D4D4D4"/>
+          <w:kern w:val="0"/>
+          <w:sz w:val="18"/>
+          <w:szCs w:val="18"/>
+          <w14:ligatures w14:val="none"/>
+        </w:rPr>
+        <w:t xml:space="preserve">), </w:t>
+      </w:r>
+      <w:r>
+        <w:rPr>
+          <w:rFonts w:ascii="Menlo" w:eastAsia="Times New Roman" w:hAnsi="Menlo" w:cs="Menlo"/>
+          <w:color w:val="B5CEA8"/>
+          <w:kern w:val="0"/>
+          <w:sz w:val="18"/>
+          <w:szCs w:val="18"/>
+          <w14:ligatures w14:val="none"/>
+        </w:rPr>
+        <w:t>0</w:t>
+      </w:r>
+      <w:r>
+        <w:rPr>
+          <w:rFonts w:ascii="Menlo" w:eastAsia="Times New Roman" w:hAnsi="Menlo" w:cs="Menlo"/>
+          <w:color w:val="D4D4D4"/>
+          <w:kern w:val="0"/>
+          <w:sz w:val="18"/>
+          <w:szCs w:val="18"/>
+          <w14:ligatures w14:val="none"/>
+        </w:rPr>
+        <w:t xml:space="preserve">, </w:t>
+      </w:r>
+      <w:r>
+        <w:rPr>
+          <w:rFonts w:ascii="Menlo" w:eastAsia="Times New Roman" w:hAnsi="Menlo" w:cs="Menlo"/>
+          <w:color w:val="B5CEA8"/>
+          <w:kern w:val="0"/>
+          <w:sz w:val="18"/>
+          <w:szCs w:val="18"/>
+          <w14:ligatures w14:val="none"/>
+        </w:rPr>
+        <w:t>0</w:t>
+      </w:r>
+      <w:r>
+        <w:rPr>
+          <w:rFonts w:ascii="Menlo" w:eastAsia="Times New Roman" w:hAnsi="Menlo" w:cs="Menlo"/>
+          <w:color w:val="D4D4D4"/>
+          <w:kern w:val="0"/>
+          <w:sz w:val="18"/>
+          <w:szCs w:val="18"/>
+          <w14:ligatures w14:val="none"/>
+        </w:rPr>
+        <w:t>);</w:t>
+      </w:r>
+    </w:p>
+    <w:p>
+      <w:pPr>
+        <w:shd w:val="clear" w:color="auto" w:fill="1E1E1E"/>
+        <w:spacing w:after="0" w:line="270" w:lineRule="atLeast"/>
+        <w:rPr>
+          <w:rFonts w:ascii="Menlo" w:eastAsia="Times New Roman" w:hAnsi="Menlo" w:cs="Menlo"/>
+          <w:color w:val="D4D4D4"/>
+          <w:kern w:val="0"/>
+          <w:sz w:val="18"/>
+          <w:szCs w:val="18"/>
+          <w14:ligatures w14:val="none"/>
+        </w:rPr>
+      </w:pPr>
+      <w:r>
+        <w:rPr>
+          <w:rFonts w:ascii="Menlo" w:eastAsia="Times New Roman" w:hAnsi="Menlo" w:cs="Menlo"/>
+          <w:color w:val="D4D4D4"/>
+          <w:kern w:val="0"/>
+          <w:sz w:val="18"/>
+          <w:szCs w:val="18"/>
+          <w14:ligatures w14:val="none"/>
+        </w:rPr>
+        <w:t xml:space="preserve">        </w:t>
+      </w:r>
+      <w:proofErr w:type="spellStart"/>
+      <w:r>
+        <w:rPr>
+          <w:rFonts w:ascii="Menlo" w:eastAsia="Times New Roman" w:hAnsi="Menlo" w:cs="Menlo"/>
+          <w:color w:val="9CDCFE"/>
+          <w:kern w:val="0"/>
+          <w:sz w:val="18"/>
+          <w:szCs w:val="18"/>
+          <w14:ligatures w14:val="none"/>
+        </w:rPr>
+        <w:t>grid</w:t>
+      </w:r>
+      <w:r>
+        <w:rPr>
+          <w:rFonts w:ascii="Menlo" w:eastAsia="Times New Roman" w:hAnsi="Menlo" w:cs="Menlo"/>
+          <w:color w:val="D4D4D4"/>
+          <w:kern w:val="0"/>
+          <w:sz w:val="18"/>
+          <w:szCs w:val="18"/>
+          <w14:ligatures w14:val="none"/>
+        </w:rPr>
+        <w:t>.</w:t>
+      </w:r>
+      <w:r>
+        <w:rPr>
+          <w:rFonts w:ascii="Menlo" w:eastAsia="Times New Roman" w:hAnsi="Menlo" w:cs="Menlo"/>
+          <w:color w:val="DCDCAA"/>
+          <w:kern w:val="0"/>
+          <w:sz w:val="18"/>
+          <w:szCs w:val="18"/>
+          <w14:ligatures w14:val="none"/>
+        </w:rPr>
+        <w:t>add</w:t>
+      </w:r>
+      <w:proofErr w:type="spellEnd"/>
+      <w:r>
+        <w:rPr>
+          <w:rFonts w:ascii="Menlo" w:eastAsia="Times New Roman" w:hAnsi="Menlo" w:cs="Menlo"/>
+          <w:color w:val="D4D4D4"/>
+          <w:kern w:val="0"/>
+          <w:sz w:val="18"/>
+          <w:szCs w:val="18"/>
+          <w14:ligatures w14:val="none"/>
+        </w:rPr>
+        <w:t>(</w:t>
+      </w:r>
+      <w:r>
+        <w:rPr>
+          <w:rFonts w:ascii="Menlo" w:eastAsia="Times New Roman" w:hAnsi="Menlo" w:cs="Menlo"/>
+          <w:color w:val="C586C0"/>
+          <w:kern w:val="0"/>
+          <w:sz w:val="18"/>
+          <w:szCs w:val="18"/>
+          <w14:ligatures w14:val="none"/>
+        </w:rPr>
+        <w:t>new</w:t>
+      </w:r>
+      <w:r>
+        <w:rPr>
+          <w:rFonts w:ascii="Menlo" w:eastAsia="Times New Roman" w:hAnsi="Menlo" w:cs="Menlo"/>
+          <w:color w:val="D4D4D4"/>
+          <w:kern w:val="0"/>
+          <w:sz w:val="18"/>
+          <w:szCs w:val="18"/>
+          <w14:ligatures w14:val="none"/>
+        </w:rPr>
+        <w:t xml:space="preserve"> </w:t>
+      </w:r>
+      <w:proofErr w:type="spellStart"/>
+      <w:r>
+        <w:rPr>
+          <w:rFonts w:ascii="Menlo" w:eastAsia="Times New Roman" w:hAnsi="Menlo" w:cs="Menlo"/>
+          <w:color w:val="DCDCAA"/>
+          <w:kern w:val="0"/>
+          <w:sz w:val="18"/>
+          <w:szCs w:val="18"/>
+          <w14:ligatures w14:val="none"/>
+        </w:rPr>
+        <w:t>TextField</w:t>
+      </w:r>
+      <w:proofErr w:type="spellEnd"/>
+      <w:r>
+        <w:rPr>
+          <w:rFonts w:ascii="Menlo" w:eastAsia="Times New Roman" w:hAnsi="Menlo" w:cs="Menlo"/>
+          <w:color w:val="D4D4D4"/>
+          <w:kern w:val="0"/>
+          <w:sz w:val="18"/>
+          <w:szCs w:val="18"/>
+          <w14:ligatures w14:val="none"/>
+        </w:rPr>
+        <w:t xml:space="preserve">(), </w:t>
+      </w:r>
+      <w:r>
+        <w:rPr>
+          <w:rFonts w:ascii="Menlo" w:eastAsia="Times New Roman" w:hAnsi="Menlo" w:cs="Menlo"/>
+          <w:color w:val="B5CEA8"/>
+          <w:kern w:val="0"/>
+          <w:sz w:val="18"/>
+          <w:szCs w:val="18"/>
+          <w14:ligatures w14:val="none"/>
+        </w:rPr>
+        <w:t>1</w:t>
+      </w:r>
+      <w:r>
+        <w:rPr>
+          <w:rFonts w:ascii="Menlo" w:eastAsia="Times New Roman" w:hAnsi="Menlo" w:cs="Menlo"/>
+          <w:color w:val="D4D4D4"/>
+          <w:kern w:val="0"/>
+          <w:sz w:val="18"/>
+          <w:szCs w:val="18"/>
+          <w14:ligatures w14:val="none"/>
+        </w:rPr>
+        <w:t xml:space="preserve">, </w:t>
+      </w:r>
+      <w:r>
+        <w:rPr>
+          <w:rFonts w:ascii="Menlo" w:eastAsia="Times New Roman" w:hAnsi="Menlo" w:cs="Menlo"/>
+          <w:color w:val="B5CEA8"/>
+          <w:kern w:val="0"/>
+          <w:sz w:val="18"/>
+          <w:szCs w:val="18"/>
+          <w14:ligatures w14:val="none"/>
+        </w:rPr>
+        <w:t>0</w:t>
+      </w:r>
+      <w:r>
+        <w:rPr>
+          <w:rFonts w:ascii="Menlo" w:eastAsia="Times New Roman" w:hAnsi="Menlo" w:cs="Menlo"/>
+          <w:color w:val="D4D4D4"/>
+          <w:kern w:val="0"/>
+          <w:sz w:val="18"/>
+          <w:szCs w:val="18"/>
+          <w14:ligatures w14:val="none"/>
+        </w:rPr>
+        <w:t>);</w:t>
+      </w:r>
+    </w:p>
+    <w:p>
+      <w:pPr>
+        <w:shd w:val="clear" w:color="auto" w:fill="1E1E1E"/>
+        <w:spacing w:after="0" w:line="270" w:lineRule="atLeast"/>
+        <w:rPr>
+          <w:rFonts w:ascii="Menlo" w:eastAsia="Times New Roman" w:hAnsi="Menlo" w:cs="Menlo"/>
+          <w:color w:val="D4D4D4"/>
+          <w:kern w:val="0"/>
+          <w:sz w:val="18"/>
+          <w:szCs w:val="18"/>
+          <w14:ligatures w14:val="none"/>
+        </w:rPr>
+      </w:pPr>
+    </w:p>
+    <w:p>
+      <w:pPr>
+        <w:shd w:val="clear" w:color="auto" w:fill="1E1E1E"/>
+        <w:spacing w:after="0" w:line="270" w:lineRule="atLeast"/>
+        <w:rPr>
+          <w:rFonts w:ascii="Menlo" w:eastAsia="Times New Roman" w:hAnsi="Menlo" w:cs="Menlo"/>
+          <w:color w:val="D4D4D4"/>
+          <w:kern w:val="0"/>
+          <w:sz w:val="18"/>
+          <w:szCs w:val="18"/>
+          <w14:ligatures w14:val="none"/>
+        </w:rPr>
+      </w:pPr>
+      <w:r>
+        <w:rPr>
+          <w:rFonts w:ascii="Menlo" w:eastAsia="Times New Roman" w:hAnsi="Menlo" w:cs="Menlo"/>
+          <w:color w:val="D4D4D4"/>
+          <w:kern w:val="0"/>
+          <w:sz w:val="18"/>
+          <w:szCs w:val="18"/>
+          <w14:ligatures w14:val="none"/>
+        </w:rPr>
+        <w:t xml:space="preserve">        </w:t>
+      </w:r>
+      <w:proofErr w:type="spellStart"/>
+      <w:r>
+        <w:rPr>
+          <w:rFonts w:ascii="Menlo" w:eastAsia="Times New Roman" w:hAnsi="Menlo" w:cs="Menlo"/>
+          <w:color w:val="9CDCFE"/>
+          <w:kern w:val="0"/>
+          <w:sz w:val="18"/>
+          <w:szCs w:val="18"/>
+          <w14:ligatures w14:val="none"/>
+        </w:rPr>
+        <w:t>grid</w:t>
+      </w:r>
+      <w:r>
+        <w:rPr>
+          <w:rFonts w:ascii="Menlo" w:eastAsia="Times New Roman" w:hAnsi="Menlo" w:cs="Menlo"/>
+          <w:color w:val="D4D4D4"/>
+          <w:kern w:val="0"/>
+          <w:sz w:val="18"/>
+          <w:szCs w:val="18"/>
+          <w14:ligatures w14:val="none"/>
+        </w:rPr>
+        <w:t>.</w:t>
+      </w:r>
+      <w:r>
+        <w:rPr>
+          <w:rFonts w:ascii="Menlo" w:eastAsia="Times New Roman" w:hAnsi="Menlo" w:cs="Menlo"/>
+          <w:color w:val="DCDCAA"/>
+          <w:kern w:val="0"/>
+          <w:sz w:val="18"/>
+          <w:szCs w:val="18"/>
+          <w14:ligatures w14:val="none"/>
+        </w:rPr>
+        <w:t>add</w:t>
+      </w:r>
+      <w:proofErr w:type="spellEnd"/>
+      <w:r>
+        <w:rPr>
+          <w:rFonts w:ascii="Menlo" w:eastAsia="Times New Roman" w:hAnsi="Menlo" w:cs="Menlo"/>
+          <w:color w:val="D4D4D4"/>
+          <w:kern w:val="0"/>
+          <w:sz w:val="18"/>
+          <w:szCs w:val="18"/>
+          <w14:ligatures w14:val="none"/>
+        </w:rPr>
+        <w:t>(</w:t>
+      </w:r>
+      <w:r>
+        <w:rPr>
+          <w:rFonts w:ascii="Menlo" w:eastAsia="Times New Roman" w:hAnsi="Menlo" w:cs="Menlo"/>
+          <w:color w:val="C586C0"/>
+          <w:kern w:val="0"/>
+          <w:sz w:val="18"/>
+          <w:szCs w:val="18"/>
+          <w14:ligatures w14:val="none"/>
+        </w:rPr>
+        <w:t>new</w:t>
+      </w:r>
+      <w:r>
+        <w:rPr>
+          <w:rFonts w:ascii="Menlo" w:eastAsia="Times New Roman" w:hAnsi="Menlo" w:cs="Menlo"/>
+          <w:color w:val="D4D4D4"/>
+          <w:kern w:val="0"/>
+          <w:sz w:val="18"/>
+          <w:szCs w:val="18"/>
+          <w14:ligatures w14:val="none"/>
+        </w:rPr>
+        <w:t xml:space="preserve"> </w:t>
+      </w:r>
+      <w:r>
+        <w:rPr>
+          <w:rFonts w:ascii="Menlo" w:eastAsia="Times New Roman" w:hAnsi="Menlo" w:cs="Menlo"/>
+          <w:color w:val="DCDCAA"/>
+          <w:kern w:val="0"/>
+          <w:sz w:val="18"/>
+          <w:szCs w:val="18"/>
+          <w14:ligatures w14:val="none"/>
+        </w:rPr>
+        <w:t>Label</w:t>
+      </w:r>
+      <w:r>
+        <w:rPr>
+          <w:rFonts w:ascii="Menlo" w:eastAsia="Times New Roman" w:hAnsi="Menlo" w:cs="Menlo"/>
+          <w:color w:val="D4D4D4"/>
+          <w:kern w:val="0"/>
+          <w:sz w:val="18"/>
+          <w:szCs w:val="18"/>
+          <w14:ligatures w14:val="none"/>
+        </w:rPr>
+        <w:t>(</w:t>
+      </w:r>
+      <w:r>
+        <w:rPr>
+          <w:rFonts w:ascii="Menlo" w:eastAsia="Times New Roman" w:hAnsi="Menlo" w:cs="Menlo"/>
+          <w:color w:val="CE9178"/>
+          <w:kern w:val="0"/>
+          <w:sz w:val="18"/>
+          <w:szCs w:val="18"/>
+          <w14:ligatures w14:val="none"/>
+        </w:rPr>
+        <w:t>"Password:"</w:t>
+      </w:r>
+      <w:r>
+        <w:rPr>
+          <w:rFonts w:ascii="Menlo" w:eastAsia="Times New Roman" w:hAnsi="Menlo" w:cs="Menlo"/>
+          <w:color w:val="D4D4D4"/>
+          <w:kern w:val="0"/>
+          <w:sz w:val="18"/>
+          <w:szCs w:val="18"/>
+          <w14:ligatures w14:val="none"/>
+        </w:rPr>
+        <w:t xml:space="preserve">), </w:t>
+      </w:r>
+      <w:r>
+        <w:rPr>
+          <w:rFonts w:ascii="Menlo" w:eastAsia="Times New Roman" w:hAnsi="Menlo" w:cs="Menlo"/>
+          <w:color w:val="B5CEA8"/>
+          <w:kern w:val="0"/>
+          <w:sz w:val="18"/>
+          <w:szCs w:val="18"/>
+          <w14:ligatures w14:val="none"/>
+        </w:rPr>
+        <w:t>0</w:t>
+      </w:r>
+      <w:r>
+        <w:rPr>
+          <w:rFonts w:ascii="Menlo" w:eastAsia="Times New Roman" w:hAnsi="Menlo" w:cs="Menlo"/>
+          <w:color w:val="D4D4D4"/>
+          <w:kern w:val="0"/>
+          <w:sz w:val="18"/>
+          <w:szCs w:val="18"/>
+          <w14:ligatures w14:val="none"/>
+        </w:rPr>
+        <w:t xml:space="preserve">, </w:t>
+      </w:r>
+      <w:r>
+        <w:rPr>
+          <w:rFonts w:ascii="Menlo" w:eastAsia="Times New Roman" w:hAnsi="Menlo" w:cs="Menlo"/>
+          <w:color w:val="B5CEA8"/>
+          <w:kern w:val="0"/>
+          <w:sz w:val="18"/>
+          <w:szCs w:val="18"/>
+          <w14:ligatures w14:val="none"/>
+        </w:rPr>
+        <w:t>1</w:t>
+      </w:r>
+      <w:r>
+        <w:rPr>
+          <w:rFonts w:ascii="Menlo" w:eastAsia="Times New Roman" w:hAnsi="Menlo" w:cs="Menlo"/>
+          <w:color w:val="D4D4D4"/>
+          <w:kern w:val="0"/>
+          <w:sz w:val="18"/>
+          <w:szCs w:val="18"/>
+          <w14:ligatures w14:val="none"/>
+        </w:rPr>
+        <w:t>);</w:t>
+      </w:r>
+    </w:p>
+    <w:p>
+      <w:pPr>
+        <w:shd w:val="clear" w:color="auto" w:fill="1E1E1E"/>
+        <w:spacing w:after="0" w:line="270" w:lineRule="atLeast"/>
+        <w:rPr>
+          <w:rFonts w:ascii="Menlo" w:eastAsia="Times New Roman" w:hAnsi="Menlo" w:cs="Menlo"/>
+          <w:color w:val="D4D4D4"/>
+          <w:kern w:val="0"/>
+          <w:sz w:val="18"/>
+          <w:szCs w:val="18"/>
+          <w14:ligatures w14:val="none"/>
+        </w:rPr>
+      </w:pPr>
+      <w:r>
+        <w:rPr>
+          <w:rFonts w:ascii="Menlo" w:eastAsia="Times New Roman" w:hAnsi="Menlo" w:cs="Menlo"/>
+          <w:color w:val="D4D4D4"/>
+          <w:kern w:val="0"/>
+          <w:sz w:val="18"/>
+          <w:szCs w:val="18"/>
+          <w14:ligatures w14:val="none"/>
+        </w:rPr>
+        <w:t xml:space="preserve">        </w:t>
+      </w:r>
+      <w:proofErr w:type="spellStart"/>
+      <w:r>
+        <w:rPr>
+          <w:rFonts w:ascii="Menlo" w:eastAsia="Times New Roman" w:hAnsi="Menlo" w:cs="Menlo"/>
+          <w:color w:val="9CDCFE"/>
+          <w:kern w:val="0"/>
+          <w:sz w:val="18"/>
+          <w:szCs w:val="18"/>
+          <w14:ligatures w14:val="none"/>
+        </w:rPr>
+        <w:t>grid</w:t>
+      </w:r>
+      <w:r>
+        <w:rPr>
+          <w:rFonts w:ascii="Menlo" w:eastAsia="Times New Roman" w:hAnsi="Menlo" w:cs="Menlo"/>
+          <w:color w:val="D4D4D4"/>
+          <w:kern w:val="0"/>
+          <w:sz w:val="18"/>
+          <w:szCs w:val="18"/>
+          <w14:ligatures w14:val="none"/>
+        </w:rPr>
+        <w:t>.</w:t>
+      </w:r>
+      <w:r>
+        <w:rPr>
+          <w:rFonts w:ascii="Menlo" w:eastAsia="Times New Roman" w:hAnsi="Menlo" w:cs="Menlo"/>
+          <w:color w:val="DCDCAA"/>
+          <w:kern w:val="0"/>
+          <w:sz w:val="18"/>
+          <w:szCs w:val="18"/>
+          <w14:ligatures w14:val="none"/>
+        </w:rPr>
+        <w:t>add</w:t>
+      </w:r>
+      <w:proofErr w:type="spellEnd"/>
+      <w:r>
+        <w:rPr>
+          <w:rFonts w:ascii="Menlo" w:eastAsia="Times New Roman" w:hAnsi="Menlo" w:cs="Menlo"/>
+          <w:color w:val="D4D4D4"/>
+          <w:kern w:val="0"/>
+          <w:sz w:val="18"/>
+          <w:szCs w:val="18"/>
+          <w14:ligatures w14:val="none"/>
+        </w:rPr>
+        <w:t>(</w:t>
+      </w:r>
+      <w:r>
+        <w:rPr>
+          <w:rFonts w:ascii="Menlo" w:eastAsia="Times New Roman" w:hAnsi="Menlo" w:cs="Menlo"/>
+          <w:color w:val="C586C0"/>
+          <w:kern w:val="0"/>
+          <w:sz w:val="18"/>
+          <w:szCs w:val="18"/>
+          <w14:ligatures w14:val="none"/>
+        </w:rPr>
+        <w:t>new</w:t>
+      </w:r>
+      <w:r>
+        <w:rPr>
+          <w:rFonts w:ascii="Menlo" w:eastAsia="Times New Roman" w:hAnsi="Menlo" w:cs="Menlo"/>
+          <w:color w:val="D4D4D4"/>
+          <w:kern w:val="0"/>
+          <w:sz w:val="18"/>
+          <w:szCs w:val="18"/>
+          <w14:ligatures w14:val="none"/>
+        </w:rPr>
+        <w:t xml:space="preserve"> </w:t>
+      </w:r>
+      <w:proofErr w:type="spellStart"/>
+      <w:r>
+        <w:rPr>
+          <w:rFonts w:ascii="Menlo" w:eastAsia="Times New Roman" w:hAnsi="Menlo" w:cs="Menlo"/>
+          <w:color w:val="DCDCAA"/>
+          <w:kern w:val="0"/>
+          <w:sz w:val="18"/>
+          <w:szCs w:val="18"/>
+          <w14:ligatures w14:val="none"/>
+        </w:rPr>
+        <w:t>TextField</w:t>
+      </w:r>
+      <w:proofErr w:type="spellEnd"/>
+      <w:r>
+        <w:rPr>
+          <w:rFonts w:ascii="Menlo" w:eastAsia="Times New Roman" w:hAnsi="Menlo" w:cs="Menlo"/>
+          <w:color w:val="D4D4D4"/>
+          <w:kern w:val="0"/>
+          <w:sz w:val="18"/>
+          <w:szCs w:val="18"/>
+          <w14:ligatures w14:val="none"/>
+        </w:rPr>
+        <w:t xml:space="preserve">(), </w:t>
+      </w:r>
+      <w:r>
+        <w:rPr>
+          <w:rFonts w:ascii="Menlo" w:eastAsia="Times New Roman" w:hAnsi="Menlo" w:cs="Menlo"/>
+          <w:color w:val="B5CEA8"/>
+          <w:kern w:val="0"/>
+          <w:sz w:val="18"/>
+          <w:szCs w:val="18"/>
+          <w14:ligatures w14:val="none"/>
+        </w:rPr>
+        <w:t>1</w:t>
+      </w:r>
+      <w:r>
+        <w:rPr>
+          <w:rFonts w:ascii="Menlo" w:eastAsia="Times New Roman" w:hAnsi="Menlo" w:cs="Menlo"/>
+          <w:color w:val="D4D4D4"/>
+          <w:kern w:val="0"/>
+          <w:sz w:val="18"/>
+          <w:szCs w:val="18"/>
+          <w14:ligatures w14:val="none"/>
+        </w:rPr>
+        <w:t xml:space="preserve">, </w:t>
+      </w:r>
+      <w:r>
+        <w:rPr>
+          <w:rFonts w:ascii="Menlo" w:eastAsia="Times New Roman" w:hAnsi="Menlo" w:cs="Menlo"/>
+          <w:color w:val="B5CEA8"/>
+          <w:kern w:val="0"/>
+          <w:sz w:val="18"/>
+          <w:szCs w:val="18"/>
+          <w14:ligatures w14:val="none"/>
+        </w:rPr>
+        <w:t>1</w:t>
+      </w:r>
+      <w:r>
+        <w:rPr>
+          <w:rFonts w:ascii="Menlo" w:eastAsia="Times New Roman" w:hAnsi="Menlo" w:cs="Menlo"/>
+          <w:color w:val="D4D4D4"/>
+          <w:kern w:val="0"/>
+          <w:sz w:val="18"/>
+          <w:szCs w:val="18"/>
+          <w14:ligatures w14:val="none"/>
+        </w:rPr>
+        <w:t>);</w:t>
+      </w:r>
+    </w:p>
+    <w:p>
+      <w:pPr>
+        <w:shd w:val="clear" w:color="auto" w:fill="1E1E1E"/>
+        <w:spacing w:after="0" w:line="270" w:lineRule="atLeast"/>
+        <w:rPr>
+          <w:rFonts w:ascii="Menlo" w:eastAsia="Times New Roman" w:hAnsi="Menlo" w:cs="Menlo"/>
+          <w:color w:val="D4D4D4"/>
+          <w:kern w:val="0"/>
+          <w:sz w:val="18"/>
+          <w:szCs w:val="18"/>
+          <w14:ligatures w14:val="none"/>
+        </w:rPr>
+      </w:pPr>
+    </w:p>
+    <w:p>
+      <w:pPr>
+        <w:shd w:val="clear" w:color="auto" w:fill="1E1E1E"/>
+        <w:spacing w:after="0" w:line="270" w:lineRule="atLeast"/>
+        <w:rPr>
+          <w:rFonts w:ascii="Menlo" w:eastAsia="Times New Roman" w:hAnsi="Menlo" w:cs="Menlo"/>
+          <w:color w:val="D4D4D4"/>
+          <w:kern w:val="0"/>
+          <w:sz w:val="18"/>
+          <w:szCs w:val="18"/>
+          <w14:ligatures w14:val="none"/>
+        </w:rPr>
+      </w:pPr>
+      <w:r>
+        <w:rPr>
+          <w:rFonts w:ascii="Menlo" w:eastAsia="Times New Roman" w:hAnsi="Menlo" w:cs="Menlo"/>
+          <w:color w:val="D4D4D4"/>
+          <w:kern w:val="0"/>
+          <w:sz w:val="18"/>
+          <w:szCs w:val="18"/>
+          <w14:ligatures w14:val="none"/>
+        </w:rPr>
+        <w:t xml:space="preserve">        </w:t>
+      </w:r>
+      <w:r>
+        <w:rPr>
+          <w:rFonts w:ascii="Menlo" w:eastAsia="Times New Roman" w:hAnsi="Menlo" w:cs="Menlo"/>
+          <w:color w:val="6A9955"/>
+          <w:kern w:val="0"/>
+          <w:sz w:val="18"/>
+          <w:szCs w:val="18"/>
+          <w14:ligatures w14:val="none"/>
+        </w:rPr>
+        <w:t>// Add button</w:t>
+      </w:r>
+    </w:p>
+    <w:p>
+      <w:pPr>
+        <w:shd w:val="clear" w:color="auto" w:fill="1E1E1E"/>
+        <w:spacing w:after="0" w:line="270" w:lineRule="atLeast"/>
+        <w:rPr>
+          <w:rFonts w:ascii="Menlo" w:eastAsia="Times New Roman" w:hAnsi="Menlo" w:cs="Menlo"/>
+          <w:color w:val="D4D4D4"/>
+          <w:kern w:val="0"/>
+          <w:sz w:val="18"/>
+          <w:szCs w:val="18"/>
+          <w14:ligatures w14:val="none"/>
+        </w:rPr>
+      </w:pPr>
+      <w:r>
+        <w:rPr>
+          <w:rFonts w:ascii="Menlo" w:eastAsia="Times New Roman" w:hAnsi="Menlo" w:cs="Menlo"/>
+          <w:color w:val="D4D4D4"/>
+          <w:kern w:val="0"/>
+          <w:sz w:val="18"/>
+          <w:szCs w:val="18"/>
+          <w14:ligatures w14:val="none"/>
+        </w:rPr>
+        <w:t xml:space="preserve">        </w:t>
+      </w:r>
+      <w:proofErr w:type="spellStart"/>
+      <w:r>
+        <w:rPr>
+          <w:rFonts w:ascii="Menlo" w:eastAsia="Times New Roman" w:hAnsi="Menlo" w:cs="Menlo"/>
+          <w:color w:val="9CDCFE"/>
+          <w:kern w:val="0"/>
+          <w:sz w:val="18"/>
+          <w:szCs w:val="18"/>
+          <w14:ligatures w14:val="none"/>
+        </w:rPr>
+        <w:t>grid</w:t>
+      </w:r>
+      <w:r>
+        <w:rPr>
+          <w:rFonts w:ascii="Menlo" w:eastAsia="Times New Roman" w:hAnsi="Menlo" w:cs="Menlo"/>
+          <w:color w:val="D4D4D4"/>
+          <w:kern w:val="0"/>
+          <w:sz w:val="18"/>
+          <w:szCs w:val="18"/>
+          <w14:ligatures w14:val="none"/>
+        </w:rPr>
+        <w:t>.</w:t>
+      </w:r>
+      <w:r>
+        <w:rPr>
+          <w:rFonts w:ascii="Menlo" w:eastAsia="Times New Roman" w:hAnsi="Menlo" w:cs="Menlo"/>
+          <w:color w:val="DCDCAA"/>
+          <w:kern w:val="0"/>
+          <w:sz w:val="18"/>
+          <w:szCs w:val="18"/>
+          <w14:ligatures w14:val="none"/>
+        </w:rPr>
+        <w:t>add</w:t>
+      </w:r>
+      <w:proofErr w:type="spellEnd"/>
+      <w:r>
+        <w:rPr>
+          <w:rFonts w:ascii="Menlo" w:eastAsia="Times New Roman" w:hAnsi="Menlo" w:cs="Menlo"/>
+          <w:color w:val="D4D4D4"/>
+          <w:kern w:val="0"/>
+          <w:sz w:val="18"/>
+          <w:szCs w:val="18"/>
+          <w14:ligatures w14:val="none"/>
+        </w:rPr>
+        <w:t>(</w:t>
+      </w:r>
+      <w:r>
+        <w:rPr>
+          <w:rFonts w:ascii="Menlo" w:eastAsia="Times New Roman" w:hAnsi="Menlo" w:cs="Menlo"/>
+          <w:color w:val="C586C0"/>
+          <w:kern w:val="0"/>
+          <w:sz w:val="18"/>
+          <w:szCs w:val="18"/>
+          <w14:ligatures w14:val="none"/>
+        </w:rPr>
+        <w:t>new</w:t>
+      </w:r>
+      <w:r>
+        <w:rPr>
+          <w:rFonts w:ascii="Menlo" w:eastAsia="Times New Roman" w:hAnsi="Menlo" w:cs="Menlo"/>
+          <w:color w:val="D4D4D4"/>
+          <w:kern w:val="0"/>
+          <w:sz w:val="18"/>
+          <w:szCs w:val="18"/>
+          <w14:ligatures w14:val="none"/>
+        </w:rPr>
+        <w:t xml:space="preserve"> </w:t>
+      </w:r>
+      <w:r>
+        <w:rPr>
+          <w:rFonts w:ascii="Menlo" w:eastAsia="Times New Roman" w:hAnsi="Menlo" w:cs="Menlo"/>
+          <w:color w:val="DCDCAA"/>
+          <w:kern w:val="0"/>
+          <w:sz w:val="18"/>
+          <w:szCs w:val="18"/>
+          <w14:ligatures w14:val="none"/>
+        </w:rPr>
+        <w:t>Button</w:t>
+      </w:r>
+      <w:r>
+        <w:rPr>
+          <w:rFonts w:ascii="Menlo" w:eastAsia="Times New Roman" w:hAnsi="Menlo" w:cs="Menlo"/>
+          <w:color w:val="D4D4D4"/>
+          <w:kern w:val="0"/>
+          <w:sz w:val="18"/>
+          <w:szCs w:val="18"/>
+          <w14:ligatures w14:val="none"/>
+        </w:rPr>
+        <w:t>(</w:t>
+      </w:r>
+      <w:r>
+        <w:rPr>
+          <w:rFonts w:ascii="Menlo" w:eastAsia="Times New Roman" w:hAnsi="Menlo" w:cs="Menlo"/>
+          <w:color w:val="CE9178"/>
+          <w:kern w:val="0"/>
+          <w:sz w:val="18"/>
+          <w:szCs w:val="18"/>
+          <w14:ligatures w14:val="none"/>
+        </w:rPr>
+        <w:t>"Login"</w:t>
+      </w:r>
+      <w:r>
+        <w:rPr>
+          <w:rFonts w:ascii="Menlo" w:eastAsia="Times New Roman" w:hAnsi="Menlo" w:cs="Menlo"/>
+          <w:color w:val="D4D4D4"/>
+          <w:kern w:val="0"/>
+          <w:sz w:val="18"/>
+          <w:szCs w:val="18"/>
+          <w14:ligatures w14:val="none"/>
+        </w:rPr>
+        <w:t xml:space="preserve">), </w:t>
+      </w:r>
+      <w:r>
+        <w:rPr>
+          <w:rFonts w:ascii="Menlo" w:eastAsia="Times New Roman" w:hAnsi="Menlo" w:cs="Menlo"/>
+          <w:color w:val="B5CEA8"/>
+          <w:kern w:val="0"/>
+          <w:sz w:val="18"/>
+          <w:szCs w:val="18"/>
+          <w14:ligatures w14:val="none"/>
+        </w:rPr>
+        <w:t>1</w:t>
+      </w:r>
+      <w:r>
+        <w:rPr>
+          <w:rFonts w:ascii="Menlo" w:eastAsia="Times New Roman" w:hAnsi="Menlo" w:cs="Menlo"/>
+          <w:color w:val="D4D4D4"/>
+          <w:kern w:val="0"/>
+          <w:sz w:val="18"/>
+          <w:szCs w:val="18"/>
+          <w14:ligatures w14:val="none"/>
+        </w:rPr>
+        <w:t xml:space="preserve">, </w:t>
+      </w:r>
+      <w:r>
+        <w:rPr>
+          <w:rFonts w:ascii="Menlo" w:eastAsia="Times New Roman" w:hAnsi="Menlo" w:cs="Menlo"/>
+          <w:color w:val="B5CEA8"/>
+          <w:kern w:val="0"/>
+          <w:sz w:val="18"/>
+          <w:szCs w:val="18"/>
+          <w14:ligatures w14:val="none"/>
+        </w:rPr>
+        <w:t>2</w:t>
+      </w:r>
+      <w:r>
+        <w:rPr>
+          <w:rFonts w:ascii="Menlo" w:eastAsia="Times New Roman" w:hAnsi="Menlo" w:cs="Menlo"/>
+          <w:color w:val="D4D4D4"/>
+          <w:kern w:val="0"/>
+          <w:sz w:val="18"/>
+          <w:szCs w:val="18"/>
+          <w14:ligatures w14:val="none"/>
+        </w:rPr>
+        <w:t>);</w:t>
+      </w:r>
+    </w:p>
+    <w:p>
+      <w:pPr>
+        <w:shd w:val="clear" w:color="auto" w:fill="1E1E1E"/>
+        <w:spacing w:after="0" w:line="270" w:lineRule="atLeast"/>
+        <w:rPr>
+          <w:rFonts w:ascii="Menlo" w:eastAsia="Times New Roman" w:hAnsi="Menlo" w:cs="Menlo"/>
+          <w:color w:val="D4D4D4"/>
+          <w:kern w:val="0"/>
+          <w:sz w:val="18"/>
+          <w:szCs w:val="18"/>
+          <w14:ligatures w14:val="none"/>
+        </w:rPr>
+      </w:pPr>
+    </w:p>
+    <w:p>
+      <w:pPr>
+        <w:shd w:val="clear" w:color="auto" w:fill="1E1E1E"/>
+        <w:spacing w:after="0" w:line="270" w:lineRule="atLeast"/>
+        <w:rPr>
+          <w:rFonts w:ascii="Menlo" w:eastAsia="Times New Roman" w:hAnsi="Menlo" w:cs="Menlo"/>
+          <w:color w:val="D4D4D4"/>
+          <w:kern w:val="0"/>
+          <w:sz w:val="18"/>
+          <w:szCs w:val="18"/>
+          <w14:ligatures w14:val="none"/>
+        </w:rPr>
+      </w:pPr>
+      <w:r>
+        <w:rPr>
+          <w:rFonts w:ascii="Menlo" w:eastAsia="Times New Roman" w:hAnsi="Menlo" w:cs="Menlo"/>
+          <w:color w:val="D4D4D4"/>
+          <w:kern w:val="0"/>
+          <w:sz w:val="18"/>
+          <w:szCs w:val="18"/>
           <w14:ligatures w14:val="none"/>
         </w:rPr>
         <w:lastRenderedPageBreak/>
-        <w:t xml:space="preserve">After researching both layouts, I realized that </w:t>
-      </w:r>
-      <w:r>
-        <w:rPr>
-          <w:rFonts w:ascii="Times New Roman" w:eastAsia="Times New Roman" w:hAnsi="Times New Roman" w:cs="Times New Roman"/>
-          <w:b/>
-          <w:bCs/>
-          <w:kern w:val="0"/>
-          <w14:ligatures w14:val="none"/>
-        </w:rPr>
-        <w:t>VBox and GridPane serve different design purposes</w:t>
-      </w:r>
-      <w:r>
-        <w:rPr>
-          <w:rFonts w:ascii="Times New Roman" w:eastAsia="Times New Roman" w:hAnsi="Times New Roman" w:cs="Times New Roman"/>
-          <w:kern w:val="0"/>
-          <w14:ligatures w14:val="none"/>
-        </w:rPr>
-        <w:t>. VBox focuses on simplicity by stacking elements vertically, which works well for layouts that only require a single column of components.</w:t>
-      </w:r>
-    </w:p>
-    <w:p>
-      <w:pPr>
-        <w:spacing w:before="100" w:beforeAutospacing="1" w:after="100" w:afterAutospacing="1" w:line="240" w:lineRule="auto"/>
-        <w:rPr>
-          <w:rFonts w:ascii="Times New Roman" w:eastAsia="Times New Roman" w:hAnsi="Times New Roman" w:cs="Times New Roman"/>
-          <w:kern w:val="0"/>
-          <w14:ligatures w14:val="none"/>
-        </w:rPr>
-      </w:pPr>
-      <w:r>
-        <w:rPr>
-          <w:rFonts w:ascii="Times New Roman" w:eastAsia="Times New Roman" w:hAnsi="Times New Roman" w:cs="Times New Roman"/>
-          <w:kern w:val="0"/>
-          <w14:ligatures w14:val="none"/>
-        </w:rPr>
-        <w:t>GridPane, on the other hand, provides more structure because it organizes elements into rows and columns. This gives developers greater control over the placement of interface elements.</w:t>
-      </w:r>
-    </w:p>
-    <w:p>
-      <w:pPr>
-        <w:spacing w:before="100" w:beforeAutospacing="1" w:after="100" w:afterAutospacing="1" w:line="240" w:lineRule="auto"/>
-        <w:rPr>
-          <w:rFonts w:ascii="Times New Roman" w:eastAsia="Times New Roman" w:hAnsi="Times New Roman" w:cs="Times New Roman"/>
-          <w:kern w:val="0"/>
-          <w14:ligatures w14:val="none"/>
-        </w:rPr>
-      </w:pPr>
-      <w:r>
-        <w:rPr>
-          <w:rFonts w:ascii="Times New Roman" w:eastAsia="Times New Roman" w:hAnsi="Times New Roman" w:cs="Times New Roman"/>
-          <w:kern w:val="0"/>
-          <w14:ligatures w14:val="none"/>
-        </w:rPr>
-        <w:t>In real applications, developers often combine multiple layout containers together. For example, a program might use a VBox to create a sidebar navigation menu while using a GridPane to organize the main content area. Using layout containers together helps create user interfaces that are both organized and flexible (Oracle, 2023).</w:t>
-      </w:r>
-    </w:p>
-    <w:p>
-      <w:pPr>
-        <w:spacing w:after="0" w:line="240" w:lineRule="auto"/>
-        <w:rPr>
-          <w:rFonts w:ascii="Times New Roman" w:eastAsia="Times New Roman" w:hAnsi="Times New Roman" w:cs="Times New Roman"/>
-          <w:kern w:val="0"/>
-          <w14:ligatures w14:val="none"/>
-        </w:rPr>
-      </w:pPr>
-      <w:r>
-        <w:rPr>
-          <w:rFonts w:ascii="Times New Roman" w:eastAsia="Times New Roman" w:hAnsi="Times New Roman" w:cs="Times New Roman"/>
-          <w:noProof/>
-          <w:kern w:val="0"/>
-        </w:rPr>
-        <w:pict w14:anchorId="01676B0B">
-          <v:rect id="_x0000_i1025" alt="" style="width:468pt;height:.05pt;mso-width-percent:0;mso-height-percent:0;mso-width-percent:0;mso-height-percent:0" o:hralign="center" o:hrstd="t" o:hr="t" fillcolor="#a0a0a0" stroked="f"/>
-        </w:pict>
-      </w:r>
-    </w:p>
-    <w:p>
-      <w:pPr>
-        <w:spacing w:before="100" w:beforeAutospacing="1" w:after="100" w:afterAutospacing="1" w:line="240" w:lineRule="auto"/>
-        <w:outlineLvl w:val="1"/>
-        <w:rPr>
-          <w:rFonts w:ascii="Times New Roman" w:eastAsia="Times New Roman" w:hAnsi="Times New Roman" w:cs="Times New Roman"/>
-          <w:b/>
-          <w:bCs/>
-          <w:kern w:val="0"/>
-          <w:sz w:val="36"/>
-          <w:szCs w:val="36"/>
-          <w14:ligatures w14:val="none"/>
-        </w:rPr>
-      </w:pPr>
-      <w:r>
-        <w:rPr>
-          <w:rFonts w:ascii="Times New Roman" w:eastAsia="Times New Roman" w:hAnsi="Times New Roman" w:cs="Times New Roman"/>
-          <w:b/>
-          <w:bCs/>
-          <w:kern w:val="0"/>
-          <w:sz w:val="36"/>
-          <w:szCs w:val="36"/>
-          <w14:ligatures w14:val="none"/>
-        </w:rPr>
-        <w:t>Conclusion</w:t>
-      </w:r>
-    </w:p>
-    <w:p>
-      <w:pPr>
-        <w:spacing w:before="100" w:beforeAutospacing="1" w:after="100" w:afterAutospacing="1" w:line="240" w:lineRule="auto"/>
-        <w:rPr>
-          <w:rFonts w:ascii="Times New Roman" w:eastAsia="Times New Roman" w:hAnsi="Times New Roman" w:cs="Times New Roman"/>
-          <w:kern w:val="0"/>
-          <w14:ligatures w14:val="none"/>
-        </w:rPr>
-      </w:pPr>
-      <w:r>
-        <w:rPr>
-          <w:rFonts w:ascii="Times New Roman" w:eastAsia="Times New Roman" w:hAnsi="Times New Roman" w:cs="Times New Roman"/>
-          <w:kern w:val="0"/>
-          <w14:ligatures w14:val="none"/>
-        </w:rPr>
-        <w:t>Learning about JavaFX layout containers helped me better understand how graphical user interfaces are built in Java applications. Instead of manually placing every component on the screen, layout containers like VBox and GridPane allow developers to automatically organize interface elements.</w:t>
-      </w:r>
-    </w:p>
-    <w:p>
-      <w:pPr>
-        <w:spacing w:before="100" w:beforeAutospacing="1" w:after="100" w:afterAutospacing="1" w:line="240" w:lineRule="auto"/>
-        <w:rPr>
-          <w:rFonts w:ascii="Times New Roman" w:eastAsia="Times New Roman" w:hAnsi="Times New Roman" w:cs="Times New Roman"/>
-          <w:kern w:val="0"/>
-          <w14:ligatures w14:val="none"/>
-        </w:rPr>
-      </w:pPr>
-      <w:r>
-        <w:rPr>
-          <w:rFonts w:ascii="Times New Roman" w:eastAsia="Times New Roman" w:hAnsi="Times New Roman" w:cs="Times New Roman"/>
-          <w:kern w:val="0"/>
-          <w14:ligatures w14:val="none"/>
-        </w:rPr>
-        <w:t xml:space="preserve">From what I learned, </w:t>
-      </w:r>
-      <w:r>
-        <w:rPr>
-          <w:rFonts w:ascii="Times New Roman" w:eastAsia="Times New Roman" w:hAnsi="Times New Roman" w:cs="Times New Roman"/>
-          <w:b/>
-          <w:bCs/>
-          <w:kern w:val="0"/>
-          <w14:ligatures w14:val="none"/>
-        </w:rPr>
-        <w:t>VBox works best for simple vertical layouts</w:t>
-      </w:r>
-      <w:r>
-        <w:rPr>
-          <w:rFonts w:ascii="Times New Roman" w:eastAsia="Times New Roman" w:hAnsi="Times New Roman" w:cs="Times New Roman"/>
-          <w:kern w:val="0"/>
-          <w14:ligatures w14:val="none"/>
-        </w:rPr>
-        <w:t xml:space="preserve"> such as menus and lists of controls. </w:t>
-      </w:r>
-      <w:r>
-        <w:rPr>
-          <w:rFonts w:ascii="Times New Roman" w:eastAsia="Times New Roman" w:hAnsi="Times New Roman" w:cs="Times New Roman"/>
-          <w:b/>
-          <w:bCs/>
-          <w:kern w:val="0"/>
-          <w14:ligatures w14:val="none"/>
-        </w:rPr>
-        <w:t>GridPane provides a more structured layout</w:t>
-      </w:r>
-      <w:r>
-        <w:rPr>
-          <w:rFonts w:ascii="Times New Roman" w:eastAsia="Times New Roman" w:hAnsi="Times New Roman" w:cs="Times New Roman"/>
-          <w:kern w:val="0"/>
-          <w14:ligatures w14:val="none"/>
-        </w:rPr>
-        <w:t xml:space="preserve"> by organizing elements into rows and columns, which makes it ideal for forms and other complex interfaces.</w:t>
-      </w:r>
-    </w:p>
-    <w:p>
-      <w:pPr>
-        <w:spacing w:before="100" w:beforeAutospacing="1" w:after="100" w:afterAutospacing="1" w:line="240" w:lineRule="auto"/>
-        <w:rPr>
-          <w:rFonts w:ascii="Times New Roman" w:eastAsia="Times New Roman" w:hAnsi="Times New Roman" w:cs="Times New Roman"/>
-          <w:kern w:val="0"/>
-          <w14:ligatures w14:val="none"/>
-        </w:rPr>
-      </w:pPr>
-      <w:r>
-        <w:rPr>
-          <w:rFonts w:ascii="Times New Roman" w:eastAsia="Times New Roman" w:hAnsi="Times New Roman" w:cs="Times New Roman"/>
-          <w:kern w:val="0"/>
-          <w14:ligatures w14:val="none"/>
-        </w:rPr>
-        <w:t>Understanding how these layout containers work is important for developers because it helps create user interfaces that are clean, organized, and responsive when the application window changes size. As I continue learning Java and GUI development, knowing when to use layouts like VBox or GridPane will make designing applications much more efficient.</w:t>
+        <w:t xml:space="preserve">        </w:t>
+      </w:r>
+      <w:r>
+        <w:rPr>
+          <w:rFonts w:ascii="Menlo" w:eastAsia="Times New Roman" w:hAnsi="Menlo" w:cs="Menlo"/>
+          <w:color w:val="6A9955"/>
+          <w:kern w:val="0"/>
+          <w:sz w:val="18"/>
+          <w:szCs w:val="18"/>
+          <w14:ligatures w14:val="none"/>
+        </w:rPr>
+        <w:t>// Create scene</w:t>
+      </w:r>
+    </w:p>
+    <w:p>
+      <w:pPr>
+        <w:shd w:val="clear" w:color="auto" w:fill="1E1E1E"/>
+        <w:spacing w:after="0" w:line="270" w:lineRule="atLeast"/>
+        <w:rPr>
+          <w:rFonts w:ascii="Menlo" w:eastAsia="Times New Roman" w:hAnsi="Menlo" w:cs="Menlo"/>
+          <w:color w:val="D4D4D4"/>
+          <w:kern w:val="0"/>
+          <w:sz w:val="18"/>
+          <w:szCs w:val="18"/>
+          <w14:ligatures w14:val="none"/>
+        </w:rPr>
+      </w:pPr>
+      <w:r>
+        <w:rPr>
+          <w:rFonts w:ascii="Menlo" w:eastAsia="Times New Roman" w:hAnsi="Menlo" w:cs="Menlo"/>
+          <w:color w:val="D4D4D4"/>
+          <w:kern w:val="0"/>
+          <w:sz w:val="18"/>
+          <w:szCs w:val="18"/>
+          <w14:ligatures w14:val="none"/>
+        </w:rPr>
+        <w:t xml:space="preserve">        </w:t>
+      </w:r>
+      <w:r>
+        <w:rPr>
+          <w:rFonts w:ascii="Menlo" w:eastAsia="Times New Roman" w:hAnsi="Menlo" w:cs="Menlo"/>
+          <w:color w:val="4EC9B0"/>
+          <w:kern w:val="0"/>
+          <w:sz w:val="18"/>
+          <w:szCs w:val="18"/>
+          <w14:ligatures w14:val="none"/>
+        </w:rPr>
+        <w:t>Scene</w:t>
+      </w:r>
+      <w:r>
+        <w:rPr>
+          <w:rFonts w:ascii="Menlo" w:eastAsia="Times New Roman" w:hAnsi="Menlo" w:cs="Menlo"/>
+          <w:color w:val="D4D4D4"/>
+          <w:kern w:val="0"/>
+          <w:sz w:val="18"/>
+          <w:szCs w:val="18"/>
+          <w14:ligatures w14:val="none"/>
+        </w:rPr>
+        <w:t xml:space="preserve"> </w:t>
+      </w:r>
+      <w:proofErr w:type="spellStart"/>
+      <w:r>
+        <w:rPr>
+          <w:rFonts w:ascii="Menlo" w:eastAsia="Times New Roman" w:hAnsi="Menlo" w:cs="Menlo"/>
+          <w:color w:val="9CDCFE"/>
+          <w:kern w:val="0"/>
+          <w:sz w:val="18"/>
+          <w:szCs w:val="18"/>
+          <w14:ligatures w14:val="none"/>
+        </w:rPr>
+        <w:t>scene</w:t>
+      </w:r>
+      <w:proofErr w:type="spellEnd"/>
+      <w:r>
+        <w:rPr>
+          <w:rFonts w:ascii="Menlo" w:eastAsia="Times New Roman" w:hAnsi="Menlo" w:cs="Menlo"/>
+          <w:color w:val="D4D4D4"/>
+          <w:kern w:val="0"/>
+          <w:sz w:val="18"/>
+          <w:szCs w:val="18"/>
+          <w14:ligatures w14:val="none"/>
+        </w:rPr>
+        <w:t xml:space="preserve"> = </w:t>
+      </w:r>
+      <w:r>
+        <w:rPr>
+          <w:rFonts w:ascii="Menlo" w:eastAsia="Times New Roman" w:hAnsi="Menlo" w:cs="Menlo"/>
+          <w:color w:val="C586C0"/>
+          <w:kern w:val="0"/>
+          <w:sz w:val="18"/>
+          <w:szCs w:val="18"/>
+          <w14:ligatures w14:val="none"/>
+        </w:rPr>
+        <w:t>new</w:t>
+      </w:r>
+      <w:r>
+        <w:rPr>
+          <w:rFonts w:ascii="Menlo" w:eastAsia="Times New Roman" w:hAnsi="Menlo" w:cs="Menlo"/>
+          <w:color w:val="D4D4D4"/>
+          <w:kern w:val="0"/>
+          <w:sz w:val="18"/>
+          <w:szCs w:val="18"/>
+          <w14:ligatures w14:val="none"/>
+        </w:rPr>
+        <w:t xml:space="preserve"> </w:t>
+      </w:r>
+      <w:r>
+        <w:rPr>
+          <w:rFonts w:ascii="Menlo" w:eastAsia="Times New Roman" w:hAnsi="Menlo" w:cs="Menlo"/>
+          <w:color w:val="DCDCAA"/>
+          <w:kern w:val="0"/>
+          <w:sz w:val="18"/>
+          <w:szCs w:val="18"/>
+          <w14:ligatures w14:val="none"/>
+        </w:rPr>
+        <w:t>Scene</w:t>
+      </w:r>
+      <w:r>
+        <w:rPr>
+          <w:rFonts w:ascii="Menlo" w:eastAsia="Times New Roman" w:hAnsi="Menlo" w:cs="Menlo"/>
+          <w:color w:val="D4D4D4"/>
+          <w:kern w:val="0"/>
+          <w:sz w:val="18"/>
+          <w:szCs w:val="18"/>
+          <w14:ligatures w14:val="none"/>
+        </w:rPr>
+        <w:t xml:space="preserve">(grid, </w:t>
+      </w:r>
+      <w:r>
+        <w:rPr>
+          <w:rFonts w:ascii="Menlo" w:eastAsia="Times New Roman" w:hAnsi="Menlo" w:cs="Menlo"/>
+          <w:color w:val="B5CEA8"/>
+          <w:kern w:val="0"/>
+          <w:sz w:val="18"/>
+          <w:szCs w:val="18"/>
+          <w14:ligatures w14:val="none"/>
+        </w:rPr>
+        <w:t>300</w:t>
+      </w:r>
+      <w:r>
+        <w:rPr>
+          <w:rFonts w:ascii="Menlo" w:eastAsia="Times New Roman" w:hAnsi="Menlo" w:cs="Menlo"/>
+          <w:color w:val="D4D4D4"/>
+          <w:kern w:val="0"/>
+          <w:sz w:val="18"/>
+          <w:szCs w:val="18"/>
+          <w14:ligatures w14:val="none"/>
+        </w:rPr>
+        <w:t xml:space="preserve">, </w:t>
+      </w:r>
+      <w:r>
+        <w:rPr>
+          <w:rFonts w:ascii="Menlo" w:eastAsia="Times New Roman" w:hAnsi="Menlo" w:cs="Menlo"/>
+          <w:color w:val="B5CEA8"/>
+          <w:kern w:val="0"/>
+          <w:sz w:val="18"/>
+          <w:szCs w:val="18"/>
+          <w14:ligatures w14:val="none"/>
+        </w:rPr>
+        <w:t>200</w:t>
+      </w:r>
+      <w:r>
+        <w:rPr>
+          <w:rFonts w:ascii="Menlo" w:eastAsia="Times New Roman" w:hAnsi="Menlo" w:cs="Menlo"/>
+          <w:color w:val="D4D4D4"/>
+          <w:kern w:val="0"/>
+          <w:sz w:val="18"/>
+          <w:szCs w:val="18"/>
+          <w14:ligatures w14:val="none"/>
+        </w:rPr>
+        <w:t>);</w:t>
+      </w:r>
+    </w:p>
+    <w:p>
+      <w:pPr>
+        <w:shd w:val="clear" w:color="auto" w:fill="1E1E1E"/>
+        <w:spacing w:after="0" w:line="270" w:lineRule="atLeast"/>
+        <w:rPr>
+          <w:rFonts w:ascii="Menlo" w:eastAsia="Times New Roman" w:hAnsi="Menlo" w:cs="Menlo"/>
+          <w:color w:val="D4D4D4"/>
+          <w:kern w:val="0"/>
+          <w:sz w:val="18"/>
+          <w:szCs w:val="18"/>
+          <w14:ligatures w14:val="none"/>
+        </w:rPr>
+      </w:pPr>
+    </w:p>
+    <w:p>
+      <w:pPr>
+        <w:shd w:val="clear" w:color="auto" w:fill="1E1E1E"/>
+        <w:spacing w:after="0" w:line="270" w:lineRule="atLeast"/>
+        <w:rPr>
+          <w:rFonts w:ascii="Menlo" w:eastAsia="Times New Roman" w:hAnsi="Menlo" w:cs="Menlo"/>
+          <w:color w:val="D4D4D4"/>
+          <w:kern w:val="0"/>
+          <w:sz w:val="18"/>
+          <w:szCs w:val="18"/>
+          <w14:ligatures w14:val="none"/>
+        </w:rPr>
+      </w:pPr>
+      <w:r>
+        <w:rPr>
+          <w:rFonts w:ascii="Menlo" w:eastAsia="Times New Roman" w:hAnsi="Menlo" w:cs="Menlo"/>
+          <w:color w:val="D4D4D4"/>
+          <w:kern w:val="0"/>
+          <w:sz w:val="18"/>
+          <w:szCs w:val="18"/>
+          <w14:ligatures w14:val="none"/>
+        </w:rPr>
+        <w:t xml:space="preserve">        </w:t>
+      </w:r>
+      <w:r>
+        <w:rPr>
+          <w:rFonts w:ascii="Menlo" w:eastAsia="Times New Roman" w:hAnsi="Menlo" w:cs="Menlo"/>
+          <w:color w:val="6A9955"/>
+          <w:kern w:val="0"/>
+          <w:sz w:val="18"/>
+          <w:szCs w:val="18"/>
+          <w14:ligatures w14:val="none"/>
+        </w:rPr>
+        <w:t>// Set stage</w:t>
+      </w:r>
+    </w:p>
+    <w:p>
+      <w:pPr>
+        <w:shd w:val="clear" w:color="auto" w:fill="1E1E1E"/>
+        <w:spacing w:after="0" w:line="270" w:lineRule="atLeast"/>
+        <w:rPr>
+          <w:rFonts w:ascii="Menlo" w:eastAsia="Times New Roman" w:hAnsi="Menlo" w:cs="Menlo"/>
+          <w:color w:val="D4D4D4"/>
+          <w:kern w:val="0"/>
+          <w:sz w:val="18"/>
+          <w:szCs w:val="18"/>
+          <w14:ligatures w14:val="none"/>
+        </w:rPr>
+      </w:pPr>
+      <w:r>
+        <w:rPr>
+          <w:rFonts w:ascii="Menlo" w:eastAsia="Times New Roman" w:hAnsi="Menlo" w:cs="Menlo"/>
+          <w:color w:val="D4D4D4"/>
+          <w:kern w:val="0"/>
+          <w:sz w:val="18"/>
+          <w:szCs w:val="18"/>
+          <w14:ligatures w14:val="none"/>
+        </w:rPr>
+        <w:t xml:space="preserve">        </w:t>
+      </w:r>
+      <w:r>
+        <w:rPr>
+          <w:rFonts w:ascii="Menlo" w:eastAsia="Times New Roman" w:hAnsi="Menlo" w:cs="Menlo"/>
+          <w:color w:val="9CDCFE"/>
+          <w:kern w:val="0"/>
+          <w:sz w:val="18"/>
+          <w:szCs w:val="18"/>
+          <w14:ligatures w14:val="none"/>
+        </w:rPr>
+        <w:t>stage</w:t>
+      </w:r>
+      <w:r>
+        <w:rPr>
+          <w:rFonts w:ascii="Menlo" w:eastAsia="Times New Roman" w:hAnsi="Menlo" w:cs="Menlo"/>
+          <w:color w:val="D4D4D4"/>
+          <w:kern w:val="0"/>
+          <w:sz w:val="18"/>
+          <w:szCs w:val="18"/>
+          <w14:ligatures w14:val="none"/>
+        </w:rPr>
+        <w:t>.</w:t>
+      </w:r>
+      <w:r>
+        <w:rPr>
+          <w:rFonts w:ascii="Menlo" w:eastAsia="Times New Roman" w:hAnsi="Menlo" w:cs="Menlo"/>
+          <w:color w:val="DCDCAA"/>
+          <w:kern w:val="0"/>
+          <w:sz w:val="18"/>
+          <w:szCs w:val="18"/>
+          <w14:ligatures w14:val="none"/>
+        </w:rPr>
+        <w:t>setTitle</w:t>
+      </w:r>
+      <w:r>
+        <w:rPr>
+          <w:rFonts w:ascii="Menlo" w:eastAsia="Times New Roman" w:hAnsi="Menlo" w:cs="Menlo"/>
+          <w:color w:val="D4D4D4"/>
+          <w:kern w:val="0"/>
+          <w:sz w:val="18"/>
+          <w:szCs w:val="18"/>
+          <w14:ligatures w14:val="none"/>
+        </w:rPr>
+        <w:t>(</w:t>
+      </w:r>
+      <w:r>
+        <w:rPr>
+          <w:rFonts w:ascii="Menlo" w:eastAsia="Times New Roman" w:hAnsi="Menlo" w:cs="Menlo"/>
+          <w:color w:val="CE9178"/>
+          <w:kern w:val="0"/>
+          <w:sz w:val="18"/>
+          <w:szCs w:val="18"/>
+          <w14:ligatures w14:val="none"/>
+        </w:rPr>
+        <w:t>"GridPane Example"</w:t>
+      </w:r>
+      <w:r>
+        <w:rPr>
+          <w:rFonts w:ascii="Menlo" w:eastAsia="Times New Roman" w:hAnsi="Menlo" w:cs="Menlo"/>
+          <w:color w:val="D4D4D4"/>
+          <w:kern w:val="0"/>
+          <w:sz w:val="18"/>
+          <w:szCs w:val="18"/>
+          <w14:ligatures w14:val="none"/>
+        </w:rPr>
+        <w:t>);</w:t>
+      </w:r>
+    </w:p>
+    <w:p>
+      <w:pPr>
+        <w:shd w:val="clear" w:color="auto" w:fill="1E1E1E"/>
+        <w:spacing w:after="0" w:line="270" w:lineRule="atLeast"/>
+        <w:rPr>
+          <w:rFonts w:ascii="Menlo" w:eastAsia="Times New Roman" w:hAnsi="Menlo" w:cs="Menlo"/>
+          <w:color w:val="D4D4D4"/>
+          <w:kern w:val="0"/>
+          <w:sz w:val="18"/>
+          <w:szCs w:val="18"/>
+          <w14:ligatures w14:val="none"/>
+        </w:rPr>
+      </w:pPr>
+      <w:r>
+        <w:rPr>
+          <w:rFonts w:ascii="Menlo" w:eastAsia="Times New Roman" w:hAnsi="Menlo" w:cs="Menlo"/>
+          <w:color w:val="D4D4D4"/>
+          <w:kern w:val="0"/>
+          <w:sz w:val="18"/>
+          <w:szCs w:val="18"/>
+          <w14:ligatures w14:val="none"/>
+        </w:rPr>
+        <w:t xml:space="preserve">        </w:t>
+      </w:r>
+      <w:r>
+        <w:rPr>
+          <w:rFonts w:ascii="Menlo" w:eastAsia="Times New Roman" w:hAnsi="Menlo" w:cs="Menlo"/>
+          <w:color w:val="9CDCFE"/>
+          <w:kern w:val="0"/>
+          <w:sz w:val="18"/>
+          <w:szCs w:val="18"/>
+          <w14:ligatures w14:val="none"/>
+        </w:rPr>
+        <w:t>stage</w:t>
+      </w:r>
+      <w:r>
+        <w:rPr>
+          <w:rFonts w:ascii="Menlo" w:eastAsia="Times New Roman" w:hAnsi="Menlo" w:cs="Menlo"/>
+          <w:color w:val="D4D4D4"/>
+          <w:kern w:val="0"/>
+          <w:sz w:val="18"/>
+          <w:szCs w:val="18"/>
+          <w14:ligatures w14:val="none"/>
+        </w:rPr>
+        <w:t>.</w:t>
+      </w:r>
+      <w:r>
+        <w:rPr>
+          <w:rFonts w:ascii="Menlo" w:eastAsia="Times New Roman" w:hAnsi="Menlo" w:cs="Menlo"/>
+          <w:color w:val="DCDCAA"/>
+          <w:kern w:val="0"/>
+          <w:sz w:val="18"/>
+          <w:szCs w:val="18"/>
+          <w14:ligatures w14:val="none"/>
+        </w:rPr>
+        <w:t>setScene</w:t>
+      </w:r>
+      <w:r>
+        <w:rPr>
+          <w:rFonts w:ascii="Menlo" w:eastAsia="Times New Roman" w:hAnsi="Menlo" w:cs="Menlo"/>
+          <w:color w:val="D4D4D4"/>
+          <w:kern w:val="0"/>
+          <w:sz w:val="18"/>
+          <w:szCs w:val="18"/>
+          <w14:ligatures w14:val="none"/>
+        </w:rPr>
+        <w:t>(scene);</w:t>
+      </w:r>
+    </w:p>
+    <w:p>
+      <w:pPr>
+        <w:shd w:val="clear" w:color="auto" w:fill="1E1E1E"/>
+        <w:spacing w:after="0" w:line="270" w:lineRule="atLeast"/>
+        <w:rPr>
+          <w:rFonts w:ascii="Menlo" w:eastAsia="Times New Roman" w:hAnsi="Menlo" w:cs="Menlo"/>
+          <w:color w:val="D4D4D4"/>
+          <w:kern w:val="0"/>
+          <w:sz w:val="18"/>
+          <w:szCs w:val="18"/>
+          <w14:ligatures w14:val="none"/>
+        </w:rPr>
+      </w:pPr>
+      <w:r>
+        <w:rPr>
+          <w:rFonts w:ascii="Menlo" w:eastAsia="Times New Roman" w:hAnsi="Menlo" w:cs="Menlo"/>
+          <w:color w:val="D4D4D4"/>
+          <w:kern w:val="0"/>
+          <w:sz w:val="18"/>
+          <w:szCs w:val="18"/>
+          <w14:ligatures w14:val="none"/>
+        </w:rPr>
+        <w:t xml:space="preserve">        </w:t>
+      </w:r>
+      <w:r>
+        <w:rPr>
+          <w:rFonts w:ascii="Menlo" w:eastAsia="Times New Roman" w:hAnsi="Menlo" w:cs="Menlo"/>
+          <w:color w:val="9CDCFE"/>
+          <w:kern w:val="0"/>
+          <w:sz w:val="18"/>
+          <w:szCs w:val="18"/>
+          <w14:ligatures w14:val="none"/>
+        </w:rPr>
+        <w:t>stage</w:t>
+      </w:r>
+      <w:r>
+        <w:rPr>
+          <w:rFonts w:ascii="Menlo" w:eastAsia="Times New Roman" w:hAnsi="Menlo" w:cs="Menlo"/>
+          <w:color w:val="D4D4D4"/>
+          <w:kern w:val="0"/>
+          <w:sz w:val="18"/>
+          <w:szCs w:val="18"/>
+          <w14:ligatures w14:val="none"/>
+        </w:rPr>
+        <w:t>.</w:t>
+      </w:r>
+      <w:r>
+        <w:rPr>
+          <w:rFonts w:ascii="Menlo" w:eastAsia="Times New Roman" w:hAnsi="Menlo" w:cs="Menlo"/>
+          <w:color w:val="DCDCAA"/>
+          <w:kern w:val="0"/>
+          <w:sz w:val="18"/>
+          <w:szCs w:val="18"/>
+          <w14:ligatures w14:val="none"/>
+        </w:rPr>
+        <w:t>show</w:t>
+      </w:r>
+      <w:r>
+        <w:rPr>
+          <w:rFonts w:ascii="Menlo" w:eastAsia="Times New Roman" w:hAnsi="Menlo" w:cs="Menlo"/>
+          <w:color w:val="D4D4D4"/>
+          <w:kern w:val="0"/>
+          <w:sz w:val="18"/>
+          <w:szCs w:val="18"/>
+          <w14:ligatures w14:val="none"/>
+        </w:rPr>
+        <w:t>();</w:t>
+      </w:r>
+    </w:p>
+    <w:p>
+      <w:pPr>
+        <w:shd w:val="clear" w:color="auto" w:fill="1E1E1E"/>
+        <w:spacing w:after="0" w:line="270" w:lineRule="atLeast"/>
+        <w:rPr>
+          <w:rFonts w:ascii="Menlo" w:eastAsia="Times New Roman" w:hAnsi="Menlo" w:cs="Menlo"/>
+          <w:color w:val="D4D4D4"/>
+          <w:kern w:val="0"/>
+          <w:sz w:val="18"/>
+          <w:szCs w:val="18"/>
+          <w14:ligatures w14:val="none"/>
+        </w:rPr>
+      </w:pPr>
+      <w:r>
+        <w:rPr>
+          <w:rFonts w:ascii="Menlo" w:eastAsia="Times New Roman" w:hAnsi="Menlo" w:cs="Menlo"/>
+          <w:color w:val="D4D4D4"/>
+          <w:kern w:val="0"/>
+          <w:sz w:val="18"/>
+          <w:szCs w:val="18"/>
+          <w14:ligatures w14:val="none"/>
+        </w:rPr>
+        <w:t xml:space="preserve">    }</w:t>
+      </w:r>
+    </w:p>
+    <w:p>
+      <w:pPr>
+        <w:shd w:val="clear" w:color="auto" w:fill="1E1E1E"/>
+        <w:spacing w:after="0" w:line="270" w:lineRule="atLeast"/>
+        <w:rPr>
+          <w:rFonts w:ascii="Menlo" w:eastAsia="Times New Roman" w:hAnsi="Menlo" w:cs="Menlo"/>
+          <w:color w:val="D4D4D4"/>
+          <w:kern w:val="0"/>
+          <w:sz w:val="18"/>
+          <w:szCs w:val="18"/>
+          <w14:ligatures w14:val="none"/>
+        </w:rPr>
+      </w:pPr>
+    </w:p>
+    <w:p>
+      <w:pPr>
+        <w:shd w:val="clear" w:color="auto" w:fill="1E1E1E"/>
+        <w:spacing w:after="0" w:line="270" w:lineRule="atLeast"/>
+        <w:rPr>
+          <w:rFonts w:ascii="Menlo" w:eastAsia="Times New Roman" w:hAnsi="Menlo" w:cs="Menlo"/>
+          <w:color w:val="D4D4D4"/>
+          <w:kern w:val="0"/>
+          <w:sz w:val="18"/>
+          <w:szCs w:val="18"/>
+          <w14:ligatures w14:val="none"/>
+        </w:rPr>
+      </w:pPr>
+      <w:r>
+        <w:rPr>
+          <w:rFonts w:ascii="Menlo" w:eastAsia="Times New Roman" w:hAnsi="Menlo" w:cs="Menlo"/>
+          <w:color w:val="D4D4D4"/>
+          <w:kern w:val="0"/>
+          <w:sz w:val="18"/>
+          <w:szCs w:val="18"/>
+          <w14:ligatures w14:val="none"/>
+        </w:rPr>
+        <w:t xml:space="preserve">    </w:t>
+      </w:r>
+      <w:r>
+        <w:rPr>
+          <w:rFonts w:ascii="Menlo" w:eastAsia="Times New Roman" w:hAnsi="Menlo" w:cs="Menlo"/>
+          <w:color w:val="569CD6"/>
+          <w:kern w:val="0"/>
+          <w:sz w:val="18"/>
+          <w:szCs w:val="18"/>
+          <w14:ligatures w14:val="none"/>
+        </w:rPr>
+        <w:t>public</w:t>
+      </w:r>
+      <w:r>
+        <w:rPr>
+          <w:rFonts w:ascii="Menlo" w:eastAsia="Times New Roman" w:hAnsi="Menlo" w:cs="Menlo"/>
+          <w:color w:val="D4D4D4"/>
+          <w:kern w:val="0"/>
+          <w:sz w:val="18"/>
+          <w:szCs w:val="18"/>
+          <w14:ligatures w14:val="none"/>
+        </w:rPr>
+        <w:t xml:space="preserve"> </w:t>
+      </w:r>
+      <w:r>
+        <w:rPr>
+          <w:rFonts w:ascii="Menlo" w:eastAsia="Times New Roman" w:hAnsi="Menlo" w:cs="Menlo"/>
+          <w:color w:val="569CD6"/>
+          <w:kern w:val="0"/>
+          <w:sz w:val="18"/>
+          <w:szCs w:val="18"/>
+          <w14:ligatures w14:val="none"/>
+        </w:rPr>
+        <w:t>static</w:t>
+      </w:r>
+      <w:r>
+        <w:rPr>
+          <w:rFonts w:ascii="Menlo" w:eastAsia="Times New Roman" w:hAnsi="Menlo" w:cs="Menlo"/>
+          <w:color w:val="D4D4D4"/>
+          <w:kern w:val="0"/>
+          <w:sz w:val="18"/>
+          <w:szCs w:val="18"/>
+          <w14:ligatures w14:val="none"/>
+        </w:rPr>
+        <w:t xml:space="preserve"> </w:t>
+      </w:r>
+      <w:r>
+        <w:rPr>
+          <w:rFonts w:ascii="Menlo" w:eastAsia="Times New Roman" w:hAnsi="Menlo" w:cs="Menlo"/>
+          <w:color w:val="4EC9B0"/>
+          <w:kern w:val="0"/>
+          <w:sz w:val="18"/>
+          <w:szCs w:val="18"/>
+          <w14:ligatures w14:val="none"/>
+        </w:rPr>
+        <w:t>void</w:t>
+      </w:r>
+      <w:r>
+        <w:rPr>
+          <w:rFonts w:ascii="Menlo" w:eastAsia="Times New Roman" w:hAnsi="Menlo" w:cs="Menlo"/>
+          <w:color w:val="D4D4D4"/>
+          <w:kern w:val="0"/>
+          <w:sz w:val="18"/>
+          <w:szCs w:val="18"/>
+          <w14:ligatures w14:val="none"/>
+        </w:rPr>
+        <w:t xml:space="preserve"> </w:t>
+      </w:r>
+      <w:r>
+        <w:rPr>
+          <w:rFonts w:ascii="Menlo" w:eastAsia="Times New Roman" w:hAnsi="Menlo" w:cs="Menlo"/>
+          <w:color w:val="DCDCAA"/>
+          <w:kern w:val="0"/>
+          <w:sz w:val="18"/>
+          <w:szCs w:val="18"/>
+          <w14:ligatures w14:val="none"/>
+        </w:rPr>
+        <w:t>main</w:t>
+      </w:r>
+      <w:r>
+        <w:rPr>
+          <w:rFonts w:ascii="Menlo" w:eastAsia="Times New Roman" w:hAnsi="Menlo" w:cs="Menlo"/>
+          <w:color w:val="D4D4D4"/>
+          <w:kern w:val="0"/>
+          <w:sz w:val="18"/>
+          <w:szCs w:val="18"/>
+          <w14:ligatures w14:val="none"/>
+        </w:rPr>
+        <w:t>(</w:t>
+      </w:r>
+      <w:r>
+        <w:rPr>
+          <w:rFonts w:ascii="Menlo" w:eastAsia="Times New Roman" w:hAnsi="Menlo" w:cs="Menlo"/>
+          <w:color w:val="4EC9B0"/>
+          <w:kern w:val="0"/>
+          <w:sz w:val="18"/>
+          <w:szCs w:val="18"/>
+          <w14:ligatures w14:val="none"/>
+        </w:rPr>
+        <w:t>String</w:t>
+      </w:r>
+      <w:r>
+        <w:rPr>
+          <w:rFonts w:ascii="Menlo" w:eastAsia="Times New Roman" w:hAnsi="Menlo" w:cs="Menlo"/>
+          <w:color w:val="D4D4D4"/>
+          <w:kern w:val="0"/>
+          <w:sz w:val="18"/>
+          <w:szCs w:val="18"/>
+          <w14:ligatures w14:val="none"/>
+        </w:rPr>
+        <w:t xml:space="preserve">[] </w:t>
+      </w:r>
+      <w:r>
+        <w:rPr>
+          <w:rFonts w:ascii="Menlo" w:eastAsia="Times New Roman" w:hAnsi="Menlo" w:cs="Menlo"/>
+          <w:color w:val="9CDCFE"/>
+          <w:kern w:val="0"/>
+          <w:sz w:val="18"/>
+          <w:szCs w:val="18"/>
+          <w14:ligatures w14:val="none"/>
+        </w:rPr>
+        <w:t>args</w:t>
+      </w:r>
+      <w:r>
+        <w:rPr>
+          <w:rFonts w:ascii="Menlo" w:eastAsia="Times New Roman" w:hAnsi="Menlo" w:cs="Menlo"/>
+          <w:color w:val="D4D4D4"/>
+          <w:kern w:val="0"/>
+          <w:sz w:val="18"/>
+          <w:szCs w:val="18"/>
+          <w14:ligatures w14:val="none"/>
+        </w:rPr>
+        <w:t>) {</w:t>
+      </w:r>
+    </w:p>
+    <w:p>
+      <w:pPr>
+        <w:shd w:val="clear" w:color="auto" w:fill="1E1E1E"/>
+        <w:spacing w:after="0" w:line="270" w:lineRule="atLeast"/>
+        <w:rPr>
+          <w:rFonts w:ascii="Menlo" w:eastAsia="Times New Roman" w:hAnsi="Menlo" w:cs="Menlo"/>
+          <w:color w:val="D4D4D4"/>
+          <w:kern w:val="0"/>
+          <w:sz w:val="18"/>
+          <w:szCs w:val="18"/>
+          <w14:ligatures w14:val="none"/>
+        </w:rPr>
+      </w:pPr>
+      <w:r>
+        <w:rPr>
+          <w:rFonts w:ascii="Menlo" w:eastAsia="Times New Roman" w:hAnsi="Menlo" w:cs="Menlo"/>
+          <w:color w:val="D4D4D4"/>
+          <w:kern w:val="0"/>
+          <w:sz w:val="18"/>
+          <w:szCs w:val="18"/>
+          <w14:ligatures w14:val="none"/>
+        </w:rPr>
+        <w:t xml:space="preserve">        </w:t>
+      </w:r>
+      <w:r>
+        <w:rPr>
+          <w:rFonts w:ascii="Menlo" w:eastAsia="Times New Roman" w:hAnsi="Menlo" w:cs="Menlo"/>
+          <w:color w:val="DCDCAA"/>
+          <w:kern w:val="0"/>
+          <w:sz w:val="18"/>
+          <w:szCs w:val="18"/>
+          <w14:ligatures w14:val="none"/>
+        </w:rPr>
+        <w:t>launch</w:t>
+      </w:r>
+      <w:r>
+        <w:rPr>
+          <w:rFonts w:ascii="Menlo" w:eastAsia="Times New Roman" w:hAnsi="Menlo" w:cs="Menlo"/>
+          <w:color w:val="D4D4D4"/>
+          <w:kern w:val="0"/>
+          <w:sz w:val="18"/>
+          <w:szCs w:val="18"/>
+          <w14:ligatures w14:val="none"/>
+        </w:rPr>
+        <w:t>(args);</w:t>
+      </w:r>
+    </w:p>
+    <w:p>
+      <w:pPr>
+        <w:shd w:val="clear" w:color="auto" w:fill="1E1E1E"/>
+        <w:spacing w:after="0" w:line="270" w:lineRule="atLeast"/>
+        <w:rPr>
+          <w:rFonts w:ascii="Menlo" w:eastAsia="Times New Roman" w:hAnsi="Menlo" w:cs="Menlo"/>
+          <w:color w:val="D4D4D4"/>
+          <w:kern w:val="0"/>
+          <w:sz w:val="18"/>
+          <w:szCs w:val="18"/>
+          <w14:ligatures w14:val="none"/>
+        </w:rPr>
+      </w:pPr>
+      <w:r>
+        <w:rPr>
+          <w:rFonts w:ascii="Menlo" w:eastAsia="Times New Roman" w:hAnsi="Menlo" w:cs="Menlo"/>
+          <w:color w:val="D4D4D4"/>
+          <w:kern w:val="0"/>
+          <w:sz w:val="18"/>
+          <w:szCs w:val="18"/>
+          <w14:ligatures w14:val="none"/>
+        </w:rPr>
+        <w:t xml:space="preserve">    }</w:t>
+      </w:r>
+    </w:p>
+    <w:p>
+      <w:pPr>
+        <w:shd w:val="clear" w:color="auto" w:fill="1E1E1E"/>
+        <w:spacing w:after="0" w:line="270" w:lineRule="atLeast"/>
+        <w:rPr>
+          <w:rFonts w:ascii="Menlo" w:eastAsia="Times New Roman" w:hAnsi="Menlo" w:cs="Menlo"/>
+          <w:color w:val="D4D4D4"/>
+          <w:kern w:val="0"/>
+          <w:sz w:val="18"/>
+          <w:szCs w:val="18"/>
+          <w14:ligatures w14:val="none"/>
+        </w:rPr>
+      </w:pPr>
+      <w:r>
+        <w:rPr>
+          <w:rFonts w:ascii="Menlo" w:eastAsia="Times New Roman" w:hAnsi="Menlo" w:cs="Menlo"/>
+          <w:color w:val="D4D4D4"/>
+          <w:kern w:val="0"/>
+          <w:sz w:val="18"/>
+          <w:szCs w:val="18"/>
+          <w14:ligatures w14:val="none"/>
+        </w:rPr>
+        <w:t>}</w:t>
       </w:r>
     </w:p>
     <w:p/>
+    <w:p/>
+    <w:p>
+      <w:r>
+        <w:t>Both have their</w:t>
+      </w:r>
+      <w:r>
+        <w:t xml:space="preserve"> strengths and weaknesses for their uses in JavaFX. VBox is best used in simple layouts, while GridPanes are better for more advanced organized proportions. Simplicity and structure are the foundation to developing great </w:t>
+      </w:r>
+      <w:r>
+        <w:t>code. The best option is to choose which is better to use based on the design, layout, and structure being developed.</w:t>
+      </w:r>
+    </w:p>
+    <w:p/>
     <w:p>
       <w:r>
         <w:t>References:</w:t>
       </w:r>
     </w:p>
     <w:p>
-      <w:r>
-        <w:t xml:space="preserve">Eck, D. J. (2022). </w:t>
-      </w:r>
-      <w:r>
-        <w:rPr>
-          <w:rStyle w:val="Emphasis"/>
-        </w:rPr>
-        <w:t>Introduction to Programming Using Java</w:t>
-      </w:r>
-      <w:r>
-        <w:t>. Hobart and William Smith Colleges.</w:t>
-      </w:r>
+      <w:proofErr w:type="spellStart"/>
+      <w:r>
+        <w:t>GeeksForGeeks</w:t>
+      </w:r>
+      <w:proofErr w:type="spellEnd"/>
+      <w:r>
+        <w:t xml:space="preserve"> June 6</w:t>
+      </w:r>
+      <w:r>
+        <w:rPr>
+          <w:vertAlign w:val="superscript"/>
+        </w:rPr>
+        <w:t>th</w:t>
+      </w:r>
+      <w:r>
+        <w:t xml:space="preserve"> 2019  </w:t>
+      </w:r>
+      <w:r>
+        <w:fldChar w:fldCharType="begin"/>
+      </w:r>
+      <w:r>
+        <w:instrText>HYPERLINK "https://www.geeksforgeeks.org/java/javafx-how-to-set-padding-between-nodes-of-a-gridpane/"</w:instrText>
+      </w:r>
+      <w:r>
+        <w:fldChar w:fldCharType="separate"/>
+      </w:r>
+      <w:r>
+        <w:rPr>
+          <w:rStyle w:val="Hyperlink"/>
+        </w:rPr>
+        <w:t>https://www.geeksforgeeks.org/java/javafx-how-to-set-padding-between-nodes-of-a-gridpane/</w:t>
+      </w:r>
+      <w:r>
+        <w:fldChar w:fldCharType="end"/>
+      </w:r>
+    </w:p>
+    <w:p>
+      <w:r>
+        <w:t>Jakob Jenkov March 9</w:t>
+      </w:r>
+      <w:r>
+        <w:rPr>
+          <w:vertAlign w:val="superscript"/>
+        </w:rPr>
+        <w:t>th</w:t>
+      </w:r>
+      <w:proofErr w:type="gramStart"/>
+      <w:r>
+        <w:t xml:space="preserve"> 2021</w:t>
+      </w:r>
+      <w:proofErr w:type="gramEnd"/>
       <w:r>
         <w:t xml:space="preserve"> </w:t>
       </w:r>
@@ -961,23 +5858,25 @@
           <w:rPr>
             <w:rStyle w:val="Hyperlink"/>
           </w:rPr>
-          <w:t>https://math.hws.edu/javanotes/</w:t>
+          <w:t>https://jenkov.com/tutorials/javafx/vbox.html</w:t>
         </w:r>
       </w:hyperlink>
     </w:p>
     <w:p>
       <w:r>
-        <w:t xml:space="preserve">Oracle Corporation. (2023). </w:t>
-      </w:r>
-      <w:r>
-        <w:rPr>
-          <w:rStyle w:val="Emphasis"/>
-        </w:rPr>
-        <w:t>JavaFX Layout Panes</w:t>
-      </w:r>
-      <w:r>
-        <w:t>.</w:t>
-      </w:r>
+        <w:t>Jakob Jenkov April 29</w:t>
+      </w:r>
+      <w:r>
+        <w:rPr>
+          <w:vertAlign w:val="superscript"/>
+        </w:rPr>
+        <w:t>th</w:t>
+      </w:r>
+      <w:proofErr w:type="gramStart"/>
+      <w:r>
+        <w:t xml:space="preserve"> 2020</w:t>
+      </w:r>
+      <w:proofErr w:type="gramEnd"/>
       <w:r>
         <w:t xml:space="preserve"> </w:t>
       </w:r>
@@ -986,23 +5885,30 @@
           <w:rPr>
             <w:rStyle w:val="Hyperlink"/>
           </w:rPr>
-          <w:t>https://docs.oracle.com/javase/8/javafx/layout-tutorial/layoutpanes.htm</w:t>
+          <w:t>https://jenkov.com/tutorials/javafx/gridpane.html</w:t>
         </w:r>
       </w:hyperlink>
     </w:p>
     <w:p>
-      <w:r>
-        <w:t xml:space="preserve">Oracle Corporation. (2023). </w:t>
-      </w:r>
-      <w:r>
-        <w:rPr>
-          <w:rStyle w:val="Emphasis"/>
-        </w:rPr>
-        <w:t>Class VBox (JavaFX API)</w:t>
-      </w:r>
-      <w:r>
-        <w:t>.</w:t>
-      </w:r>
+      <w:proofErr w:type="spellStart"/>
+      <w:r>
+        <w:t>GeeksForGeeks</w:t>
+      </w:r>
+      <w:proofErr w:type="spellEnd"/>
+      <w:r>
+        <w:t xml:space="preserve"> September 6</w:t>
+      </w:r>
+      <w:r>
+        <w:rPr>
+          <w:vertAlign w:val="superscript"/>
+        </w:rPr>
+        <w:t>th</w:t>
+      </w:r>
+      <w:proofErr w:type="gramStart"/>
+      <w:r>
+        <w:t xml:space="preserve"> 2018</w:t>
+      </w:r>
+      <w:proofErr w:type="gramEnd"/>
       <w:r>
         <w:t xml:space="preserve"> </w:t>
       </w:r>
@@ -1011,32 +5917,7 @@
           <w:rPr>
             <w:rStyle w:val="Hyperlink"/>
           </w:rPr>
-          <w:t>https://docs.oracle.com/javase/8/javafx/api/javafx/scene/layout/VBox.html</w:t>
-        </w:r>
-      </w:hyperlink>
-    </w:p>
-    <w:p>
-      <w:r>
-        <w:t xml:space="preserve">Oracle Corporation. (2023). </w:t>
-      </w:r>
-      <w:r>
-        <w:rPr>
-          <w:rStyle w:val="Emphasis"/>
-        </w:rPr>
-        <w:t>Class GridPane (JavaFX API)</w:t>
-      </w:r>
-      <w:r>
-        <w:t>.</w:t>
-      </w:r>
-      <w:r>
-        <w:t xml:space="preserve"> </w:t>
-      </w:r>
-      <w:hyperlink r:id="rId7" w:history="1">
-        <w:r>
-          <w:rPr>
-            <w:rStyle w:val="Hyperlink"/>
-          </w:rPr>
-          <w:t>https://docs.oracle.com/javase/8/javafx/api/javafx/scene/layout/GridPane.html</w:t>
+          <w:t>https://www.geeksforgeeks.org/java/javafx-vbox-class/</w:t>
         </w:r>
       </w:hyperlink>
     </w:p>
